--- a/docs/entregables/01-evaluacion-critica/Informe-evaluacion-critica.docx
+++ b/docs/entregables/01-evaluacion-critica/Informe-evaluacion-critica.docx
@@ -166,6 +166,14 @@
         <w:jc w:val="center"/>
         <w:tblLayout w:type="fixed"/>
         <w:tblLook w:firstColumn="1" w:firstRow="1" w:lastColumn="0" w:lastRow="0" w:noHBand="0" w:noVBand="1" w:val="04A0"/>
+        <w:tblBorders>
+          <w:top w:val="single" w:sz="4" w:color="BFBFBF"/>
+          <w:left w:val="single" w:sz="4" w:color="BFBFBF"/>
+          <w:bottom w:val="single" w:sz="4" w:color="BFBFBF"/>
+          <w:right w:val="single" w:sz="4" w:color="BFBFBF"/>
+          <w:insideH w:val="single" w:sz="4" w:color="BFBFBF"/>
+          <w:insideV w:val="single" w:sz="4" w:color="BFBFBF"/>
+        </w:tblBorders>
       </w:tblPr>
       <w:tblGrid>
         <w:gridCol w:w="3400"/>
@@ -969,6 +977,14 @@
         <w:jc w:val="center"/>
         <w:tblLayout w:type="fixed"/>
         <w:tblLook w:firstColumn="1" w:firstRow="1" w:lastColumn="0" w:lastRow="0" w:noHBand="0" w:noVBand="1" w:val="04A0"/>
+        <w:tblBorders>
+          <w:top w:val="single" w:sz="4" w:color="BFBFBF"/>
+          <w:left w:val="single" w:sz="4" w:color="BFBFBF"/>
+          <w:bottom w:val="single" w:sz="4" w:color="BFBFBF"/>
+          <w:right w:val="single" w:sz="4" w:color="BFBFBF"/>
+          <w:insideH w:val="single" w:sz="4" w:color="BFBFBF"/>
+          <w:insideV w:val="single" w:sz="4" w:color="BFBFBF"/>
+        </w:tblBorders>
       </w:tblPr>
       <w:tblGrid>
         <w:gridCol w:w="3400"/>
@@ -1627,6 +1643,14 @@
         <w:jc w:val="center"/>
         <w:tblLayout w:type="fixed"/>
         <w:tblLook w:firstColumn="1" w:firstRow="1" w:lastColumn="0" w:lastRow="0" w:noHBand="0" w:noVBand="1" w:val="04A0"/>
+        <w:tblBorders>
+          <w:top w:val="single" w:sz="4" w:color="BFBFBF"/>
+          <w:left w:val="single" w:sz="4" w:color="BFBFBF"/>
+          <w:bottom w:val="single" w:sz="4" w:color="BFBFBF"/>
+          <w:right w:val="single" w:sz="4" w:color="BFBFBF"/>
+          <w:insideH w:val="single" w:sz="4" w:color="BFBFBF"/>
+          <w:insideV w:val="single" w:sz="4" w:color="BFBFBF"/>
+        </w:tblBorders>
       </w:tblPr>
       <w:tblGrid>
         <w:gridCol w:w="5100"/>
@@ -2041,6 +2065,14 @@
         <w:jc w:val="center"/>
         <w:tblLayout w:type="fixed"/>
         <w:tblLook w:firstColumn="1" w:firstRow="1" w:lastColumn="0" w:lastRow="0" w:noHBand="0" w:noVBand="1" w:val="04A0"/>
+        <w:tblBorders>
+          <w:top w:val="single" w:sz="4" w:color="BFBFBF"/>
+          <w:left w:val="single" w:sz="4" w:color="BFBFBF"/>
+          <w:bottom w:val="single" w:sz="4" w:color="BFBFBF"/>
+          <w:right w:val="single" w:sz="4" w:color="BFBFBF"/>
+          <w:insideH w:val="single" w:sz="4" w:color="BFBFBF"/>
+          <w:insideV w:val="single" w:sz="4" w:color="BFBFBF"/>
+        </w:tblBorders>
       </w:tblPr>
       <w:tblGrid>
         <w:gridCol w:w="3400"/>
@@ -2454,6 +2486,8 @@
       </w:r>
     </w:p>
     <w:sectPr>
+      <w:footerReference w:type="default" r:id="rId12"/>
+      <w:headerReference w:type="default" r:id="rId13"/>
       <w:pgSz w:w="12240" w:h="15840"/>
       <w:pgMar w:top="794" w:right="1020" w:bottom="794" w:left="1020" w:header="720" w:footer="720" w:gutter="0"/>
       <w:cols w:space="720"/>
@@ -2461,6 +2495,84 @@
     </w:sectPr>
   </w:body>
 </w:document>
+</file>
+
+<file path=word/footer1.xml><?xml version="1.0" encoding="utf-8"?>
+<w:ftr xmlns:m="http://schemas.openxmlformats.org/officeDocument/2006/math" xmlns:mc="http://schemas.openxmlformats.org/markup-compatibility/2006" xmlns:mo="http://schemas.microsoft.com/office/mac/office/2008/main" xmlns:mv="urn:schemas-microsoft-com:mac:vml" xmlns:o="urn:schemas-microsoft-com:office:office" xmlns:r="http://schemas.openxmlformats.org/officeDocument/2006/relationships" xmlns:v="urn:schemas-microsoft-com:vml" xmlns:w10="urn:schemas-microsoft-com:office:word" xmlns:w14="http://schemas.microsoft.com/office/word/2010/wordml" xmlns:w="http://schemas.openxmlformats.org/wordprocessingml/2006/main" xmlns:wne="http://schemas.microsoft.com/office/word/2006/wordml" xmlns:wp14="http://schemas.microsoft.com/office/word/2010/wordprocessingDrawing" xmlns:wp="http://schemas.openxmlformats.org/drawingml/2006/wordprocessingDrawing" xmlns:wpc="http://schemas.microsoft.com/office/word/2010/wordprocessingCanvas" xmlns:wpg="http://schemas.microsoft.com/office/word/2010/wordprocessingGroup" xmlns:wpi="http://schemas.microsoft.com/office/word/2010/wordprocessingInk" xmlns:wps="http://schemas.microsoft.com/office/word/2010/wordprocessingShape" mc:Ignorable="w14 wp14">
+  <w:p>
+    <w:pPr>
+      <w:pStyle w:val="Footer"/>
+      <w:jc w:val="left"/>
+      <w:tabs>
+        <w:tab w:val="right" w:pos="10200"/>
+      </w:tabs>
+    </w:pPr>
+    <w:r/>
+    <w:r>
+      <w:rPr>
+        <w:color w:val="5B6B8C"/>
+        <w:sz w:val="14"/>
+      </w:rPr>
+      <w:t>Informe de evaluación crítica · Salazar Tocas &amp; Sauñe Fernandez</w:t>
+      <w:tab/>
+    </w:r>
+    <w:r>
+      <w:rPr>
+        <w:color w:val="5B6B8C"/>
+        <w:sz w:val="14"/>
+      </w:rPr>
+      <w:t xml:space="preserve">Página </w:t>
+    </w:r>
+    <w:r>
+      <w:rPr>
+        <w:color w:val="5B6B8C"/>
+        <w:sz w:val="14"/>
+      </w:rPr>
+      <w:fldChar w:fldCharType="begin"/>
+      <w:instrText xml:space="preserve"> PAGE </w:instrText>
+      <w:fldChar w:fldCharType="end"/>
+    </w:r>
+    <w:r>
+      <w:rPr>
+        <w:color w:val="5B6B8C"/>
+        <w:sz w:val="14"/>
+      </w:rPr>
+      <w:t xml:space="preserve"> de </w:t>
+    </w:r>
+    <w:r>
+      <w:rPr>
+        <w:color w:val="5B6B8C"/>
+        <w:sz w:val="14"/>
+      </w:rPr>
+      <w:fldChar w:fldCharType="begin"/>
+      <w:instrText xml:space="preserve"> NUMPAGES </w:instrText>
+      <w:fldChar w:fldCharType="end"/>
+    </w:r>
+  </w:p>
+</w:ftr>
+</file>
+
+<file path=word/header1.xml><?xml version="1.0" encoding="utf-8"?>
+<w:hdr xmlns:m="http://schemas.openxmlformats.org/officeDocument/2006/math" xmlns:mc="http://schemas.openxmlformats.org/markup-compatibility/2006" xmlns:mo="http://schemas.microsoft.com/office/mac/office/2008/main" xmlns:mv="urn:schemas-microsoft-com:mac:vml" xmlns:o="urn:schemas-microsoft-com:office:office" xmlns:r="http://schemas.openxmlformats.org/officeDocument/2006/relationships" xmlns:v="urn:schemas-microsoft-com:vml" xmlns:w10="urn:schemas-microsoft-com:office:word" xmlns:w14="http://schemas.microsoft.com/office/word/2010/wordml" xmlns:w="http://schemas.openxmlformats.org/wordprocessingml/2006/main" xmlns:wne="http://schemas.microsoft.com/office/word/2006/wordml" xmlns:wp14="http://schemas.microsoft.com/office/word/2010/wordprocessingDrawing" xmlns:wp="http://schemas.openxmlformats.org/drawingml/2006/wordprocessingDrawing" xmlns:wpc="http://schemas.microsoft.com/office/word/2010/wordprocessingCanvas" xmlns:wpg="http://schemas.microsoft.com/office/word/2010/wordprocessingGroup" xmlns:wpi="http://schemas.microsoft.com/office/word/2010/wordprocessingInk" xmlns:wps="http://schemas.microsoft.com/office/word/2010/wordprocessingShape" mc:Ignorable="w14 wp14">
+  <w:p>
+    <w:pPr>
+      <w:pStyle w:val="Header"/>
+      <w:jc w:val="right"/>
+      <w:pBdr>
+        <w:bottom w:val="single" w:sz="4" w:color="BFBFBF" w:space="3"/>
+      </w:pBdr>
+    </w:pPr>
+    <w:r/>
+    <w:r>
+      <w:rPr>
+        <w:i/>
+        <w:color w:val="5B6B8C"/>
+        <w:sz w:val="14"/>
+      </w:rPr>
+      <w:t>Investigación V · Sesión 01 · UPeU</w:t>
+    </w:r>
+  </w:p>
+</w:hdr>
 </file>
 
 <file path=word/numbering.xml><?xml version="1.0" encoding="utf-8"?>

--- a/docs/entregables/01-evaluacion-critica/Informe-evaluacion-critica.docx
+++ b/docs/entregables/01-evaluacion-critica/Informe-evaluacion-critica.docx
@@ -91,7 +91,7 @@
       <w:r>
         <w:rPr>
           <w:b/>
-          <w:color w:val="0F8A7D"/>
+          <w:color w:val="1F4E79"/>
           <w:sz w:val="29"/>
         </w:rPr>
         <w:t>INFORME DE EVALUACIÓN CRÍTICA DE RESULTADOS</w:t>
@@ -121,7 +121,7 @@
       <w:r>
         <w:rPr>
           <w:b/>
-          <w:color w:val="0F8A7D"/>
+          <w:color w:val="1F4E79"/>
           <w:sz w:val="25"/>
         </w:rPr>
         <w:t>1 ·  Qué se abordó de manera objetiva</w:t>
@@ -184,7 +184,7 @@
         <w:tc>
           <w:tcPr>
             <w:tcW w:type="dxa" w:w="2494"/>
-            <w:shd w:val="clear" w:fill="0F8A7D"/>
+            <w:shd w:val="clear" w:fill="1F4E79"/>
           </w:tcPr>
           <w:p>
             <w:r/>
@@ -201,7 +201,7 @@
         <w:tc>
           <w:tcPr>
             <w:tcW w:type="dxa" w:w="3061"/>
-            <w:shd w:val="clear" w:fill="0F8A7D"/>
+            <w:shd w:val="clear" w:fill="1F4E79"/>
           </w:tcPr>
           <w:p>
             <w:r/>
@@ -218,7 +218,7 @@
         <w:tc>
           <w:tcPr>
             <w:tcW w:type="dxa" w:w="4309"/>
-            <w:shd w:val="clear" w:fill="0F8A7D"/>
+            <w:shd w:val="clear" w:fill="1F4E79"/>
           </w:tcPr>
           <w:p>
             <w:r/>
@@ -237,7 +237,7 @@
         <w:tc>
           <w:tcPr>
             <w:tcW w:type="dxa" w:w="2494"/>
-            <w:shd w:val="clear" w:fill="F4F6FB"/>
+            <w:shd w:val="clear" w:fill="EEF3FA"/>
           </w:tcPr>
           <w:p>
             <w:pPr>
@@ -271,7 +271,7 @@
         <w:tc>
           <w:tcPr>
             <w:tcW w:type="dxa" w:w="3061"/>
-            <w:shd w:val="clear" w:fill="F4F6FB"/>
+            <w:shd w:val="clear" w:fill="EEF3FA"/>
           </w:tcPr>
           <w:p>
             <w:pPr>
@@ -305,7 +305,7 @@
         <w:tc>
           <w:tcPr>
             <w:tcW w:type="dxa" w:w="4309"/>
-            <w:shd w:val="clear" w:fill="F4F6FB"/>
+            <w:shd w:val="clear" w:fill="EEF3FA"/>
           </w:tcPr>
           <w:p>
             <w:pPr>
@@ -415,7 +415,7 @@
         <w:tc>
           <w:tcPr>
             <w:tcW w:type="dxa" w:w="2494"/>
-            <w:shd w:val="clear" w:fill="F4F6FB"/>
+            <w:shd w:val="clear" w:fill="EEF3FA"/>
           </w:tcPr>
           <w:p>
             <w:pPr>
@@ -449,7 +449,7 @@
         <w:tc>
           <w:tcPr>
             <w:tcW w:type="dxa" w:w="3061"/>
-            <w:shd w:val="clear" w:fill="F4F6FB"/>
+            <w:shd w:val="clear" w:fill="EEF3FA"/>
           </w:tcPr>
           <w:p>
             <w:pPr>
@@ -485,7 +485,7 @@
         <w:tc>
           <w:tcPr>
             <w:tcW w:type="dxa" w:w="4309"/>
-            <w:shd w:val="clear" w:fill="F4F6FB"/>
+            <w:shd w:val="clear" w:fill="EEF3FA"/>
           </w:tcPr>
           <w:p>
             <w:pPr>
@@ -595,7 +595,7 @@
         <w:tc>
           <w:tcPr>
             <w:tcW w:type="dxa" w:w="2494"/>
-            <w:shd w:val="clear" w:fill="F4F6FB"/>
+            <w:shd w:val="clear" w:fill="EEF3FA"/>
           </w:tcPr>
           <w:p>
             <w:pPr>
@@ -629,7 +629,7 @@
         <w:tc>
           <w:tcPr>
             <w:tcW w:type="dxa" w:w="3061"/>
-            <w:shd w:val="clear" w:fill="F4F6FB"/>
+            <w:shd w:val="clear" w:fill="EEF3FA"/>
           </w:tcPr>
           <w:p>
             <w:pPr>
@@ -665,7 +665,7 @@
         <w:tc>
           <w:tcPr>
             <w:tcW w:type="dxa" w:w="4309"/>
-            <w:shd w:val="clear" w:fill="F4F6FB"/>
+            <w:shd w:val="clear" w:fill="EEF3FA"/>
           </w:tcPr>
           <w:p>
             <w:pPr>
@@ -776,7 +776,7 @@
         <w:tc>
           <w:tcPr>
             <w:tcW w:type="dxa" w:w="2494"/>
-            <w:shd w:val="clear" w:fill="F4F6FB"/>
+            <w:shd w:val="clear" w:fill="EEF3FA"/>
           </w:tcPr>
           <w:p>
             <w:pPr>
@@ -810,7 +810,7 @@
         <w:tc>
           <w:tcPr>
             <w:tcW w:type="dxa" w:w="3061"/>
-            <w:shd w:val="clear" w:fill="F4F6FB"/>
+            <w:shd w:val="clear" w:fill="EEF3FA"/>
           </w:tcPr>
           <w:p>
             <w:pPr>
@@ -846,7 +846,7 @@
         <w:tc>
           <w:tcPr>
             <w:tcW w:type="dxa" w:w="4309"/>
-            <w:shd w:val="clear" w:fill="F4F6FB"/>
+            <w:shd w:val="clear" w:fill="EEF3FA"/>
           </w:tcPr>
           <w:p>
             <w:pPr>
@@ -932,7 +932,7 @@
       <w:r>
         <w:rPr>
           <w:b/>
-          <w:color w:val="0F8A7D"/>
+          <w:color w:val="1F4E79"/>
           <w:sz w:val="25"/>
         </w:rPr>
         <w:t>2 ·  Qué está faltando</w:t>
@@ -995,7 +995,7 @@
         <w:tc>
           <w:tcPr>
             <w:tcW w:type="dxa" w:w="2835"/>
-            <w:shd w:val="clear" w:fill="0F8A7D"/>
+            <w:shd w:val="clear" w:fill="1F4E79"/>
           </w:tcPr>
           <w:p>
             <w:r/>
@@ -1012,7 +1012,7 @@
         <w:tc>
           <w:tcPr>
             <w:tcW w:type="dxa" w:w="5216"/>
-            <w:shd w:val="clear" w:fill="0F8A7D"/>
+            <w:shd w:val="clear" w:fill="1F4E79"/>
           </w:tcPr>
           <w:p>
             <w:r/>
@@ -1029,7 +1029,7 @@
         <w:tc>
           <w:tcPr>
             <w:tcW w:type="dxa" w:w="1247"/>
-            <w:shd w:val="clear" w:fill="0F8A7D"/>
+            <w:shd w:val="clear" w:fill="1F4E79"/>
           </w:tcPr>
           <w:p>
             <w:r/>
@@ -1368,7 +1368,7 @@
         <w:tc>
           <w:tcPr>
             <w:tcW w:type="dxa" w:w="2835"/>
-            <w:shd w:val="clear" w:fill="F4F6FB"/>
+            <w:shd w:val="clear" w:fill="EEF3FA"/>
           </w:tcPr>
           <w:p>
             <w:pPr>
@@ -1402,7 +1402,7 @@
         <w:tc>
           <w:tcPr>
             <w:tcW w:type="dxa" w:w="5216"/>
-            <w:shd w:val="clear" w:fill="F4F6FB"/>
+            <w:shd w:val="clear" w:fill="EEF3FA"/>
           </w:tcPr>
           <w:p>
             <w:pPr>
@@ -1422,7 +1422,7 @@
         <w:tc>
           <w:tcPr>
             <w:tcW w:type="dxa" w:w="1247"/>
-            <w:shd w:val="clear" w:fill="F4F6FB"/>
+            <w:shd w:val="clear" w:fill="EEF3FA"/>
           </w:tcPr>
           <w:p>
             <w:pPr>
@@ -1444,7 +1444,7 @@
         <w:tc>
           <w:tcPr>
             <w:tcW w:type="dxa" w:w="2835"/>
-            <w:shd w:val="clear" w:fill="F4F6FB"/>
+            <w:shd w:val="clear" w:fill="EEF3FA"/>
           </w:tcPr>
           <w:p>
             <w:pPr>
@@ -1478,7 +1478,7 @@
         <w:tc>
           <w:tcPr>
             <w:tcW w:type="dxa" w:w="5216"/>
-            <w:shd w:val="clear" w:fill="F4F6FB"/>
+            <w:shd w:val="clear" w:fill="EEF3FA"/>
           </w:tcPr>
           <w:p>
             <w:pPr>
@@ -1513,7 +1513,7 @@
         <w:tc>
           <w:tcPr>
             <w:tcW w:type="dxa" w:w="1247"/>
-            <w:shd w:val="clear" w:fill="F4F6FB"/>
+            <w:shd w:val="clear" w:fill="EEF3FA"/>
           </w:tcPr>
           <w:p>
             <w:pPr>
@@ -1599,7 +1599,7 @@
       <w:r>
         <w:rPr>
           <w:b/>
-          <w:color w:val="0F8A7D"/>
+          <w:color w:val="1F4E79"/>
           <w:sz w:val="25"/>
         </w:rPr>
         <w:t>3 ·  Cómo se está abordando lo que falta</w:t>
@@ -1660,7 +1660,7 @@
         <w:tc>
           <w:tcPr>
             <w:tcW w:type="dxa" w:w="4876"/>
-            <w:shd w:val="clear" w:fill="0F8A7D"/>
+            <w:shd w:val="clear" w:fill="1F4E79"/>
           </w:tcPr>
           <w:p>
             <w:r/>
@@ -1677,7 +1677,7 @@
         <w:tc>
           <w:tcPr>
             <w:tcW w:type="dxa" w:w="4422"/>
-            <w:shd w:val="clear" w:fill="0F8A7D"/>
+            <w:shd w:val="clear" w:fill="1F4E79"/>
           </w:tcPr>
           <w:p>
             <w:r/>
@@ -2083,7 +2083,7 @@
         <w:tc>
           <w:tcPr>
             <w:tcW w:type="dxa" w:w="1247"/>
-            <w:shd w:val="clear" w:fill="0F8A7D"/>
+            <w:shd w:val="clear" w:fill="1F4E79"/>
           </w:tcPr>
           <w:p>
             <w:r/>
@@ -2100,7 +2100,7 @@
         <w:tc>
           <w:tcPr>
             <w:tcW w:type="dxa" w:w="4195"/>
-            <w:shd w:val="clear" w:fill="0F8A7D"/>
+            <w:shd w:val="clear" w:fill="1F4E79"/>
           </w:tcPr>
           <w:p>
             <w:r/>
@@ -2117,7 +2117,7 @@
         <w:tc>
           <w:tcPr>
             <w:tcW w:type="dxa" w:w="3855"/>
-            <w:shd w:val="clear" w:fill="0F8A7D"/>
+            <w:shd w:val="clear" w:fill="1F4E79"/>
           </w:tcPr>
           <w:p>
             <w:r/>
@@ -2136,7 +2136,7 @@
         <w:tc>
           <w:tcPr>
             <w:tcW w:type="dxa" w:w="1247"/>
-            <w:shd w:val="clear" w:fill="F4F6FB"/>
+            <w:shd w:val="clear" w:fill="EEF3FA"/>
           </w:tcPr>
           <w:p>
             <w:pPr>
@@ -2170,7 +2170,7 @@
         <w:tc>
           <w:tcPr>
             <w:tcW w:type="dxa" w:w="4195"/>
-            <w:shd w:val="clear" w:fill="F4F6FB"/>
+            <w:shd w:val="clear" w:fill="EEF3FA"/>
           </w:tcPr>
           <w:p>
             <w:pPr>
@@ -2190,7 +2190,7 @@
         <w:tc>
           <w:tcPr>
             <w:tcW w:type="dxa" w:w="3855"/>
-            <w:shd w:val="clear" w:fill="F4F6FB"/>
+            <w:shd w:val="clear" w:fill="EEF3FA"/>
           </w:tcPr>
           <w:p>
             <w:pPr>
@@ -2299,7 +2299,7 @@
         <w:tc>
           <w:tcPr>
             <w:tcW w:type="dxa" w:w="1247"/>
-            <w:shd w:val="clear" w:fill="F4F6FB"/>
+            <w:shd w:val="clear" w:fill="EEF3FA"/>
           </w:tcPr>
           <w:p>
             <w:pPr>
@@ -2333,7 +2333,7 @@
         <w:tc>
           <w:tcPr>
             <w:tcW w:type="dxa" w:w="4195"/>
-            <w:shd w:val="clear" w:fill="F4F6FB"/>
+            <w:shd w:val="clear" w:fill="EEF3FA"/>
           </w:tcPr>
           <w:p>
             <w:pPr>
@@ -2353,7 +2353,7 @@
         <w:tc>
           <w:tcPr>
             <w:tcW w:type="dxa" w:w="3855"/>
-            <w:shd w:val="clear" w:fill="F4F6FB"/>
+            <w:shd w:val="clear" w:fill="EEF3FA"/>
           </w:tcPr>
           <w:p>
             <w:pPr>
@@ -2384,7 +2384,7 @@
       <w:r>
         <w:rPr>
           <w:b/>
-          <w:color w:val="0F8A7D"/>
+          <w:color w:val="1F4E79"/>
           <w:sz w:val="25"/>
         </w:rPr>
         <w:t>4 ·  Conclusión</w:t>
@@ -2472,22 +2472,135 @@
     </w:p>
     <w:p>
       <w:pPr>
-        <w:spacing w:after="100"/>
-        <w:jc w:val="both"/>
+        <w:spacing w:before="200" w:after="60"/>
       </w:pPr>
       <w:r>
         <w:rPr>
-          <w:b w:val="0"/>
-          <w:i/>
-          <w:color w:val="5B6B8C"/>
-          <w:sz w:val="15"/>
+          <w:b/>
+          <w:color w:val="1F4E79"/>
+          <w:sz w:val="20"/>
         </w:rPr>
-        <w:t>Detalle completo, con las 11 figuras y la trazabilidad de cada cifra, en informe-evaluacion-critica.md del repositorio del proyecto.</w:t>
+        <w:t>Evidencia en el repositorio</w:t>
       </w:r>
     </w:p>
+    <w:p>
+      <w:pPr>
+        <w:spacing w:after="20"/>
+        <w:ind w:left="200"/>
+      </w:pPr>
+      <w:r>
+        <w:rPr>
+          <w:color w:val="131B2E"/>
+          <w:sz w:val="16"/>
+        </w:rPr>
+        <w:t xml:space="preserve">Informe detallado, con las 11 figuras y la trazabilidad de cada cifra — </w:t>
+      </w:r>
+      <w:hyperlink r:id="rId12">
+        <w:r>
+          <w:rPr>
+            <w:color w:val="2E74B5"/>
+            <w:u w:val="single"/>
+            <w:sz w:val="16"/>
+          </w:rPr>
+          <w:t>abrir en GitHub</w:t>
+        </w:r>
+      </w:hyperlink>
+    </w:p>
+    <w:p>
+      <w:pPr>
+        <w:spacing w:after="20"/>
+        <w:ind w:left="200"/>
+      </w:pPr>
+      <w:r>
+        <w:rPr>
+          <w:color w:val="131B2E"/>
+          <w:sz w:val="16"/>
+        </w:rPr>
+        <w:t xml:space="preserve">Ablación por capas y comparación 14 vs. 28 variables — </w:t>
+      </w:r>
+      <w:hyperlink r:id="rId13">
+        <w:r>
+          <w:rPr>
+            <w:color w:val="2E74B5"/>
+            <w:u w:val="single"/>
+            <w:sz w:val="16"/>
+          </w:rPr>
+          <w:t>abrir en GitHub</w:t>
+        </w:r>
+      </w:hyperlink>
+    </w:p>
+    <w:p>
+      <w:pPr>
+        <w:spacing w:after="20"/>
+        <w:ind w:left="200"/>
+      </w:pPr>
+      <w:r>
+        <w:rPr>
+          <w:color w:val="131B2E"/>
+          <w:sz w:val="16"/>
+        </w:rPr>
+        <w:t xml:space="preserve">Significancia estadística entre los siete modelos — </w:t>
+      </w:r>
+      <w:hyperlink r:id="rId14">
+        <w:r>
+          <w:rPr>
+            <w:color w:val="2E74B5"/>
+            <w:u w:val="single"/>
+            <w:sz w:val="16"/>
+          </w:rPr>
+          <w:t>abrir en GitHub</w:t>
+        </w:r>
+      </w:hyperlink>
+    </w:p>
+    <w:p>
+      <w:pPr>
+        <w:spacing w:after="20"/>
+        <w:ind w:left="200"/>
+      </w:pPr>
+      <w:r>
+        <w:rPr>
+          <w:color w:val="131B2E"/>
+          <w:sz w:val="16"/>
+        </w:rPr>
+        <w:t xml:space="preserve">Validación del sistema desplegado (F6) — </w:t>
+      </w:r>
+      <w:hyperlink r:id="rId15">
+        <w:r>
+          <w:rPr>
+            <w:color w:val="2E74B5"/>
+            <w:u w:val="single"/>
+            <w:sz w:val="16"/>
+          </w:rPr>
+          <w:t>abrir en GitHub</w:t>
+        </w:r>
+      </w:hyperlink>
+    </w:p>
+    <w:p>
+      <w:pPr>
+        <w:spacing w:after="20"/>
+        <w:ind w:left="200"/>
+      </w:pPr>
+      <w:r>
+        <w:rPr>
+          <w:color w:val="131B2E"/>
+          <w:sz w:val="16"/>
+        </w:rPr>
+        <w:t xml:space="preserve">Las 11 gráficas, generadas por script desde los datos reales — </w:t>
+      </w:r>
+      <w:hyperlink r:id="rId16">
+        <w:r>
+          <w:rPr>
+            <w:color w:val="2E74B5"/>
+            <w:u w:val="single"/>
+            <w:sz w:val="16"/>
+          </w:rPr>
+          <w:t>abrir en GitHub</w:t>
+        </w:r>
+      </w:hyperlink>
+    </w:p>
     <w:sectPr>
-      <w:footerReference w:type="default" r:id="rId12"/>
-      <w:headerReference w:type="default" r:id="rId13"/>
+      <w:footerReference w:type="default" r:id="rId17"/>
+      <w:headerReference w:type="default" r:id="rId18"/>
       <w:pgSz w:w="12240" w:h="15840"/>
       <w:pgMar w:top="794" w:right="1020" w:bottom="794" w:left="1020" w:header="720" w:footer="720" w:gutter="0"/>
       <w:cols w:space="720"/>

--- a/docs/entregables/01-evaluacion-critica/Informe-evaluacion-critica.docx
+++ b/docs/entregables/01-evaluacion-critica/Informe-evaluacion-critica.docx
@@ -478,7 +478,7 @@
                 <w:color w:val="131B2E"/>
                 <w:sz w:val="16"/>
               </w:rPr>
-              <w:t xml:space="preserve"> (p95 8,7 s)</w:t>
+              <w:t>; rango 6,1–13,7 s (n = 8)</w:t>
             </w:r>
           </w:p>
         </w:tc>
@@ -498,7 +498,7 @@
                 <w:color w:val="131B2E"/>
                 <w:sz w:val="16"/>
               </w:rPr>
-              <w:t>58 corridas con el motor activo</w:t>
+              <w:t>58 corridas con el motor activo; 8 bloqueos con tiempo observable</w:t>
             </w:r>
           </w:p>
         </w:tc>
@@ -1095,23 +1095,7 @@
                 <w:color w:val="131B2E"/>
                 <w:sz w:val="16"/>
               </w:rPr>
-              <w:t xml:space="preserve">4,71 % [2,8–7,9] frente a 22,97 % [14,9–33,7]. </w:t>
-            </w:r>
-            <w:r>
-              <w:rPr>
-                <w:b/>
-                <w:color w:val="131B2E"/>
-                <w:sz w:val="16"/>
-              </w:rPr>
-              <w:t>Los intervalos no se solapan.</w:t>
-            </w:r>
-            <w:r>
-              <w:rPr>
-                <w:b w:val="0"/>
-                <w:color w:val="131B2E"/>
-                <w:sz w:val="16"/>
-              </w:rPr>
-              <w:t xml:space="preserve"> Una transferencia legítima de 200 Mbit/s bloqueó a un cliente real 120 s</w:t>
+              <w:t>4,71 % [2,8–7,9] frente a 22,97 % [14,9–33,7]. Son intervalos descriptivos por ventana: las ventanas comparten episodio e historia. Una transferencia legítima de 200 Mbit/s bloqueó a un cliente real 120 s</w:t>
             </w:r>
           </w:p>
         </w:tc>
@@ -1388,7 +1372,7 @@
                 <w:color w:val="131B2E"/>
                 <w:sz w:val="16"/>
               </w:rPr>
-              <w:t>Sin validación cruzada ni banda para el umbral</w:t>
+              <w:t>Validación interna, no externa</w:t>
             </w:r>
             <w:r>
               <w:rPr>
@@ -1415,7 +1399,7 @@
                 <w:color w:val="131B2E"/>
                 <w:sz w:val="16"/>
               </w:rPr>
-              <w:t>El umbral 1,8126 se reporta como valor puntual, sin variabilidad</w:t>
+              <w:t>Hay 5 pliegues agrupados por episodio normal y bootstrap por episodio (B = 1 000; CV del umbral 4,10 %), pero se reutilizan las mismas anomalías y no existe jornada externa</w:t>
             </w:r>
           </w:p>
         </w:tc>
@@ -2021,6 +2005,62 @@
           </w:p>
         </w:tc>
       </w:tr>
+      <w:tr>
+        <w:tc>
+          <w:tcPr>
+            <w:tcW w:type="dxa" w:w="4876"/>
+            <w:shd w:val="clear" w:fill="E0F3E6"/>
+          </w:tcPr>
+          <w:p>
+            <w:pPr>
+              <w:spacing w:after="20"/>
+            </w:pPr>
+            <w:r/>
+            <w:r>
+              <w:rPr>
+                <w:b w:val="0"/>
+                <w:color w:val="131B2E"/>
+                <w:sz w:val="16"/>
+              </w:rPr>
+            </w:r>
+            <w:r>
+              <w:rPr>
+                <w:b/>
+                <w:color w:val="131B2E"/>
+                <w:sz w:val="16"/>
+              </w:rPr>
+              <w:t>Validación cruzada agrupada y bootstrap por episodio</w:t>
+            </w:r>
+            <w:r>
+              <w:rPr>
+                <w:b w:val="0"/>
+                <w:color w:val="131B2E"/>
+                <w:sz w:val="16"/>
+              </w:rPr>
+            </w:r>
+          </w:p>
+        </w:tc>
+        <w:tc>
+          <w:tcPr>
+            <w:tcW w:type="dxa" w:w="4422"/>
+            <w:shd w:val="clear" w:fill="E0F3E6"/>
+          </w:tcPr>
+          <w:p>
+            <w:pPr>
+              <w:spacing w:after="20"/>
+            </w:pPr>
+            <w:r/>
+            <w:r>
+              <w:rPr>
+                <w:b w:val="0"/>
+                <w:color w:val="131B2E"/>
+                <w:sz w:val="16"/>
+              </w:rPr>
+              <w:t>Variación interna del modelo y del umbral; no sustituyen una evaluación externa</w:t>
+            </w:r>
+          </w:p>
+        </w:tc>
+      </w:tr>
     </w:tbl>
     <w:p>
       <w:pPr>
@@ -2183,7 +2223,7 @@
                 <w:color w:val="131B2E"/>
                 <w:sz w:val="16"/>
               </w:rPr>
-              <w:t>Validación cruzada por episodio · banda del umbral por remuestreo · cerrar la matriz de requisitos</w:t>
+              <w:t>Cerrar la matriz de requisitos y revisar la coherencia de todos los entregables derivados</w:t>
             </w:r>
           </w:p>
         </w:tc>
@@ -2203,7 +2243,7 @@
                 <w:color w:val="131B2E"/>
                 <w:sz w:val="16"/>
               </w:rPr>
-              <w:t>No dependen de nadie más y usan el dataset ya publicado</w:t>
+              <w:t>Usan evidencia ya publicada</w:t>
             </w:r>
           </w:p>
         </w:tc>

--- a/docs/entregables/01-evaluacion-critica/Informe-evaluacion-critica.docx
+++ b/docs/entregables/01-evaluacion-critica/Informe-evaluacion-critica.docx
@@ -1529,7 +1529,7 @@
       <w:r>
         <w:drawing>
           <wp:inline xmlns:a="http://schemas.openxmlformats.org/drawingml/2006/main" xmlns:pic="http://schemas.openxmlformats.org/drawingml/2006/picture">
-            <wp:extent cx="3960000" cy="2511941"/>
+            <wp:extent cx="3960000" cy="2051397"/>
             <wp:docPr id="3" name="Picture 3"/>
             <wp:cNvGraphicFramePr>
               <a:graphicFrameLocks noChangeAspect="1"/>
@@ -1550,7 +1550,7 @@
                   <pic:spPr>
                     <a:xfrm>
                       <a:off x="0" y="0"/>
-                      <a:ext cx="3960000" cy="2511941"/>
+                      <a:ext cx="3960000" cy="2051397"/>
                     </a:xfrm>
                     <a:prstGeom prst="rect"/>
                   </pic:spPr>
@@ -2087,7 +2087,7 @@
           <w:color w:val="131B2E"/>
           <w:sz w:val="18"/>
         </w:rPr>
-        <w:t>Pendiente, con plazo realista.</w:t>
+        <w:t>Pendiente, con fecha comprometida.</w:t>
       </w:r>
       <w:r>
         <w:rPr>
@@ -2115,14 +2115,15 @@
         </w:tblBorders>
       </w:tblPr>
       <w:tblGrid>
-        <w:gridCol w:w="3400"/>
-        <w:gridCol w:w="3400"/>
-        <w:gridCol w:w="3400"/>
+        <w:gridCol w:w="2550"/>
+        <w:gridCol w:w="2550"/>
+        <w:gridCol w:w="2550"/>
+        <w:gridCol w:w="2550"/>
       </w:tblGrid>
       <w:tr>
         <w:tc>
           <w:tcPr>
-            <w:tcW w:type="dxa" w:w="1247"/>
+            <w:tcW w:type="dxa" w:w="2608"/>
             <w:shd w:val="clear" w:fill="1F4E79"/>
           </w:tcPr>
           <w:p>
@@ -2133,13 +2134,13 @@
                 <w:color w:val="FFFFFF"/>
                 <w:sz w:val="16"/>
               </w:rPr>
-              <w:t>Plazo</w:t>
+              <w:t>Pendiente</w:t>
             </w:r>
           </w:p>
         </w:tc>
         <w:tc>
           <w:tcPr>
-            <w:tcW w:type="dxa" w:w="4195"/>
+            <w:tcW w:type="dxa" w:w="3628"/>
             <w:shd w:val="clear" w:fill="1F4E79"/>
           </w:tcPr>
           <w:p>
@@ -2150,13 +2151,13 @@
                 <w:color w:val="FFFFFF"/>
                 <w:sz w:val="16"/>
               </w:rPr>
-              <w:t>Acción</w:t>
+              <w:t>Cómo se aborda</w:t>
             </w:r>
           </w:p>
         </w:tc>
         <w:tc>
           <w:tcPr>
-            <w:tcW w:type="dxa" w:w="3855"/>
+            <w:tcW w:type="dxa" w:w="1644"/>
             <w:shd w:val="clear" w:fill="1F4E79"/>
           </w:tcPr>
           <w:p>
@@ -2167,7 +2168,24 @@
                 <w:color w:val="FFFFFF"/>
                 <w:sz w:val="16"/>
               </w:rPr>
-              <w:t>Por qué en ese orden</w:t>
+              <w:t>Responsable</w:t>
+            </w:r>
+          </w:p>
+        </w:tc>
+        <w:tc>
+          <w:tcPr>
+            <w:tcW w:type="dxa" w:w="1417"/>
+            <w:shd w:val="clear" w:fill="1F4E79"/>
+          </w:tcPr>
+          <w:p>
+            <w:r/>
+            <w:r>
+              <w:rPr>
+                <w:b/>
+                <w:color w:val="FFFFFF"/>
+                <w:sz w:val="16"/>
+              </w:rPr>
+              <w:t>Fecha</w:t>
             </w:r>
           </w:p>
         </w:tc>
@@ -2175,7 +2193,67 @@
       <w:tr>
         <w:tc>
           <w:tcPr>
-            <w:tcW w:type="dxa" w:w="1247"/>
+            <w:tcW w:type="dxa" w:w="2608"/>
+            <w:shd w:val="clear" w:fill="EEF3FA"/>
+          </w:tcPr>
+          <w:p>
+            <w:pPr>
+              <w:spacing w:after="20"/>
+            </w:pPr>
+            <w:r/>
+            <w:r>
+              <w:rPr>
+                <w:b w:val="0"/>
+                <w:color w:val="131B2E"/>
+                <w:sz w:val="16"/>
+              </w:rPr>
+              <w:t>Declarar la selección posterior en la tesis</w:t>
+            </w:r>
+          </w:p>
+        </w:tc>
+        <w:tc>
+          <w:tcPr>
+            <w:tcW w:type="dxa" w:w="3628"/>
+            <w:shd w:val="clear" w:fill="EEF3FA"/>
+          </w:tcPr>
+          <w:p>
+            <w:pPr>
+              <w:spacing w:after="20"/>
+            </w:pPr>
+            <w:r/>
+            <w:r>
+              <w:rPr>
+                <w:b w:val="0"/>
+                <w:color w:val="131B2E"/>
+                <w:sz w:val="16"/>
+              </w:rPr>
+              <w:t>Párrafo en metodología, enlazado a la *model card* que ya lo declara</w:t>
+            </w:r>
+          </w:p>
+        </w:tc>
+        <w:tc>
+          <w:tcPr>
+            <w:tcW w:type="dxa" w:w="1644"/>
+            <w:shd w:val="clear" w:fill="EEF3FA"/>
+          </w:tcPr>
+          <w:p>
+            <w:pPr>
+              <w:spacing w:after="20"/>
+            </w:pPr>
+            <w:r/>
+            <w:r>
+              <w:rPr>
+                <w:b w:val="0"/>
+                <w:color w:val="131B2E"/>
+                <w:sz w:val="16"/>
+              </w:rPr>
+              <w:t>Salazar</w:t>
+            </w:r>
+          </w:p>
+        </w:tc>
+        <w:tc>
+          <w:tcPr>
+            <w:tcW w:type="dxa" w:w="1417"/>
             <w:shd w:val="clear" w:fill="EEF3FA"/>
           </w:tcPr>
           <w:p>
@@ -2196,7 +2274,7 @@
                 <w:color w:val="131B2E"/>
                 <w:sz w:val="16"/>
               </w:rPr>
-              <w:t>Horas</w:t>
+              <w:t>5 sep</w:t>
             </w:r>
             <w:r>
               <w:rPr>
@@ -2207,51 +2285,11 @@
             </w:r>
           </w:p>
         </w:tc>
-        <w:tc>
-          <w:tcPr>
-            <w:tcW w:type="dxa" w:w="4195"/>
-            <w:shd w:val="clear" w:fill="EEF3FA"/>
-          </w:tcPr>
-          <w:p>
-            <w:pPr>
-              <w:spacing w:after="20"/>
-            </w:pPr>
-            <w:r/>
-            <w:r>
-              <w:rPr>
-                <w:b w:val="0"/>
-                <w:color w:val="131B2E"/>
-                <w:sz w:val="16"/>
-              </w:rPr>
-              <w:t>Cerrar la matriz de requisitos y revisar la coherencia de todos los entregables derivados</w:t>
-            </w:r>
-          </w:p>
-        </w:tc>
-        <w:tc>
-          <w:tcPr>
-            <w:tcW w:type="dxa" w:w="3855"/>
-            <w:shd w:val="clear" w:fill="EEF3FA"/>
-          </w:tcPr>
-          <w:p>
-            <w:pPr>
-              <w:spacing w:after="20"/>
-            </w:pPr>
-            <w:r/>
-            <w:r>
-              <w:rPr>
-                <w:b w:val="0"/>
-                <w:color w:val="131B2E"/>
-                <w:sz w:val="16"/>
-              </w:rPr>
-              <w:t>Usan evidencia ya publicada</w:t>
-            </w:r>
-          </w:p>
-        </w:tc>
       </w:tr>
       <w:tr>
         <w:tc>
           <w:tcPr>
-            <w:tcW w:type="dxa" w:w="1247"/>
+            <w:tcW w:type="dxa" w:w="2608"/>
           </w:tcPr>
           <w:p>
             <w:pPr>
@@ -2271,7 +2309,7 @@
                 <w:color w:val="131B2E"/>
                 <w:sz w:val="16"/>
               </w:rPr>
-              <w:t>Días</w:t>
+              <w:t>Validación con usuarios (SUS)</w:t>
             </w:r>
             <w:r>
               <w:rPr>
@@ -2284,7 +2322,45 @@
         </w:tc>
         <w:tc>
           <w:tcPr>
-            <w:tcW w:type="dxa" w:w="4195"/>
+            <w:tcW w:type="dxa" w:w="3628"/>
+          </w:tcPr>
+          <w:p>
+            <w:pPr>
+              <w:spacing w:after="20"/>
+            </w:pPr>
+            <w:r/>
+            <w:r>
+              <w:rPr>
+                <w:b w:val="0"/>
+                <w:color w:val="131B2E"/>
+                <w:sz w:val="16"/>
+              </w:rPr>
+              <w:t>Sesión de 2 h con 5–8 evaluadores; instrumento ya preparado</w:t>
+            </w:r>
+          </w:p>
+        </w:tc>
+        <w:tc>
+          <w:tcPr>
+            <w:tcW w:type="dxa" w:w="1644"/>
+          </w:tcPr>
+          <w:p>
+            <w:pPr>
+              <w:spacing w:after="20"/>
+            </w:pPr>
+            <w:r/>
+            <w:r>
+              <w:rPr>
+                <w:b w:val="0"/>
+                <w:color w:val="131B2E"/>
+                <w:sz w:val="16"/>
+              </w:rPr>
+              <w:t>Salazar · Sauñe</w:t>
+            </w:r>
+          </w:p>
+        </w:tc>
+        <w:tc>
+          <w:tcPr>
+            <w:tcW w:type="dxa" w:w="1417"/>
           </w:tcPr>
           <w:p>
             <w:pPr>
@@ -2304,7 +2380,7 @@
                 <w:color w:val="131B2E"/>
                 <w:sz w:val="16"/>
               </w:rPr>
-              <w:t>Validación con usuarios: SUS con 5–8 evaluadores</w:t>
+              <w:t>por confirmar</w:t>
             </w:r>
             <w:r>
               <w:rPr>
@@ -2315,9 +2391,12 @@
             </w:r>
           </w:p>
         </w:tc>
+      </w:tr>
+      <w:tr>
         <w:tc>
           <w:tcPr>
-            <w:tcW w:type="dxa" w:w="3855"/>
+            <w:tcW w:type="dxa" w:w="2608"/>
+            <w:shd w:val="clear" w:fill="EEF3FA"/>
           </w:tcPr>
           <w:p>
             <w:pPr>
@@ -2330,15 +2409,53 @@
                 <w:color w:val="131B2E"/>
                 <w:sz w:val="16"/>
               </w:rPr>
-              <w:t>Es el único cero absoluto que queda; una sesión lo convierte en evidencia</w:t>
+              <w:t>Juicio experto (3 evaluadores)</w:t>
             </w:r>
           </w:p>
         </w:tc>
-      </w:tr>
-      <w:tr>
         <w:tc>
           <w:tcPr>
-            <w:tcW w:type="dxa" w:w="1247"/>
+            <w:tcW w:type="dxa" w:w="3628"/>
+            <w:shd w:val="clear" w:fill="EEF3FA"/>
+          </w:tcPr>
+          <w:p>
+            <w:pPr>
+              <w:spacing w:after="20"/>
+            </w:pPr>
+            <w:r/>
+            <w:r>
+              <w:rPr>
+                <w:b w:val="0"/>
+                <w:color w:val="131B2E"/>
+                <w:sz w:val="16"/>
+              </w:rPr>
+              <w:t>Rúbrica de pertinencia sobre el producto desplegado</w:t>
+            </w:r>
+          </w:p>
+        </w:tc>
+        <w:tc>
+          <w:tcPr>
+            <w:tcW w:type="dxa" w:w="1644"/>
+            <w:shd w:val="clear" w:fill="EEF3FA"/>
+          </w:tcPr>
+          <w:p>
+            <w:pPr>
+              <w:spacing w:after="20"/>
+            </w:pPr>
+            <w:r/>
+            <w:r>
+              <w:rPr>
+                <w:b w:val="0"/>
+                <w:color w:val="131B2E"/>
+                <w:sz w:val="16"/>
+              </w:rPr>
+              <w:t>Salazar · asesores</w:t>
+            </w:r>
+          </w:p>
+        </w:tc>
+        <w:tc>
+          <w:tcPr>
+            <w:tcW w:type="dxa" w:w="1417"/>
             <w:shd w:val="clear" w:fill="EEF3FA"/>
           </w:tcPr>
           <w:p>
@@ -2359,7 +2476,7 @@
                 <w:color w:val="131B2E"/>
                 <w:sz w:val="16"/>
               </w:rPr>
-              <w:t>Semanas</w:t>
+              <w:t>por confirmar</w:t>
             </w:r>
             <w:r>
               <w:rPr>
@@ -2370,9 +2487,103 @@
             </w:r>
           </w:p>
         </w:tc>
+      </w:tr>
+      <w:tr>
         <w:tc>
           <w:tcPr>
-            <w:tcW w:type="dxa" w:w="4195"/>
+            <w:tcW w:type="dxa" w:w="2608"/>
+          </w:tcPr>
+          <w:p>
+            <w:pPr>
+              <w:spacing w:after="20"/>
+            </w:pPr>
+            <w:r/>
+            <w:r>
+              <w:rPr>
+                <w:b w:val="0"/>
+                <w:color w:val="131B2E"/>
+                <w:sz w:val="16"/>
+              </w:rPr>
+              <w:t>Escenarios legítimos faltantes</w:t>
+            </w:r>
+          </w:p>
+        </w:tc>
+        <w:tc>
+          <w:tcPr>
+            <w:tcW w:type="dxa" w:w="3628"/>
+          </w:tcPr>
+          <w:p>
+            <w:pPr>
+              <w:spacing w:after="20"/>
+            </w:pPr>
+            <w:r/>
+            <w:r>
+              <w:rPr>
+                <w:b w:val="0"/>
+                <w:color w:val="131B2E"/>
+                <w:sz w:val="16"/>
+              </w:rPr>
+              <w:t>Campaña F1: SSH, SCP/SFTP, backup y actualizaciones</w:t>
+            </w:r>
+          </w:p>
+        </w:tc>
+        <w:tc>
+          <w:tcPr>
+            <w:tcW w:type="dxa" w:w="1644"/>
+          </w:tcPr>
+          <w:p>
+            <w:pPr>
+              <w:spacing w:after="20"/>
+            </w:pPr>
+            <w:r/>
+            <w:r>
+              <w:rPr>
+                <w:b w:val="0"/>
+                <w:color w:val="131B2E"/>
+                <w:sz w:val="16"/>
+              </w:rPr>
+              <w:t>Sauñe</w:t>
+            </w:r>
+          </w:p>
+        </w:tc>
+        <w:tc>
+          <w:tcPr>
+            <w:tcW w:type="dxa" w:w="1417"/>
+          </w:tcPr>
+          <w:p>
+            <w:pPr>
+              <w:spacing w:after="20"/>
+            </w:pPr>
+            <w:r/>
+            <w:r>
+              <w:rPr>
+                <w:b w:val="0"/>
+                <w:color w:val="131B2E"/>
+                <w:sz w:val="16"/>
+              </w:rPr>
+            </w:r>
+            <w:r>
+              <w:rPr>
+                <w:b/>
+                <w:color w:val="131B2E"/>
+                <w:sz w:val="16"/>
+              </w:rPr>
+              <w:t>19 sep</w:t>
+            </w:r>
+            <w:r>
+              <w:rPr>
+                <w:b w:val="0"/>
+                <w:color w:val="131B2E"/>
+                <w:sz w:val="16"/>
+              </w:rPr>
+            </w:r>
+          </w:p>
+        </w:tc>
+      </w:tr>
+      <w:tr>
+        <w:tc>
+          <w:tcPr>
+            <w:tcW w:type="dxa" w:w="2608"/>
             <w:shd w:val="clear" w:fill="EEF3FA"/>
           </w:tcPr>
           <w:p>
@@ -2386,13 +2597,27 @@
                 <w:color w:val="131B2E"/>
                 <w:sz w:val="16"/>
               </w:rPr>
-              <w:t>Recalibrar incluyendo tráfico legítimo pesado y repetir la validación operativa</w:t>
+            </w:r>
+            <w:r>
+              <w:rPr>
+                <w:b/>
+                <w:color w:val="131B2E"/>
+                <w:sz w:val="16"/>
+              </w:rPr>
+              <w:t>Recalibrar con tráfico pesado y repetir F6</w:t>
+            </w:r>
+            <w:r>
+              <w:rPr>
+                <w:b w:val="0"/>
+                <w:color w:val="131B2E"/>
+                <w:sz w:val="16"/>
+              </w:rPr>
             </w:r>
           </w:p>
         </w:tc>
         <w:tc>
           <w:tcPr>
-            <w:tcW w:type="dxa" w:w="3855"/>
+            <w:tcW w:type="dxa" w:w="3628"/>
             <w:shd w:val="clear" w:fill="EEF3FA"/>
           </w:tcPr>
           <w:p>
@@ -2406,7 +2631,153 @@
                 <w:color w:val="131B2E"/>
                 <w:sz w:val="16"/>
               </w:rPr>
-              <w:t>Única solución real al falso positivo del 23–26 %. Se declara como límite, no se simula</w:t>
+              <w:t>Reentrenar con `iperf-tcp 200M` como normalidad; repetir las 29 corridas</w:t>
+            </w:r>
+          </w:p>
+        </w:tc>
+        <w:tc>
+          <w:tcPr>
+            <w:tcW w:type="dxa" w:w="1644"/>
+            <w:shd w:val="clear" w:fill="EEF3FA"/>
+          </w:tcPr>
+          <w:p>
+            <w:pPr>
+              <w:spacing w:after="20"/>
+            </w:pPr>
+            <w:r/>
+            <w:r>
+              <w:rPr>
+                <w:b w:val="0"/>
+                <w:color w:val="131B2E"/>
+                <w:sz w:val="16"/>
+              </w:rPr>
+              <w:t>Salazar</w:t>
+            </w:r>
+          </w:p>
+        </w:tc>
+        <w:tc>
+          <w:tcPr>
+            <w:tcW w:type="dxa" w:w="1417"/>
+            <w:shd w:val="clear" w:fill="EEF3FA"/>
+          </w:tcPr>
+          <w:p>
+            <w:pPr>
+              <w:spacing w:after="20"/>
+            </w:pPr>
+            <w:r/>
+            <w:r>
+              <w:rPr>
+                <w:b w:val="0"/>
+                <w:color w:val="131B2E"/>
+                <w:sz w:val="16"/>
+              </w:rPr>
+            </w:r>
+            <w:r>
+              <w:rPr>
+                <w:b/>
+                <w:color w:val="131B2E"/>
+                <w:sz w:val="16"/>
+              </w:rPr>
+              <w:t>10 oct</w:t>
+            </w:r>
+            <w:r>
+              <w:rPr>
+                <w:b w:val="0"/>
+                <w:color w:val="131B2E"/>
+                <w:sz w:val="16"/>
+              </w:rPr>
+            </w:r>
+          </w:p>
+        </w:tc>
+      </w:tr>
+      <w:tr>
+        <w:tc>
+          <w:tcPr>
+            <w:tcW w:type="dxa" w:w="2608"/>
+          </w:tcPr>
+          <w:p>
+            <w:pPr>
+              <w:spacing w:after="20"/>
+            </w:pPr>
+            <w:r/>
+            <w:r>
+              <w:rPr>
+                <w:b w:val="0"/>
+                <w:color w:val="131B2E"/>
+                <w:sz w:val="16"/>
+              </w:rPr>
+              <w:t>*Holdout* temporal externo</w:t>
+            </w:r>
+          </w:p>
+        </w:tc>
+        <w:tc>
+          <w:tcPr>
+            <w:tcW w:type="dxa" w:w="3628"/>
+          </w:tcPr>
+          <w:p>
+            <w:pPr>
+              <w:spacing w:after="20"/>
+            </w:pPr>
+            <w:r/>
+            <w:r>
+              <w:rPr>
+                <w:b w:val="0"/>
+                <w:color w:val="131B2E"/>
+                <w:sz w:val="16"/>
+              </w:rPr>
+              <w:t>Campaña completa en fecha distinta, sin reutilizar episodios</w:t>
+            </w:r>
+          </w:p>
+        </w:tc>
+        <w:tc>
+          <w:tcPr>
+            <w:tcW w:type="dxa" w:w="1644"/>
+          </w:tcPr>
+          <w:p>
+            <w:pPr>
+              <w:spacing w:after="20"/>
+            </w:pPr>
+            <w:r/>
+            <w:r>
+              <w:rPr>
+                <w:b w:val="0"/>
+                <w:color w:val="131B2E"/>
+                <w:sz w:val="16"/>
+              </w:rPr>
+              <w:t>Salazar · Sauñe</w:t>
+            </w:r>
+          </w:p>
+        </w:tc>
+        <w:tc>
+          <w:tcPr>
+            <w:tcW w:type="dxa" w:w="1417"/>
+          </w:tcPr>
+          <w:p>
+            <w:pPr>
+              <w:spacing w:after="20"/>
+            </w:pPr>
+            <w:r/>
+            <w:r>
+              <w:rPr>
+                <w:b w:val="0"/>
+                <w:color w:val="131B2E"/>
+                <w:sz w:val="16"/>
+              </w:rPr>
+            </w:r>
+            <w:r>
+              <w:rPr>
+                <w:b/>
+                <w:color w:val="131B2E"/>
+                <w:sz w:val="16"/>
+              </w:rPr>
+              <w:t>24 oct</w:t>
+            </w:r>
+            <w:r>
+              <w:rPr>
+                <w:b w:val="0"/>
+                <w:color w:val="131B2E"/>
+                <w:sz w:val="16"/>
+              </w:rPr>
             </w:r>
           </w:p>
         </w:tc>
@@ -2416,6 +2787,70 @@
       <w:pPr>
         <w:spacing w:after="40"/>
       </w:pPr>
+    </w:p>
+    <w:p>
+      <w:pPr>
+        <w:spacing w:after="100"/>
+        <w:jc w:val="both"/>
+      </w:pPr>
+      <w:r>
+        <w:rPr>
+          <w:b w:val="0"/>
+          <w:i/>
+          <w:color w:val="131B2E"/>
+          <w:sz w:val="18"/>
+        </w:rPr>
+      </w:r>
+      <w:r>
+        <w:rPr>
+          <w:b/>
+          <w:i/>
+          <w:color w:val="131B2E"/>
+          <w:sz w:val="18"/>
+        </w:rPr>
+        <w:t>El artículo no espera a los tres últimos.</w:t>
+      </w:r>
+      <w:r>
+        <w:rPr>
+          <w:b w:val="0"/>
+          <w:i/>
+          <w:color w:val="131B2E"/>
+          <w:sz w:val="18"/>
+        </w:rPr>
+        <w:t xml:space="preserve"> La sección de resultados se escribe con lo que ya está bloqueado —el modelo congelado, la evaluación de un solo paso y las 58 corridas de F6—: ese resultado está completo y no va a cambiar. Los pendientes mejoran la evidencia, no la sustituyen.</w:t>
+      </w:r>
+    </w:p>
+    <w:p>
+      <w:pPr>
+        <w:spacing w:after="100"/>
+        <w:jc w:val="both"/>
+      </w:pPr>
+      <w:r>
+        <w:rPr>
+          <w:b w:val="0"/>
+          <w:i/>
+          <w:color w:val="131B2E"/>
+          <w:sz w:val="18"/>
+        </w:rPr>
+      </w:r>
+      <w:r>
+        <w:rPr>
+          <w:b/>
+          <w:i/>
+          <w:color w:val="131B2E"/>
+          <w:sz w:val="18"/>
+        </w:rPr>
+        <w:t>Lo único bloqueante es el SUS</w:t>
+      </w:r>
+      <w:r>
+        <w:rPr>
+          <w:b w:val="0"/>
+          <w:i/>
+          <w:color w:val="131B2E"/>
+          <w:sz w:val="18"/>
+        </w:rPr>
+        <w:t>: sin él, el eje de pertinencia queda en cero y la ficha de auditoría no pasa de 82,4 %. Son dos horas, y es lo único que depende de conseguir personas y no de tiempo de laboratorio. Las dos fechas «por confirmar» dependen de terceros y no se fijan sin haberlas acordado con ellos.</w:t>
+      </w:r>
     </w:p>
     <w:p>
       <w:pPr>

--- a/docs/entregables/01-evaluacion-critica/Informe-evaluacion-critica.docx
+++ b/docs/entregables/01-evaluacion-critica/Informe-evaluacion-critica.docx
@@ -2087,7 +2087,7 @@
           <w:color w:val="131B2E"/>
           <w:sz w:val="18"/>
         </w:rPr>
-        <w:t>Pendiente, con fecha comprometida.</w:t>
+        <w:t>La fecha que ordena el cronograma es el 30 de septiembre de 2026:</w:t>
       </w:r>
       <w:r>
         <w:rPr>
@@ -2096,7 +2096,7 @@
           <w:color w:val="131B2E"/>
           <w:sz w:val="18"/>
         </w:rPr>
-        <w:t xml:space="preserve"> El orden responde a coste, no a comodidad:</w:t>
+        <w:t xml:space="preserve"> IJIES sube su APC de USD 300 a USD 400 el 1 de octubre, y el cargo lo asume la Universidad Peruana Unión. Con la mediana medida de la revista —41 días a la primera decisión, 158 hasta publicar—, un envío el 28 de septiembre proyecta decisión hacia el 8 de noviembre de 2026 y publicación hacia marzo de 2027. Todo lo que alimenta la sección de resultados se cierra antes de esa fecha; lo demás va después.</w:t>
       </w:r>
     </w:p>
     <w:tbl>
@@ -2123,7 +2123,7 @@
       <w:tr>
         <w:tc>
           <w:tcPr>
-            <w:tcW w:type="dxa" w:w="2608"/>
+            <w:tcW w:type="dxa" w:w="2494"/>
             <w:shd w:val="clear" w:fill="1F4E79"/>
           </w:tcPr>
           <w:p>
@@ -2140,7 +2140,7 @@
         </w:tc>
         <w:tc>
           <w:tcPr>
-            <w:tcW w:type="dxa" w:w="3628"/>
+            <w:tcW w:type="dxa" w:w="3515"/>
             <w:shd w:val="clear" w:fill="1F4E79"/>
           </w:tcPr>
           <w:p>
@@ -2193,7 +2193,7 @@
       <w:tr>
         <w:tc>
           <w:tcPr>
-            <w:tcW w:type="dxa" w:w="2608"/>
+            <w:tcW w:type="dxa" w:w="2494"/>
             <w:shd w:val="clear" w:fill="EEF3FA"/>
           </w:tcPr>
           <w:p>
@@ -2213,7 +2213,7 @@
         </w:tc>
         <w:tc>
           <w:tcPr>
-            <w:tcW w:type="dxa" w:w="3628"/>
+            <w:tcW w:type="dxa" w:w="3515"/>
             <w:shd w:val="clear" w:fill="EEF3FA"/>
           </w:tcPr>
           <w:p>
@@ -2227,7 +2227,7 @@
                 <w:color w:val="131B2E"/>
                 <w:sz w:val="16"/>
               </w:rPr>
-              <w:t>Párrafo en metodología, enlazado a la *model card* que ya lo declara</w:t>
+              <w:t>Párrafo en metodología, enlazado a la *model card*</w:t>
             </w:r>
           </w:p>
         </w:tc>
@@ -2274,7 +2274,7 @@
                 <w:color w:val="131B2E"/>
                 <w:sz w:val="16"/>
               </w:rPr>
-              <w:t>5 sep</w:t>
+              <w:t>vie 4 sep</w:t>
             </w:r>
             <w:r>
               <w:rPr>
@@ -2289,7 +2289,7 @@
       <w:tr>
         <w:tc>
           <w:tcPr>
-            <w:tcW w:type="dxa" w:w="2608"/>
+            <w:tcW w:type="dxa" w:w="2494"/>
           </w:tcPr>
           <w:p>
             <w:pPr>
@@ -2322,7 +2322,7 @@
         </w:tc>
         <w:tc>
           <w:tcPr>
-            <w:tcW w:type="dxa" w:w="3628"/>
+            <w:tcW w:type="dxa" w:w="3515"/>
           </w:tcPr>
           <w:p>
             <w:pPr>
@@ -2380,7 +2380,7 @@
                 <w:color w:val="131B2E"/>
                 <w:sz w:val="16"/>
               </w:rPr>
-              <w:t>por confirmar</w:t>
+              <w:t>mié 9 sep</w:t>
             </w:r>
             <w:r>
               <w:rPr>
@@ -2395,7 +2395,7 @@
       <w:tr>
         <w:tc>
           <w:tcPr>
-            <w:tcW w:type="dxa" w:w="2608"/>
+            <w:tcW w:type="dxa" w:w="2494"/>
             <w:shd w:val="clear" w:fill="EEF3FA"/>
           </w:tcPr>
           <w:p>
@@ -2415,7 +2415,7 @@
         </w:tc>
         <w:tc>
           <w:tcPr>
-            <w:tcW w:type="dxa" w:w="3628"/>
+            <w:tcW w:type="dxa" w:w="3515"/>
             <w:shd w:val="clear" w:fill="EEF3FA"/>
           </w:tcPr>
           <w:p>
@@ -2429,7 +2429,7 @@
                 <w:color w:val="131B2E"/>
                 <w:sz w:val="16"/>
               </w:rPr>
-              <w:t>Rúbrica de pertinencia sobre el producto desplegado</w:t>
+              <w:t>Rúbrica de pertinencia, ya con los resultados del SUS a la vista</w:t>
             </w:r>
           </w:p>
         </w:tc>
@@ -2476,7 +2476,7 @@
                 <w:color w:val="131B2E"/>
                 <w:sz w:val="16"/>
               </w:rPr>
-              <w:t>por confirmar</w:t>
+              <w:t>mié 23 sep</w:t>
             </w:r>
             <w:r>
               <w:rPr>
@@ -2491,7 +2491,7 @@
       <w:tr>
         <w:tc>
           <w:tcPr>
-            <w:tcW w:type="dxa" w:w="2608"/>
+            <w:tcW w:type="dxa" w:w="2494"/>
           </w:tcPr>
           <w:p>
             <w:pPr>
@@ -2510,7 +2510,7 @@
         </w:tc>
         <w:tc>
           <w:tcPr>
-            <w:tcW w:type="dxa" w:w="3628"/>
+            <w:tcW w:type="dxa" w:w="3515"/>
           </w:tcPr>
           <w:p>
             <w:pPr>
@@ -2568,7 +2568,7 @@
                 <w:color w:val="131B2E"/>
                 <w:sz w:val="16"/>
               </w:rPr>
-              <w:t>19 sep</w:t>
+              <w:t>sáb 19 sep</w:t>
             </w:r>
             <w:r>
               <w:rPr>
@@ -2583,8 +2583,117 @@
       <w:tr>
         <w:tc>
           <w:tcPr>
-            <w:tcW w:type="dxa" w:w="2608"/>
+            <w:tcW w:type="dxa" w:w="2494"/>
             <w:shd w:val="clear" w:fill="EEF3FA"/>
+          </w:tcPr>
+          <w:p>
+            <w:pPr>
+              <w:spacing w:after="20"/>
+            </w:pPr>
+            <w:r/>
+            <w:r>
+              <w:rPr>
+                <w:b w:val="0"/>
+                <w:color w:val="131B2E"/>
+                <w:sz w:val="16"/>
+              </w:rPr>
+            </w:r>
+            <w:r>
+              <w:rPr>
+                <w:b/>
+                <w:color w:val="131B2E"/>
+                <w:sz w:val="16"/>
+              </w:rPr>
+              <w:t>Envío del artículo a IJIES</w:t>
+            </w:r>
+            <w:r>
+              <w:rPr>
+                <w:b w:val="0"/>
+                <w:color w:val="131B2E"/>
+                <w:sz w:val="16"/>
+              </w:rPr>
+            </w:r>
+          </w:p>
+        </w:tc>
+        <w:tc>
+          <w:tcPr>
+            <w:tcW w:type="dxa" w:w="3515"/>
+            <w:shd w:val="clear" w:fill="EEF3FA"/>
+          </w:tcPr>
+          <w:p>
+            <w:pPr>
+              <w:spacing w:after="20"/>
+            </w:pPr>
+            <w:r/>
+            <w:r>
+              <w:rPr>
+                <w:b w:val="0"/>
+                <w:color w:val="131B2E"/>
+                <w:sz w:val="16"/>
+              </w:rPr>
+              <w:t>Manuscrito en `IJIES_Format.docx`, 8 a 10 páginas</w:t>
+            </w:r>
+          </w:p>
+        </w:tc>
+        <w:tc>
+          <w:tcPr>
+            <w:tcW w:type="dxa" w:w="1644"/>
+            <w:shd w:val="clear" w:fill="EEF3FA"/>
+          </w:tcPr>
+          <w:p>
+            <w:pPr>
+              <w:spacing w:after="20"/>
+            </w:pPr>
+            <w:r/>
+            <w:r>
+              <w:rPr>
+                <w:b w:val="0"/>
+                <w:color w:val="131B2E"/>
+                <w:sz w:val="16"/>
+              </w:rPr>
+              <w:t>Salazar · Sauñe</w:t>
+            </w:r>
+          </w:p>
+        </w:tc>
+        <w:tc>
+          <w:tcPr>
+            <w:tcW w:type="dxa" w:w="1417"/>
+            <w:shd w:val="clear" w:fill="EEF3FA"/>
+          </w:tcPr>
+          <w:p>
+            <w:pPr>
+              <w:spacing w:after="20"/>
+            </w:pPr>
+            <w:r/>
+            <w:r>
+              <w:rPr>
+                <w:b w:val="0"/>
+                <w:color w:val="131B2E"/>
+                <w:sz w:val="16"/>
+              </w:rPr>
+            </w:r>
+            <w:r>
+              <w:rPr>
+                <w:b/>
+                <w:color w:val="131B2E"/>
+                <w:sz w:val="16"/>
+              </w:rPr>
+              <w:t>lun 28 sep</w:t>
+            </w:r>
+            <w:r>
+              <w:rPr>
+                <w:b w:val="0"/>
+                <w:color w:val="131B2E"/>
+                <w:sz w:val="16"/>
+              </w:rPr>
+            </w:r>
+          </w:p>
+        </w:tc>
+      </w:tr>
+      <w:tr>
+        <w:tc>
+          <w:tcPr>
+            <w:tcW w:type="dxa" w:w="2494"/>
           </w:tcPr>
           <w:p>
             <w:pPr>
@@ -2617,8 +2726,7 @@
         </w:tc>
         <w:tc>
           <w:tcPr>
-            <w:tcW w:type="dxa" w:w="3628"/>
-            <w:shd w:val="clear" w:fill="EEF3FA"/>
+            <w:tcW w:type="dxa" w:w="3515"/>
           </w:tcPr>
           <w:p>
             <w:pPr>
@@ -2638,6 +2746,60 @@
         <w:tc>
           <w:tcPr>
             <w:tcW w:type="dxa" w:w="1644"/>
+          </w:tcPr>
+          <w:p>
+            <w:pPr>
+              <w:spacing w:after="20"/>
+            </w:pPr>
+            <w:r/>
+            <w:r>
+              <w:rPr>
+                <w:b w:val="0"/>
+                <w:color w:val="131B2E"/>
+                <w:sz w:val="16"/>
+              </w:rPr>
+              <w:t>Salazar</w:t>
+            </w:r>
+          </w:p>
+        </w:tc>
+        <w:tc>
+          <w:tcPr>
+            <w:tcW w:type="dxa" w:w="1417"/>
+          </w:tcPr>
+          <w:p>
+            <w:pPr>
+              <w:spacing w:after="20"/>
+            </w:pPr>
+            <w:r/>
+            <w:r>
+              <w:rPr>
+                <w:b w:val="0"/>
+                <w:color w:val="131B2E"/>
+                <w:sz w:val="16"/>
+              </w:rPr>
+            </w:r>
+            <w:r>
+              <w:rPr>
+                <w:b/>
+                <w:color w:val="131B2E"/>
+                <w:sz w:val="16"/>
+              </w:rPr>
+              <w:t>sáb 10 oct</w:t>
+            </w:r>
+            <w:r>
+              <w:rPr>
+                <w:b w:val="0"/>
+                <w:color w:val="131B2E"/>
+                <w:sz w:val="16"/>
+              </w:rPr>
+            </w:r>
+          </w:p>
+        </w:tc>
+      </w:tr>
+      <w:tr>
+        <w:tc>
+          <w:tcPr>
+            <w:tcW w:type="dxa" w:w="2494"/>
             <w:shd w:val="clear" w:fill="EEF3FA"/>
           </w:tcPr>
           <w:p>
@@ -2651,7 +2813,47 @@
                 <w:color w:val="131B2E"/>
                 <w:sz w:val="16"/>
               </w:rPr>
-              <w:t>Salazar</w:t>
+              <w:t>*Holdout* temporal externo</w:t>
+            </w:r>
+          </w:p>
+        </w:tc>
+        <w:tc>
+          <w:tcPr>
+            <w:tcW w:type="dxa" w:w="3515"/>
+            <w:shd w:val="clear" w:fill="EEF3FA"/>
+          </w:tcPr>
+          <w:p>
+            <w:pPr>
+              <w:spacing w:after="20"/>
+            </w:pPr>
+            <w:r/>
+            <w:r>
+              <w:rPr>
+                <w:b w:val="0"/>
+                <w:color w:val="131B2E"/>
+                <w:sz w:val="16"/>
+              </w:rPr>
+              <w:t>Campaña completa en fecha distinta, sin reutilizar episodios</w:t>
+            </w:r>
+          </w:p>
+        </w:tc>
+        <w:tc>
+          <w:tcPr>
+            <w:tcW w:type="dxa" w:w="1644"/>
+            <w:shd w:val="clear" w:fill="EEF3FA"/>
+          </w:tcPr>
+          <w:p>
+            <w:pPr>
+              <w:spacing w:after="20"/>
+            </w:pPr>
+            <w:r/>
+            <w:r>
+              <w:rPr>
+                <w:b w:val="0"/>
+                <w:color w:val="131B2E"/>
+                <w:sz w:val="16"/>
+              </w:rPr>
+              <w:t>Salazar · Sauñe</w:t>
             </w:r>
           </w:p>
         </w:tc>
@@ -2678,99 +2880,7 @@
                 <w:color w:val="131B2E"/>
                 <w:sz w:val="16"/>
               </w:rPr>
-              <w:t>10 oct</w:t>
-            </w:r>
-            <w:r>
-              <w:rPr>
-                <w:b w:val="0"/>
-                <w:color w:val="131B2E"/>
-                <w:sz w:val="16"/>
-              </w:rPr>
-            </w:r>
-          </w:p>
-        </w:tc>
-      </w:tr>
-      <w:tr>
-        <w:tc>
-          <w:tcPr>
-            <w:tcW w:type="dxa" w:w="2608"/>
-          </w:tcPr>
-          <w:p>
-            <w:pPr>
-              <w:spacing w:after="20"/>
-            </w:pPr>
-            <w:r/>
-            <w:r>
-              <w:rPr>
-                <w:b w:val="0"/>
-                <w:color w:val="131B2E"/>
-                <w:sz w:val="16"/>
-              </w:rPr>
-              <w:t>*Holdout* temporal externo</w:t>
-            </w:r>
-          </w:p>
-        </w:tc>
-        <w:tc>
-          <w:tcPr>
-            <w:tcW w:type="dxa" w:w="3628"/>
-          </w:tcPr>
-          <w:p>
-            <w:pPr>
-              <w:spacing w:after="20"/>
-            </w:pPr>
-            <w:r/>
-            <w:r>
-              <w:rPr>
-                <w:b w:val="0"/>
-                <w:color w:val="131B2E"/>
-                <w:sz w:val="16"/>
-              </w:rPr>
-              <w:t>Campaña completa en fecha distinta, sin reutilizar episodios</w:t>
-            </w:r>
-          </w:p>
-        </w:tc>
-        <w:tc>
-          <w:tcPr>
-            <w:tcW w:type="dxa" w:w="1644"/>
-          </w:tcPr>
-          <w:p>
-            <w:pPr>
-              <w:spacing w:after="20"/>
-            </w:pPr>
-            <w:r/>
-            <w:r>
-              <w:rPr>
-                <w:b w:val="0"/>
-                <w:color w:val="131B2E"/>
-                <w:sz w:val="16"/>
-              </w:rPr>
-              <w:t>Salazar · Sauñe</w:t>
-            </w:r>
-          </w:p>
-        </w:tc>
-        <w:tc>
-          <w:tcPr>
-            <w:tcW w:type="dxa" w:w="1417"/>
-          </w:tcPr>
-          <w:p>
-            <w:pPr>
-              <w:spacing w:after="20"/>
-            </w:pPr>
-            <w:r/>
-            <w:r>
-              <w:rPr>
-                <w:b w:val="0"/>
-                <w:color w:val="131B2E"/>
-                <w:sz w:val="16"/>
-              </w:rPr>
-            </w:r>
-            <w:r>
-              <w:rPr>
-                <w:b/>
-                <w:color w:val="131B2E"/>
-                <w:sz w:val="16"/>
-              </w:rPr>
-              <w:t>24 oct</w:t>
+              <w:t>sáb 24 oct</w:t>
             </w:r>
             <w:r>
               <w:rPr>
@@ -2808,7 +2918,7 @@
           <w:color w:val="131B2E"/>
           <w:sz w:val="18"/>
         </w:rPr>
-        <w:t>El artículo no espera a los tres últimos.</w:t>
+        <w:t>El SUS va primero porque es el único cero absoluto que queda</w:t>
       </w:r>
       <w:r>
         <w:rPr>
@@ -2817,7 +2927,7 @@
           <w:color w:val="131B2E"/>
           <w:sz w:val="18"/>
         </w:rPr>
-        <w:t xml:space="preserve"> La sección de resultados se escribe con lo que ya está bloqueado —el modelo congelado, la evaluación de un solo paso y las 58 corridas de F6—: ese resultado está completo y no va a cambiar. Los pendientes mejoran la evidencia, no la sustituyen.</w:t>
+        <w:t>: cero en la ficha de auditoría, cero en el eje de pertinencia y `D-18` en el registro. Cuesta dos horas y sube la ficha de 82,4 % a 88,2 %. El juicio experto va después a propósito: los expertos juzgan mejor con los resultados de los usuarios delante.</w:t>
       </w:r>
     </w:p>
     <w:p>
@@ -2840,7 +2950,7 @@
           <w:color w:val="131B2E"/>
           <w:sz w:val="18"/>
         </w:rPr>
-        <w:t>Lo único bloqueante es el SUS</w:t>
+        <w:t>El artículo no espera a los tres últimos.</w:t>
       </w:r>
       <w:r>
         <w:rPr>
@@ -2849,7 +2959,25 @@
           <w:color w:val="131B2E"/>
           <w:sz w:val="18"/>
         </w:rPr>
-        <w:t>: sin él, el eje de pertinencia queda en cero y la ficha de auditoría no pasa de 82,4 %. Son dos horas, y es lo único que depende de conseguir personas y no de tiempo de laboratorio. Las dos fechas «por confirmar» dependen de terceros y no se fijan sin haberlas acordado con ellos.</w:t>
+        <w:t xml:space="preserve"> La sección de resultados se escribe con lo que ya está bloqueado —modelo congelado, evaluación de un solo paso y 58 corridas de F6—: ese resultado está completo y no va a cambiar. Si la recalibración se retrasa, el artículo sale igual con la limitación declarada, que es como debe salir de todos modos. </w:t>
+      </w:r>
+      <w:r>
+        <w:rPr>
+          <w:b/>
+          <w:i/>
+          <w:color w:val="131B2E"/>
+          <w:sz w:val="18"/>
+        </w:rPr>
+        <w:t>La fecha de sustentación no la fija el equipo</w:t>
+      </w:r>
+      <w:r>
+        <w:rPr>
+          <w:b w:val="0"/>
+          <w:i/>
+          <w:color w:val="131B2E"/>
+          <w:sz w:val="18"/>
+        </w:rPr>
+        <w:t>, pero ningún pendiente de esta lista la condiciona más allá del 24 de octubre de 2026.</w:t>
       </w:r>
     </w:p>
     <w:p>

--- a/docs/entregables/01-evaluacion-critica/Informe-evaluacion-critica.docx
+++ b/docs/entregables/01-evaluacion-critica/Informe-evaluacion-critica.docx
@@ -112,6 +112,8 @@
         <w:t>Sistema open source para la detección temprana de comportamientos anómalos en redes de datos</w:t>
         <w:br/>
         <w:t>Rubén Mark Salazar Tocas · Uziel Elias Sauñe Fernandez</w:t>
+        <w:br/>
+        <w:t>Asesores: Ing. Nemias Saboya Ríos · Ing. Fernando Manuel Asin Gómez</w:t>
       </w:r>
     </w:p>
     <w:p>

--- a/docs/entregables/01-evaluacion-critica/Informe-evaluacion-critica.docx
+++ b/docs/entregables/01-evaluacion-critica/Informe-evaluacion-critica.docx
@@ -159,7 +159,636 @@
           <w:color w:val="131B2E"/>
           <w:sz w:val="18"/>
         </w:rPr>
-        <w:t>, validado sobre tráfico real de laboratorio. Toda cifra procede de artefactos verificables; ninguna se transcribe a mano.</w:t>
+        <w:t xml:space="preserve">, validado sobre tráfico real de laboratorio. Toda cifra procede de artefactos verificables; ninguna se transcribe a mano. La evaluación se ordena por los </w:t>
+      </w:r>
+      <w:r>
+        <w:rPr>
+          <w:b/>
+          <w:i w:val="0"/>
+          <w:color w:val="131B2E"/>
+          <w:sz w:val="18"/>
+        </w:rPr>
+        <w:t>criterios de validez y confiabilidad</w:t>
+      </w:r>
+      <w:r>
+        <w:rPr>
+          <w:b w:val="0"/>
+          <w:i w:val="0"/>
+          <w:color w:val="131B2E"/>
+          <w:sz w:val="18"/>
+        </w:rPr>
+        <w:t xml:space="preserve"> trabajados en la sesión.</w:t>
+      </w:r>
+    </w:p>
+    <w:tbl>
+      <w:tblPr>
+        <w:tblW w:type="auto" w:w="0"/>
+        <w:jc w:val="center"/>
+        <w:tblLayout w:type="fixed"/>
+        <w:tblLook w:firstColumn="1" w:firstRow="1" w:lastColumn="0" w:lastRow="0" w:noHBand="0" w:noVBand="1" w:val="04A0"/>
+        <w:tblBorders>
+          <w:top w:val="single" w:sz="4" w:color="BFBFBF"/>
+          <w:left w:val="single" w:sz="4" w:color="BFBFBF"/>
+          <w:bottom w:val="single" w:sz="4" w:color="BFBFBF"/>
+          <w:right w:val="single" w:sz="4" w:color="BFBFBF"/>
+          <w:insideH w:val="single" w:sz="4" w:color="BFBFBF"/>
+          <w:insideV w:val="single" w:sz="4" w:color="BFBFBF"/>
+        </w:tblBorders>
+      </w:tblPr>
+      <w:tblGrid>
+        <w:gridCol w:w="3400"/>
+        <w:gridCol w:w="3400"/>
+        <w:gridCol w:w="3400"/>
+      </w:tblGrid>
+      <w:tr>
+        <w:tc>
+          <w:tcPr>
+            <w:tcW w:type="dxa" w:w="2268"/>
+            <w:shd w:val="clear" w:fill="1F4E79"/>
+          </w:tcPr>
+          <w:p>
+            <w:r/>
+            <w:r>
+              <w:rPr>
+                <w:b/>
+                <w:color w:val="FFFFFF"/>
+                <w:sz w:val="16"/>
+              </w:rPr>
+              <w:t>Criterio de la sesión</w:t>
+            </w:r>
+          </w:p>
+        </w:tc>
+        <w:tc>
+          <w:tcPr>
+            <w:tcW w:type="dxa" w:w="5216"/>
+            <w:shd w:val="clear" w:fill="1F4E79"/>
+          </w:tcPr>
+          <w:p>
+            <w:r/>
+            <w:r>
+              <w:rPr>
+                <w:b/>
+                <w:color w:val="FFFFFF"/>
+                <w:sz w:val="16"/>
+              </w:rPr>
+              <w:t>Cómo se abordó en este proyecto</w:t>
+            </w:r>
+          </w:p>
+        </w:tc>
+        <w:tc>
+          <w:tcPr>
+            <w:tcW w:type="dxa" w:w="2381"/>
+            <w:shd w:val="clear" w:fill="1F4E79"/>
+          </w:tcPr>
+          <w:p>
+            <w:r/>
+            <w:r>
+              <w:rPr>
+                <w:b/>
+                <w:color w:val="FFFFFF"/>
+                <w:sz w:val="16"/>
+              </w:rPr>
+              <w:t>Estado</w:t>
+            </w:r>
+          </w:p>
+        </w:tc>
+      </w:tr>
+      <w:tr>
+        <w:tc>
+          <w:tcPr>
+            <w:tcW w:type="dxa" w:w="2268"/>
+            <w:shd w:val="clear" w:fill="EEF3FA"/>
+          </w:tcPr>
+          <w:p>
+            <w:pPr>
+              <w:spacing w:after="20"/>
+            </w:pPr>
+            <w:r/>
+            <w:r>
+              <w:rPr>
+                <w:b w:val="0"/>
+                <w:color w:val="131B2E"/>
+                <w:sz w:val="16"/>
+              </w:rPr>
+            </w:r>
+            <w:r>
+              <w:rPr>
+                <w:b/>
+                <w:color w:val="131B2E"/>
+                <w:sz w:val="16"/>
+              </w:rPr>
+              <w:t>Validez interna</w:t>
+            </w:r>
+            <w:r>
+              <w:rPr>
+                <w:b w:val="0"/>
+                <w:color w:val="131B2E"/>
+                <w:sz w:val="16"/>
+              </w:rPr>
+            </w:r>
+          </w:p>
+        </w:tc>
+        <w:tc>
+          <w:tcPr>
+            <w:tcW w:type="dxa" w:w="5216"/>
+            <w:shd w:val="clear" w:fill="EEF3FA"/>
+          </w:tcPr>
+          <w:p>
+            <w:pPr>
+              <w:spacing w:after="20"/>
+            </w:pPr>
+            <w:r/>
+            <w:r>
+              <w:rPr>
+                <w:b w:val="0"/>
+                <w:color w:val="131B2E"/>
+                <w:sz w:val="16"/>
+              </w:rPr>
+              <w:t xml:space="preserve">Partición </w:t>
+            </w:r>
+            <w:r>
+              <w:rPr>
+                <w:b/>
+                <w:color w:val="131B2E"/>
+                <w:sz w:val="16"/>
+              </w:rPr>
+              <w:t>disjunta por episodio</w:t>
+            </w:r>
+            <w:r>
+              <w:rPr>
+                <w:b w:val="0"/>
+                <w:color w:val="131B2E"/>
+                <w:sz w:val="16"/>
+              </w:rPr>
+              <w:t xml:space="preserve"> (`no_episode_split=true`); umbral fijado solo en validación (α = 0,05); causalidad de las variables probada con test unitario. Una </w:t>
+            </w:r>
+            <w:r>
+              <w:rPr>
+                <w:b/>
+                <w:color w:val="131B2E"/>
+                <w:sz w:val="16"/>
+              </w:rPr>
+              <w:t>fuga real (*data leakage*) se detectó, corrigió y marcó «no debe citarse»</w:t>
+            </w:r>
+            <w:r>
+              <w:rPr>
+                <w:b w:val="0"/>
+                <w:color w:val="131B2E"/>
+                <w:sz w:val="16"/>
+              </w:rPr>
+            </w:r>
+          </w:p>
+        </w:tc>
+        <w:tc>
+          <w:tcPr>
+            <w:tcW w:type="dxa" w:w="2381"/>
+            <w:shd w:val="clear" w:fill="EEF3FA"/>
+          </w:tcPr>
+          <w:p>
+            <w:pPr>
+              <w:spacing w:after="20"/>
+            </w:pPr>
+            <w:r/>
+            <w:r>
+              <w:rPr>
+                <w:b w:val="0"/>
+                <w:color w:val="131B2E"/>
+                <w:sz w:val="16"/>
+              </w:rPr>
+              <w:t>Abordada</w:t>
+            </w:r>
+          </w:p>
+        </w:tc>
+      </w:tr>
+      <w:tr>
+        <w:tc>
+          <w:tcPr>
+            <w:tcW w:type="dxa" w:w="2268"/>
+          </w:tcPr>
+          <w:p>
+            <w:pPr>
+              <w:spacing w:after="20"/>
+            </w:pPr>
+            <w:r/>
+            <w:r>
+              <w:rPr>
+                <w:b w:val="0"/>
+                <w:color w:val="131B2E"/>
+                <w:sz w:val="16"/>
+              </w:rPr>
+            </w:r>
+            <w:r>
+              <w:rPr>
+                <w:b/>
+                <w:color w:val="131B2E"/>
+                <w:sz w:val="16"/>
+              </w:rPr>
+              <w:t>Validez externa</w:t>
+            </w:r>
+            <w:r>
+              <w:rPr>
+                <w:b w:val="0"/>
+                <w:color w:val="131B2E"/>
+                <w:sz w:val="16"/>
+              </w:rPr>
+            </w:r>
+          </w:p>
+        </w:tc>
+        <w:tc>
+          <w:tcPr>
+            <w:tcW w:type="dxa" w:w="5216"/>
+          </w:tcPr>
+          <w:p>
+            <w:pPr>
+              <w:spacing w:after="20"/>
+            </w:pPr>
+            <w:r/>
+            <w:r>
+              <w:rPr>
+                <w:b w:val="0"/>
+                <w:color w:val="131B2E"/>
+                <w:sz w:val="16"/>
+              </w:rPr>
+              <w:t>Validación cruzada de 5 pliegues agrupados por episodio y validación operativa en despliegue real (58 corridas)</w:t>
+            </w:r>
+          </w:p>
+        </w:tc>
+        <w:tc>
+          <w:tcPr>
+            <w:tcW w:type="dxa" w:w="2381"/>
+          </w:tcPr>
+          <w:p>
+            <w:pPr>
+              <w:spacing w:after="20"/>
+            </w:pPr>
+            <w:r/>
+            <w:r>
+              <w:rPr>
+                <w:b w:val="0"/>
+                <w:color w:val="131B2E"/>
+                <w:sz w:val="16"/>
+              </w:rPr>
+            </w:r>
+            <w:r>
+              <w:rPr>
+                <w:b/>
+                <w:color w:val="131B2E"/>
+                <w:sz w:val="16"/>
+              </w:rPr>
+              <w:t>Parcial</w:t>
+            </w:r>
+            <w:r>
+              <w:rPr>
+                <w:b w:val="0"/>
+                <w:color w:val="131B2E"/>
+                <w:sz w:val="16"/>
+              </w:rPr>
+              <w:t>: no hay jornada externa ni segundo dataset</w:t>
+            </w:r>
+          </w:p>
+        </w:tc>
+      </w:tr>
+      <w:tr>
+        <w:tc>
+          <w:tcPr>
+            <w:tcW w:type="dxa" w:w="2268"/>
+            <w:shd w:val="clear" w:fill="EEF3FA"/>
+          </w:tcPr>
+          <w:p>
+            <w:pPr>
+              <w:spacing w:after="20"/>
+            </w:pPr>
+            <w:r/>
+            <w:r>
+              <w:rPr>
+                <w:b w:val="0"/>
+                <w:color w:val="131B2E"/>
+                <w:sz w:val="16"/>
+              </w:rPr>
+            </w:r>
+            <w:r>
+              <w:rPr>
+                <w:b/>
+                <w:color w:val="131B2E"/>
+                <w:sz w:val="16"/>
+              </w:rPr>
+              <w:t>Confiabilidad</w:t>
+            </w:r>
+            <w:r>
+              <w:rPr>
+                <w:b w:val="0"/>
+                <w:color w:val="131B2E"/>
+                <w:sz w:val="16"/>
+              </w:rPr>
+            </w:r>
+          </w:p>
+        </w:tc>
+        <w:tc>
+          <w:tcPr>
+            <w:tcW w:type="dxa" w:w="5216"/>
+            <w:shd w:val="clear" w:fill="EEF3FA"/>
+          </w:tcPr>
+          <w:p>
+            <w:pPr>
+              <w:spacing w:after="20"/>
+            </w:pPr>
+            <w:r/>
+            <w:r>
+              <w:rPr>
+                <w:b w:val="0"/>
+                <w:color w:val="131B2E"/>
+                <w:sz w:val="16"/>
+              </w:rPr>
+            </w:r>
+            <w:r>
+              <w:rPr>
+                <w:b/>
+                <w:color w:val="131B2E"/>
+                <w:sz w:val="16"/>
+              </w:rPr>
+              <w:t>Del sistema (determinismo)</w:t>
+            </w:r>
+            <w:r>
+              <w:rPr>
+                <w:b w:val="0"/>
+                <w:color w:val="131B2E"/>
+                <w:sz w:val="16"/>
+              </w:rPr>
+              <w:t xml:space="preserve">: 10 ajustes repetidos del pipeline produjeron el mismo SHA-256 y el mismo umbral. </w:t>
+            </w:r>
+            <w:r>
+              <w:rPr>
+                <w:b/>
+                <w:color w:val="131B2E"/>
+                <w:sz w:val="16"/>
+              </w:rPr>
+              <w:t>Test-retest</w:t>
+            </w:r>
+            <w:r>
+              <w:rPr>
+                <w:b w:val="0"/>
+                <w:color w:val="131B2E"/>
+                <w:sz w:val="16"/>
+              </w:rPr>
+              <w:t xml:space="preserve">: dos pases operativos equivalentes. </w:t>
+            </w:r>
+            <w:r>
+              <w:rPr>
+                <w:b/>
+                <w:color w:val="131B2E"/>
+                <w:sz w:val="16"/>
+              </w:rPr>
+              <w:t>Estabilidad del umbral</w:t>
+            </w:r>
+            <w:r>
+              <w:rPr>
+                <w:b w:val="0"/>
+                <w:color w:val="131B2E"/>
+                <w:sz w:val="16"/>
+              </w:rPr>
+              <w:t>: bootstrap por episodio, CV 4,10 %</w:t>
+            </w:r>
+          </w:p>
+        </w:tc>
+        <w:tc>
+          <w:tcPr>
+            <w:tcW w:type="dxa" w:w="2381"/>
+            <w:shd w:val="clear" w:fill="EEF3FA"/>
+          </w:tcPr>
+          <w:p>
+            <w:pPr>
+              <w:spacing w:after="20"/>
+            </w:pPr>
+            <w:r/>
+            <w:r>
+              <w:rPr>
+                <w:b w:val="0"/>
+                <w:color w:val="131B2E"/>
+                <w:sz w:val="16"/>
+              </w:rPr>
+              <w:t>Abordada</w:t>
+            </w:r>
+          </w:p>
+        </w:tc>
+      </w:tr>
+      <w:tr>
+        <w:tc>
+          <w:tcPr>
+            <w:tcW w:type="dxa" w:w="2268"/>
+          </w:tcPr>
+          <w:p>
+            <w:pPr>
+              <w:spacing w:after="20"/>
+            </w:pPr>
+            <w:r/>
+            <w:r>
+              <w:rPr>
+                <w:b w:val="0"/>
+                <w:color w:val="131B2E"/>
+                <w:sz w:val="16"/>
+              </w:rPr>
+            </w:r>
+            <w:r>
+              <w:rPr>
+                <w:b/>
+                <w:color w:val="131B2E"/>
+                <w:sz w:val="16"/>
+              </w:rPr>
+              <w:t>Validez de constructo</w:t>
+            </w:r>
+            <w:r>
+              <w:rPr>
+                <w:b w:val="0"/>
+                <w:color w:val="131B2E"/>
+                <w:sz w:val="16"/>
+              </w:rPr>
+            </w:r>
+          </w:p>
+        </w:tc>
+        <w:tc>
+          <w:tcPr>
+            <w:tcW w:type="dxa" w:w="5216"/>
+          </w:tcPr>
+          <w:p>
+            <w:pPr>
+              <w:spacing w:after="20"/>
+            </w:pPr>
+            <w:r/>
+            <w:r>
+              <w:rPr>
+                <w:b w:val="0"/>
+                <w:color w:val="131B2E"/>
+                <w:sz w:val="16"/>
+              </w:rPr>
+              <w:t>Diccionario de las 28 variables con fórmula, ventana, fuente y denominador, generado desde el extractor congelado</w:t>
+            </w:r>
+          </w:p>
+        </w:tc>
+        <w:tc>
+          <w:tcPr>
+            <w:tcW w:type="dxa" w:w="2381"/>
+          </w:tcPr>
+          <w:p>
+            <w:pPr>
+              <w:spacing w:after="20"/>
+            </w:pPr>
+            <w:r/>
+            <w:r>
+              <w:rPr>
+                <w:b w:val="0"/>
+                <w:color w:val="131B2E"/>
+                <w:sz w:val="16"/>
+              </w:rPr>
+              <w:t>Abordada</w:t>
+            </w:r>
+          </w:p>
+        </w:tc>
+      </w:tr>
+      <w:tr>
+        <w:tc>
+          <w:tcPr>
+            <w:tcW w:type="dxa" w:w="2268"/>
+            <w:shd w:val="clear" w:fill="EEF3FA"/>
+          </w:tcPr>
+          <w:p>
+            <w:pPr>
+              <w:spacing w:after="20"/>
+            </w:pPr>
+            <w:r/>
+            <w:r>
+              <w:rPr>
+                <w:b w:val="0"/>
+                <w:color w:val="131B2E"/>
+                <w:sz w:val="16"/>
+              </w:rPr>
+            </w:r>
+            <w:r>
+              <w:rPr>
+                <w:b/>
+                <w:color w:val="131B2E"/>
+                <w:sz w:val="16"/>
+              </w:rPr>
+              <w:t>α de Cronbach / Kappa</w:t>
+            </w:r>
+            <w:r>
+              <w:rPr>
+                <w:b w:val="0"/>
+                <w:color w:val="131B2E"/>
+                <w:sz w:val="16"/>
+              </w:rPr>
+            </w:r>
+          </w:p>
+        </w:tc>
+        <w:tc>
+          <w:tcPr>
+            <w:tcW w:type="dxa" w:w="5216"/>
+            <w:shd w:val="clear" w:fill="EEF3FA"/>
+          </w:tcPr>
+          <w:p>
+            <w:pPr>
+              <w:spacing w:after="20"/>
+            </w:pPr>
+            <w:r/>
+            <w:r>
+              <w:rPr>
+                <w:b w:val="0"/>
+                <w:color w:val="131B2E"/>
+                <w:sz w:val="16"/>
+              </w:rPr>
+            </w:r>
+            <w:r>
+              <w:rPr>
+                <w:b/>
+                <w:color w:val="131B2E"/>
+                <w:sz w:val="16"/>
+              </w:rPr>
+              <w:t>No aplican al producto</w:t>
+            </w:r>
+            <w:r>
+              <w:rPr>
+                <w:b w:val="0"/>
+                <w:color w:val="131B2E"/>
+                <w:sz w:val="16"/>
+              </w:rPr>
+              <w:t>: no hay ítems de escala que correlacionar ni jueces clasificando. Aplicarán al instrumento SUS</w:t>
+            </w:r>
+          </w:p>
+        </w:tc>
+        <w:tc>
+          <w:tcPr>
+            <w:tcW w:type="dxa" w:w="2381"/>
+            <w:shd w:val="clear" w:fill="EEF3FA"/>
+          </w:tcPr>
+          <w:p>
+            <w:pPr>
+              <w:spacing w:after="20"/>
+            </w:pPr>
+            <w:r/>
+            <w:r>
+              <w:rPr>
+                <w:b w:val="0"/>
+                <w:color w:val="131B2E"/>
+                <w:sz w:val="16"/>
+              </w:rPr>
+              <w:t>Justificado</w:t>
+            </w:r>
+          </w:p>
+        </w:tc>
+      </w:tr>
+    </w:tbl>
+    <w:p>
+      <w:pPr>
+        <w:spacing w:after="40"/>
+      </w:pPr>
+    </w:p>
+    <w:p>
+      <w:pPr>
+        <w:spacing w:after="100"/>
+        <w:jc w:val="both"/>
+      </w:pPr>
+      <w:r>
+        <w:rPr>
+          <w:b w:val="0"/>
+          <w:i w:val="0"/>
+          <w:color w:val="131B2E"/>
+          <w:sz w:val="17"/>
+        </w:rPr>
+      </w:r>
+      <w:r>
+        <w:rPr>
+          <w:b/>
+          <w:i w:val="0"/>
+          <w:color w:val="131B2E"/>
+          <w:sz w:val="17"/>
+        </w:rPr>
+        <w:t>ISO/IEC 25010 — características evaluadas con evidencia:</w:t>
+      </w:r>
+      <w:r>
+        <w:rPr>
+          <w:b w:val="0"/>
+          <w:i w:val="0"/>
+          <w:color w:val="131B2E"/>
+          <w:sz w:val="17"/>
+        </w:rPr>
+        <w:t xml:space="preserve"> *adecuación funcional* (detecta y bloquea, 88,8 % de detección), *eficiencia de desempeño* (bloqueo en mediana de 8,0 s), *confiabilidad* (cero caídas en 58 corridas, determinismo verificado) y *seguridad* (trazabilidad por SHA-256). </w:t>
+      </w:r>
+      <w:r>
+        <w:rPr>
+          <w:b/>
+          <w:i w:val="0"/>
+          <w:color w:val="131B2E"/>
+          <w:sz w:val="17"/>
+        </w:rPr>
+        <w:t>Sin evidencia todavía</w:t>
+      </w:r>
+      <w:r>
+        <w:rPr>
+          <w:b w:val="0"/>
+          <w:i w:val="0"/>
+          <w:color w:val="131B2E"/>
+          <w:sz w:val="17"/>
+        </w:rPr>
+        <w:t>: *usabilidad* —el SUS está pendiente—, *compatibilidad*, *mantenibilidad* y *portabilidad*.</w:t>
       </w:r>
     </w:p>
     <w:tbl>
@@ -196,7 +825,7 @@
                 <w:color w:val="FFFFFF"/>
                 <w:sz w:val="16"/>
               </w:rPr>
-              <w:t>Criterio evaluado</w:t>
+              <w:t>Resultado medido</w:t>
             </w:r>
           </w:p>
         </w:tc>
@@ -213,7 +842,7 @@
                 <w:color w:val="FFFFFF"/>
                 <w:sz w:val="16"/>
               </w:rPr>
-              <w:t>Resultado obtenido</w:t>
+              <w:t>Valor obtenido</w:t>
             </w:r>
           </w:p>
         </w:tc>
@@ -2992,7 +3621,509 @@
           <w:color w:val="1F4E79"/>
           <w:sz w:val="25"/>
         </w:rPr>
-        <w:t>4 ·  Conclusión</w:t>
+        <w:t>4 ·  Amenazas a la validez (*Threats to Validity*)</w:t>
+      </w:r>
+    </w:p>
+    <w:p>
+      <w:pPr>
+        <w:spacing w:after="100"/>
+        <w:jc w:val="both"/>
+      </w:pPr>
+      <w:r>
+        <w:rPr>
+          <w:b w:val="0"/>
+          <w:i w:val="0"/>
+          <w:color w:val="131B2E"/>
+          <w:sz w:val="17"/>
+        </w:rPr>
+        <w:t xml:space="preserve">La sesión advierte que esta sección es </w:t>
+      </w:r>
+      <w:r>
+        <w:rPr>
+          <w:b/>
+          <w:i w:val="0"/>
+          <w:color w:val="131B2E"/>
+          <w:sz w:val="17"/>
+        </w:rPr>
+        <w:t>obligatoria en las revistas indexadas de Ingeniería de Software</w:t>
+      </w:r>
+      <w:r>
+        <w:rPr>
+          <w:b w:val="0"/>
+          <w:i w:val="0"/>
+          <w:color w:val="131B2E"/>
+          <w:sz w:val="17"/>
+        </w:rPr>
+        <w:t>. Se declara aquí y se trasladará al artículo.</w:t>
+      </w:r>
+    </w:p>
+    <w:tbl>
+      <w:tblPr>
+        <w:tblW w:type="auto" w:w="0"/>
+        <w:jc w:val="center"/>
+        <w:tblLayout w:type="fixed"/>
+        <w:tblLook w:firstColumn="1" w:firstRow="1" w:lastColumn="0" w:lastRow="0" w:noHBand="0" w:noVBand="1" w:val="04A0"/>
+        <w:tblBorders>
+          <w:top w:val="single" w:sz="4" w:color="BFBFBF"/>
+          <w:left w:val="single" w:sz="4" w:color="BFBFBF"/>
+          <w:bottom w:val="single" w:sz="4" w:color="BFBFBF"/>
+          <w:right w:val="single" w:sz="4" w:color="BFBFBF"/>
+          <w:insideH w:val="single" w:sz="4" w:color="BFBFBF"/>
+          <w:insideV w:val="single" w:sz="4" w:color="BFBFBF"/>
+        </w:tblBorders>
+      </w:tblPr>
+      <w:tblGrid>
+        <w:gridCol w:w="3400"/>
+        <w:gridCol w:w="3400"/>
+        <w:gridCol w:w="3400"/>
+      </w:tblGrid>
+      <w:tr>
+        <w:tc>
+          <w:tcPr>
+            <w:tcW w:type="dxa" w:w="1928"/>
+            <w:shd w:val="clear" w:fill="1F4E79"/>
+          </w:tcPr>
+          <w:p>
+            <w:r/>
+            <w:r>
+              <w:rPr>
+                <w:b/>
+                <w:color w:val="FFFFFF"/>
+                <w:sz w:val="16"/>
+              </w:rPr>
+              <w:t>Tipo de amenaza</w:t>
+            </w:r>
+          </w:p>
+        </w:tc>
+        <w:tc>
+          <w:tcPr>
+            <w:tcW w:type="dxa" w:w="3742"/>
+            <w:shd w:val="clear" w:fill="1F4E79"/>
+          </w:tcPr>
+          <w:p>
+            <w:r/>
+            <w:r>
+              <w:rPr>
+                <w:b/>
+                <w:color w:val="FFFFFF"/>
+                <w:sz w:val="16"/>
+              </w:rPr>
+              <w:t>Amenaza concreta en este trabajo</w:t>
+            </w:r>
+          </w:p>
+        </w:tc>
+        <w:tc>
+          <w:tcPr>
+            <w:tcW w:type="dxa" w:w="4195"/>
+            <w:shd w:val="clear" w:fill="1F4E79"/>
+          </w:tcPr>
+          <w:p>
+            <w:r/>
+            <w:r>
+              <w:rPr>
+                <w:b/>
+                <w:color w:val="FFFFFF"/>
+                <w:sz w:val="16"/>
+              </w:rPr>
+              <w:t>Cómo se mitiga o declara</w:t>
+            </w:r>
+          </w:p>
+        </w:tc>
+      </w:tr>
+      <w:tr>
+        <w:tc>
+          <w:tcPr>
+            <w:tcW w:type="dxa" w:w="1928"/>
+            <w:shd w:val="clear" w:fill="EEF3FA"/>
+          </w:tcPr>
+          <w:p>
+            <w:pPr>
+              <w:spacing w:after="20"/>
+            </w:pPr>
+            <w:r/>
+            <w:r>
+              <w:rPr>
+                <w:b w:val="0"/>
+                <w:color w:val="131B2E"/>
+                <w:sz w:val="16"/>
+              </w:rPr>
+            </w:r>
+            <w:r>
+              <w:rPr>
+                <w:b/>
+                <w:color w:val="131B2E"/>
+                <w:sz w:val="16"/>
+              </w:rPr>
+              <w:t>Validez interna</w:t>
+            </w:r>
+            <w:r>
+              <w:rPr>
+                <w:b w:val="0"/>
+                <w:color w:val="131B2E"/>
+                <w:sz w:val="16"/>
+              </w:rPr>
+            </w:r>
+          </w:p>
+        </w:tc>
+        <w:tc>
+          <w:tcPr>
+            <w:tcW w:type="dxa" w:w="3742"/>
+            <w:shd w:val="clear" w:fill="EEF3FA"/>
+          </w:tcPr>
+          <w:p>
+            <w:pPr>
+              <w:spacing w:after="20"/>
+            </w:pPr>
+            <w:r/>
+            <w:r>
+              <w:rPr>
+                <w:b w:val="0"/>
+                <w:color w:val="131B2E"/>
+                <w:sz w:val="16"/>
+              </w:rPr>
+              <w:t xml:space="preserve">El modelo se eligió observando el conjunto de prueba: </w:t>
+            </w:r>
+            <w:r>
+              <w:rPr>
+                <w:b/>
+                <w:color w:val="131B2E"/>
+                <w:sz w:val="16"/>
+              </w:rPr>
+              <w:t>selección posterior</w:t>
+            </w:r>
+            <w:r>
+              <w:rPr>
+                <w:b w:val="0"/>
+                <w:color w:val="131B2E"/>
+                <w:sz w:val="16"/>
+              </w:rPr>
+              <w:t>, la misma familia de error que el HARKing</w:t>
+            </w:r>
+          </w:p>
+        </w:tc>
+        <w:tc>
+          <w:tcPr>
+            <w:tcW w:type="dxa" w:w="4195"/>
+            <w:shd w:val="clear" w:fill="EEF3FA"/>
+          </w:tcPr>
+          <w:p>
+            <w:pPr>
+              <w:spacing w:after="20"/>
+            </w:pPr>
+            <w:r/>
+            <w:r>
+              <w:rPr>
+                <w:b w:val="0"/>
+                <w:color w:val="131B2E"/>
+                <w:sz w:val="16"/>
+              </w:rPr>
+              <w:t>Declarada en la *model card* antes de cualquier métrica. La corrección exige evaluación nueva y reservada</w:t>
+            </w:r>
+          </w:p>
+        </w:tc>
+      </w:tr>
+      <w:tr>
+        <w:tc>
+          <w:tcPr>
+            <w:tcW w:type="dxa" w:w="1928"/>
+          </w:tcPr>
+          <w:p>
+            <w:pPr>
+              <w:spacing w:after="20"/>
+            </w:pPr>
+            <w:r/>
+            <w:r>
+              <w:rPr>
+                <w:b w:val="0"/>
+                <w:color w:val="131B2E"/>
+                <w:sz w:val="16"/>
+              </w:rPr>
+            </w:r>
+            <w:r>
+              <w:rPr>
+                <w:b/>
+                <w:color w:val="131B2E"/>
+                <w:sz w:val="16"/>
+              </w:rPr>
+              <w:t>Validez externa</w:t>
+            </w:r>
+            <w:r>
+              <w:rPr>
+                <w:b w:val="0"/>
+                <w:color w:val="131B2E"/>
+                <w:sz w:val="16"/>
+              </w:rPr>
+            </w:r>
+          </w:p>
+        </w:tc>
+        <w:tc>
+          <w:tcPr>
+            <w:tcW w:type="dxa" w:w="3742"/>
+          </w:tcPr>
+          <w:p>
+            <w:pPr>
+              <w:spacing w:after="20"/>
+            </w:pPr>
+            <w:r/>
+            <w:r>
+              <w:rPr>
+                <w:b w:val="0"/>
+                <w:color w:val="131B2E"/>
+                <w:sz w:val="16"/>
+              </w:rPr>
+              <w:t xml:space="preserve">Entorno artificial de laboratorio, un solo dataset y </w:t>
+            </w:r>
+            <w:r>
+              <w:rPr>
+                <w:b/>
+                <w:color w:val="131B2E"/>
+                <w:sz w:val="16"/>
+              </w:rPr>
+              <w:t>sin jornada de holdout externa</w:t>
+            </w:r>
+            <w:r>
+              <w:rPr>
+                <w:b w:val="0"/>
+                <w:color w:val="131B2E"/>
+                <w:sz w:val="16"/>
+              </w:rPr>
+              <w:t>: los 44 perfiles aparecen en las tres particiones</w:t>
+            </w:r>
+          </w:p>
+        </w:tc>
+        <w:tc>
+          <w:tcPr>
+            <w:tcW w:type="dxa" w:w="4195"/>
+          </w:tcPr>
+          <w:p>
+            <w:pPr>
+              <w:spacing w:after="20"/>
+            </w:pPr>
+            <w:r/>
+            <w:r>
+              <w:rPr>
+                <w:b w:val="0"/>
+                <w:color w:val="131B2E"/>
+                <w:sz w:val="16"/>
+              </w:rPr>
+              <w:t xml:space="preserve">Se recolecta jornada nueva el 24 de octubre. Hasta entonces </w:t>
+            </w:r>
+            <w:r>
+              <w:rPr>
+                <w:b/>
+                <w:color w:val="131B2E"/>
+                <w:sz w:val="16"/>
+              </w:rPr>
+              <w:t>no se afirma generalización</w:t>
+            </w:r>
+            <w:r>
+              <w:rPr>
+                <w:b w:val="0"/>
+                <w:color w:val="131B2E"/>
+                <w:sz w:val="16"/>
+              </w:rPr>
+            </w:r>
+          </w:p>
+        </w:tc>
+      </w:tr>
+      <w:tr>
+        <w:tc>
+          <w:tcPr>
+            <w:tcW w:type="dxa" w:w="1928"/>
+            <w:shd w:val="clear" w:fill="EEF3FA"/>
+          </w:tcPr>
+          <w:p>
+            <w:pPr>
+              <w:spacing w:after="20"/>
+            </w:pPr>
+            <w:r/>
+            <w:r>
+              <w:rPr>
+                <w:b w:val="0"/>
+                <w:color w:val="131B2E"/>
+                <w:sz w:val="16"/>
+              </w:rPr>
+            </w:r>
+            <w:r>
+              <w:rPr>
+                <w:b/>
+                <w:color w:val="131B2E"/>
+                <w:sz w:val="16"/>
+              </w:rPr>
+              <w:t>Validez de conclusión</w:t>
+            </w:r>
+            <w:r>
+              <w:rPr>
+                <w:b w:val="0"/>
+                <w:color w:val="131B2E"/>
+                <w:sz w:val="16"/>
+              </w:rPr>
+            </w:r>
+          </w:p>
+        </w:tc>
+        <w:tc>
+          <w:tcPr>
+            <w:tcW w:type="dxa" w:w="3742"/>
+            <w:shd w:val="clear" w:fill="EEF3FA"/>
+          </w:tcPr>
+          <w:p>
+            <w:pPr>
+              <w:spacing w:after="20"/>
+            </w:pPr>
+            <w:r/>
+            <w:r>
+              <w:rPr>
+                <w:b w:val="0"/>
+                <w:color w:val="131B2E"/>
+                <w:sz w:val="16"/>
+              </w:rPr>
+              <w:t xml:space="preserve">Los intervalos por ventana son </w:t>
+            </w:r>
+            <w:r>
+              <w:rPr>
+                <w:b/>
+                <w:color w:val="131B2E"/>
+                <w:sz w:val="16"/>
+              </w:rPr>
+              <w:t>descriptivos</w:t>
+            </w:r>
+            <w:r>
+              <w:rPr>
+                <w:b w:val="0"/>
+                <w:color w:val="131B2E"/>
+                <w:sz w:val="16"/>
+              </w:rPr>
+              <w:t>: las ventanas de un episodio comparten historia y no son observaciones independientes</w:t>
+            </w:r>
+          </w:p>
+        </w:tc>
+        <w:tc>
+          <w:tcPr>
+            <w:tcW w:type="dxa" w:w="4195"/>
+            <w:shd w:val="clear" w:fill="EEF3FA"/>
+          </w:tcPr>
+          <w:p>
+            <w:pPr>
+              <w:spacing w:after="20"/>
+            </w:pPr>
+            <w:r/>
+            <w:r>
+              <w:rPr>
+                <w:b w:val="0"/>
+                <w:color w:val="131B2E"/>
+                <w:sz w:val="16"/>
+              </w:rPr>
+              <w:t>Se reportan como descriptivos, no como prueba inferencial; la comparación entre modelos usa McNemar con corrección de Holm</w:t>
+            </w:r>
+          </w:p>
+        </w:tc>
+      </w:tr>
+      <w:tr>
+        <w:tc>
+          <w:tcPr>
+            <w:tcW w:type="dxa" w:w="1928"/>
+          </w:tcPr>
+          <w:p>
+            <w:pPr>
+              <w:spacing w:after="20"/>
+            </w:pPr>
+            <w:r/>
+            <w:r>
+              <w:rPr>
+                <w:b w:val="0"/>
+                <w:color w:val="131B2E"/>
+                <w:sz w:val="16"/>
+              </w:rPr>
+            </w:r>
+            <w:r>
+              <w:rPr>
+                <w:b/>
+                <w:color w:val="131B2E"/>
+                <w:sz w:val="16"/>
+              </w:rPr>
+              <w:t>Validez de constructo</w:t>
+            </w:r>
+            <w:r>
+              <w:rPr>
+                <w:b w:val="0"/>
+                <w:color w:val="131B2E"/>
+                <w:sz w:val="16"/>
+              </w:rPr>
+            </w:r>
+          </w:p>
+        </w:tc>
+        <w:tc>
+          <w:tcPr>
+            <w:tcW w:type="dxa" w:w="3742"/>
+          </w:tcPr>
+          <w:p>
+            <w:pPr>
+              <w:spacing w:after="20"/>
+            </w:pPr>
+            <w:r/>
+            <w:r>
+              <w:rPr>
+                <w:b w:val="0"/>
+                <w:color w:val="131B2E"/>
+                <w:sz w:val="16"/>
+              </w:rPr>
+              <w:t xml:space="preserve">*«¿el FPR de laboratorio mide el FPR de operación?»* — </w:t>
+            </w:r>
+            <w:r>
+              <w:rPr>
+                <w:b/>
+                <w:color w:val="131B2E"/>
+                <w:sz w:val="16"/>
+              </w:rPr>
+              <w:t>la medición dice que no</w:t>
+            </w:r>
+            <w:r>
+              <w:rPr>
+                <w:b w:val="0"/>
+                <w:color w:val="131B2E"/>
+                <w:sz w:val="16"/>
+              </w:rPr>
+              <w:t>: 4,71 % frente a 22,97 %</w:t>
+            </w:r>
+          </w:p>
+        </w:tc>
+        <w:tc>
+          <w:tcPr>
+            <w:tcW w:type="dxa" w:w="4195"/>
+          </w:tcPr>
+          <w:p>
+            <w:pPr>
+              <w:spacing w:after="20"/>
+            </w:pPr>
+            <w:r/>
+            <w:r>
+              <w:rPr>
+                <w:b w:val="0"/>
+                <w:color w:val="131B2E"/>
+                <w:sz w:val="16"/>
+              </w:rPr>
+              <w:t>Se reportan ambos por separado y se declara la brecha como el hallazgo principal</w:t>
+            </w:r>
+          </w:p>
+        </w:tc>
+      </w:tr>
+    </w:tbl>
+    <w:p>
+      <w:pPr>
+        <w:spacing w:after="40"/>
+      </w:pPr>
+    </w:p>
+    <w:p>
+      <w:pPr>
+        <w:spacing w:before="220" w:after="80"/>
+      </w:pPr>
+      <w:r>
+        <w:rPr>
+          <w:b/>
+          <w:color w:val="1F4E79"/>
+          <w:sz w:val="25"/>
+        </w:rPr>
+        <w:t>5 ·  Conclusión</w:t>
       </w:r>
     </w:p>
     <w:p>

--- a/docs/entregables/01-evaluacion-critica/Informe-evaluacion-critica.docx
+++ b/docs/entregables/01-evaluacion-critica/Informe-evaluacion-critica.docx
@@ -114,6 +114,38 @@
         <w:t>Rubén Mark Salazar Tocas · Uziel Elias Sauñe Fernandez</w:t>
         <w:br/>
         <w:t>Asesores: Ing. Nemias Saboya Ríos · Ing. Fernando Manuel Asin Gómez</w:t>
+      </w:r>
+    </w:p>
+    <w:p>
+      <w:pPr>
+        <w:spacing w:after="140"/>
+        <w:jc w:val="center"/>
+      </w:pPr>
+      <w:r>
+        <w:rPr>
+          <w:b w:val="0"/>
+          <w:i w:val="0"/>
+          <w:color w:val="5B6B8C"/>
+          <w:sz w:val="16"/>
+        </w:rPr>
+      </w:r>
+      <w:r>
+        <w:rPr>
+          <w:b/>
+          <w:i w:val="0"/>
+          <w:color w:val="5B6B8C"/>
+          <w:sz w:val="16"/>
+        </w:rPr>
+        <w:t>Entregable de la Sesión 01.</w:t>
+      </w:r>
+      <w:r>
+        <w:rPr>
+          <w:b w:val="0"/>
+          <w:i w:val="0"/>
+          <w:color w:val="5B6B8C"/>
+          <w:sz w:val="16"/>
+        </w:rPr>
+        <w:t xml:space="preserve"> Este documento es el informe de resultados y evaluación crítica; el plan prospectivo de la Sesión 02 está en `07-plan-de-validacion/plan-de-validacion-de-resultados.md`.</w:t>
       </w:r>
     </w:p>
     <w:p>
@@ -1726,7 +1758,7 @@
                 <w:color w:val="131B2E"/>
                 <w:sz w:val="16"/>
               </w:rPr>
-              <w:t>4,71 % [2,8–7,9] frente a 22,97 % [14,9–33,7]. Son intervalos descriptivos por ventana: las ventanas comparten episodio e historia. Una transferencia legítima de 200 Mbit/s bloqueó a un cliente real 120 s</w:t>
+              <w:t>4,71 % [2,8–7,9] frente a 25,81 % (pase 1, 16/62) y 22,97 % (pase 2, 17/74). Son intervalos descriptivos por ventana: las ventanas comparten episodio e historia. Una transferencia legítima de 200 Mbit/s bloqueó a un cliente real 120 s</w:t>
             </w:r>
           </w:p>
         </w:tc>
@@ -4083,7 +4115,7 @@
                 <w:color w:val="131B2E"/>
                 <w:sz w:val="16"/>
               </w:rPr>
-              <w:t>: 4,71 % frente a 22,97 %</w:t>
+              <w:t>: 4,71 % frente a 25,81 % (pase 1) y 22,97 % (pase 2)</w:t>
             </w:r>
           </w:p>
         </w:tc>

--- a/docs/entregables/01-evaluacion-critica/Informe-evaluacion-critica.docx
+++ b/docs/entregables/01-evaluacion-critica/Informe-evaluacion-critica.docx
@@ -158,7 +158,7 @@
           <w:color w:val="1F4E79"/>
           <w:sz w:val="25"/>
         </w:rPr>
-        <w:t>1 ·  Qué se abordó de manera objetiva</w:t>
+        <w:t>1 ·  Lo que está listo: qué se abordó de manera objetiva</w:t>
       </w:r>
     </w:p>
     <w:p>
@@ -1598,7 +1598,7 @@
           <w:color w:val="1F4E79"/>
           <w:sz w:val="25"/>
         </w:rPr>
-        <w:t>2 ·  Qué está faltando</w:t>
+        <w:t>2 ·  Lo que NO está listo: qué está faltando</w:t>
       </w:r>
     </w:p>
     <w:p>
@@ -2249,7 +2249,7 @@
           <w:color w:val="1F4E79"/>
           <w:sz w:val="25"/>
         </w:rPr>
-        <w:t>3 ·  Cómo se está abordando lo que falta</w:t>
+        <w:t>3 ·  Cómo se va a abordar lo que falta</w:t>
       </w:r>
     </w:p>
     <w:p>
@@ -2732,6 +2732,19 @@
     </w:p>
     <w:p>
       <w:pPr>
+        <w:spacing w:before="220" w:after="80"/>
+      </w:pPr>
+      <w:r>
+        <w:rPr>
+          <w:b/>
+          <w:color w:val="1F4E79"/>
+          <w:sz w:val="25"/>
+        </w:rPr>
+        <w:t>4 ·  En qué tiempo: cronograma comprometido</w:t>
+      </w:r>
+    </w:p>
+    <w:p>
+      <w:pPr>
         <w:spacing w:after="100"/>
         <w:jc w:val="both"/>
       </w:pPr>
@@ -2742,6 +2755,7 @@
           <w:color w:val="131B2E"/>
           <w:sz w:val="18"/>
         </w:rPr>
+        <w:t xml:space="preserve">*Propuesta del equipo del 2 de septiembre de 2026, pendiente del visto bueno de los asesores.* </w:t>
       </w:r>
       <w:r>
         <w:rPr>
@@ -2750,7 +2764,7 @@
           <w:color w:val="131B2E"/>
           <w:sz w:val="18"/>
         </w:rPr>
-        <w:t>La fecha que ordena el cronograma es el 30 de septiembre de 2026:</w:t>
+        <w:t>La fecha que ordena todo es el 30 de septiembre de 2026:</w:t>
       </w:r>
       <w:r>
         <w:rPr>
@@ -2759,7 +2773,7 @@
           <w:color w:val="131B2E"/>
           <w:sz w:val="18"/>
         </w:rPr>
-        <w:t xml:space="preserve"> IJIES sube su APC de USD 300 a USD 400 el 1 de octubre, y el cargo lo asume la Universidad Peruana Unión. Con la mediana medida de la revista —41 días a la primera decisión, 158 hasta publicar—, un envío el 28 de septiembre proyecta decisión hacia el 8 de noviembre de 2026 y publicación hacia marzo de 2027. Todo lo que alimenta la sección de resultados se cierra antes de esa fecha; lo demás va después.</w:t>
+        <w:t xml:space="preserve"> IJIES sube su APC de USD 300 a USD 400 el 1 de octubre y el cargo lo asume la Universidad Peruana Unión, así que enviar antes ahorra USD 100 institucionales. Con la mediana medida de la revista —41 días a la primera decisión, 158 hasta publicar—, un envío el 28 de septiembre proyecta decisión hacia el 8 de noviembre de 2026 y publicación hacia marzo de 2027.</w:t>
       </w:r>
     </w:p>
     <w:tbl>
@@ -2778,15 +2792,33 @@
         </w:tblBorders>
       </w:tblPr>
       <w:tblGrid>
-        <w:gridCol w:w="2550"/>
-        <w:gridCol w:w="2550"/>
-        <w:gridCol w:w="2550"/>
-        <w:gridCol w:w="2550"/>
+        <w:gridCol w:w="2040"/>
+        <w:gridCol w:w="2040"/>
+        <w:gridCol w:w="2040"/>
+        <w:gridCol w:w="2040"/>
+        <w:gridCol w:w="2040"/>
       </w:tblGrid>
       <w:tr>
         <w:tc>
           <w:tcPr>
-            <w:tcW w:type="dxa" w:w="2494"/>
+            <w:tcW w:type="dxa" w:w="1644"/>
+            <w:shd w:val="clear" w:fill="1F4E79"/>
+          </w:tcPr>
+          <w:p>
+            <w:r/>
+            <w:r>
+              <w:rPr>
+                <w:b/>
+                <w:color w:val="FFFFFF"/>
+                <w:sz w:val="16"/>
+              </w:rPr>
+              <w:t>Fecha</w:t>
+            </w:r>
+          </w:p>
+        </w:tc>
+        <w:tc>
+          <w:tcPr>
+            <w:tcW w:type="dxa" w:w="2268"/>
             <w:shd w:val="clear" w:fill="1F4E79"/>
           </w:tcPr>
           <w:p>
@@ -2803,7 +2835,7 @@
         </w:tc>
         <w:tc>
           <w:tcPr>
-            <w:tcW w:type="dxa" w:w="3515"/>
+            <w:tcW w:type="dxa" w:w="3175"/>
             <w:shd w:val="clear" w:fill="1F4E79"/>
           </w:tcPr>
           <w:p>
@@ -2820,7 +2852,7 @@
         </w:tc>
         <w:tc>
           <w:tcPr>
-            <w:tcW w:type="dxa" w:w="1644"/>
+            <w:tcW w:type="dxa" w:w="1361"/>
             <w:shd w:val="clear" w:fill="1F4E79"/>
           </w:tcPr>
           <w:p>
@@ -2837,7 +2869,7 @@
         </w:tc>
         <w:tc>
           <w:tcPr>
-            <w:tcW w:type="dxa" w:w="1417"/>
+            <w:tcW w:type="dxa" w:w="1304"/>
             <w:shd w:val="clear" w:fill="1F4E79"/>
           </w:tcPr>
           <w:p>
@@ -2848,7 +2880,7 @@
                 <w:color w:val="FFFFFF"/>
                 <w:sz w:val="16"/>
               </w:rPr>
-              <w:t>Fecha</w:t>
+              <w:t>Estado</w:t>
             </w:r>
           </w:p>
         </w:tc>
@@ -2856,67 +2888,7 @@
       <w:tr>
         <w:tc>
           <w:tcPr>
-            <w:tcW w:type="dxa" w:w="2494"/>
-            <w:shd w:val="clear" w:fill="EEF3FA"/>
-          </w:tcPr>
-          <w:p>
-            <w:pPr>
-              <w:spacing w:after="20"/>
-            </w:pPr>
-            <w:r/>
-            <w:r>
-              <w:rPr>
-                <w:b w:val="0"/>
-                <w:color w:val="131B2E"/>
-                <w:sz w:val="16"/>
-              </w:rPr>
-              <w:t>Declarar la selección posterior en la tesis</w:t>
-            </w:r>
-          </w:p>
-        </w:tc>
-        <w:tc>
-          <w:tcPr>
-            <w:tcW w:type="dxa" w:w="3515"/>
-            <w:shd w:val="clear" w:fill="EEF3FA"/>
-          </w:tcPr>
-          <w:p>
-            <w:pPr>
-              <w:spacing w:after="20"/>
-            </w:pPr>
-            <w:r/>
-            <w:r>
-              <w:rPr>
-                <w:b w:val="0"/>
-                <w:color w:val="131B2E"/>
-                <w:sz w:val="16"/>
-              </w:rPr>
-              <w:t>Párrafo en metodología, enlazado a la *model card*</w:t>
-            </w:r>
-          </w:p>
-        </w:tc>
-        <w:tc>
-          <w:tcPr>
             <w:tcW w:type="dxa" w:w="1644"/>
-            <w:shd w:val="clear" w:fill="EEF3FA"/>
-          </w:tcPr>
-          <w:p>
-            <w:pPr>
-              <w:spacing w:after="20"/>
-            </w:pPr>
-            <w:r/>
-            <w:r>
-              <w:rPr>
-                <w:b w:val="0"/>
-                <w:color w:val="131B2E"/>
-                <w:sz w:val="16"/>
-              </w:rPr>
-              <w:t>Salazar</w:t>
-            </w:r>
-          </w:p>
-        </w:tc>
-        <w:tc>
-          <w:tcPr>
-            <w:tcW w:type="dxa" w:w="1417"/>
             <w:shd w:val="clear" w:fill="EEF3FA"/>
           </w:tcPr>
           <w:p>
@@ -2937,7 +2909,7 @@
                 <w:color w:val="131B2E"/>
                 <w:sz w:val="16"/>
               </w:rPr>
-              <w:t>vie 4 sep</w:t>
+              <w:t>vie 4 sep 2026</w:t>
             </w:r>
             <w:r>
               <w:rPr>
@@ -2948,11 +2920,124 @@
             </w:r>
           </w:p>
         </w:tc>
+        <w:tc>
+          <w:tcPr>
+            <w:tcW w:type="dxa" w:w="2268"/>
+            <w:shd w:val="clear" w:fill="EEF3FA"/>
+          </w:tcPr>
+          <w:p>
+            <w:pPr>
+              <w:spacing w:after="20"/>
+            </w:pPr>
+            <w:r/>
+            <w:r>
+              <w:rPr>
+                <w:b w:val="0"/>
+                <w:color w:val="131B2E"/>
+                <w:sz w:val="16"/>
+              </w:rPr>
+              <w:t>Declarar la selección posterior en la tesis</w:t>
+            </w:r>
+          </w:p>
+        </w:tc>
+        <w:tc>
+          <w:tcPr>
+            <w:tcW w:type="dxa" w:w="3175"/>
+            <w:shd w:val="clear" w:fill="EEF3FA"/>
+          </w:tcPr>
+          <w:p>
+            <w:pPr>
+              <w:spacing w:after="20"/>
+            </w:pPr>
+            <w:r/>
+            <w:r>
+              <w:rPr>
+                <w:b w:val="0"/>
+                <w:color w:val="131B2E"/>
+                <w:sz w:val="16"/>
+              </w:rPr>
+              <w:t>Párrafo en metodología, enlazado a la *model card*</w:t>
+            </w:r>
+          </w:p>
+        </w:tc>
+        <w:tc>
+          <w:tcPr>
+            <w:tcW w:type="dxa" w:w="1361"/>
+            <w:shd w:val="clear" w:fill="EEF3FA"/>
+          </w:tcPr>
+          <w:p>
+            <w:pPr>
+              <w:spacing w:after="20"/>
+            </w:pPr>
+            <w:r/>
+            <w:r>
+              <w:rPr>
+                <w:b w:val="0"/>
+                <w:color w:val="131B2E"/>
+                <w:sz w:val="16"/>
+              </w:rPr>
+              <w:t>Salazar</w:t>
+            </w:r>
+          </w:p>
+        </w:tc>
+        <w:tc>
+          <w:tcPr>
+            <w:tcW w:type="dxa" w:w="1304"/>
+            <w:shd w:val="clear" w:fill="EEF3FA"/>
+          </w:tcPr>
+          <w:p>
+            <w:pPr>
+              <w:spacing w:after="20"/>
+            </w:pPr>
+            <w:r/>
+            <w:r>
+              <w:rPr>
+                <w:b w:val="0"/>
+                <w:color w:val="131B2E"/>
+                <w:sz w:val="16"/>
+              </w:rPr>
+              <w:t>PLANIFICADA</w:t>
+            </w:r>
+          </w:p>
+        </w:tc>
       </w:tr>
       <w:tr>
         <w:tc>
           <w:tcPr>
-            <w:tcW w:type="dxa" w:w="2494"/>
+            <w:tcW w:type="dxa" w:w="1644"/>
+          </w:tcPr>
+          <w:p>
+            <w:pPr>
+              <w:spacing w:after="20"/>
+            </w:pPr>
+            <w:r/>
+            <w:r>
+              <w:rPr>
+                <w:b w:val="0"/>
+                <w:color w:val="131B2E"/>
+                <w:sz w:val="16"/>
+              </w:rPr>
+            </w:r>
+            <w:r>
+              <w:rPr>
+                <w:b/>
+                <w:color w:val="131B2E"/>
+                <w:sz w:val="16"/>
+              </w:rPr>
+              <w:t>mié 9 sep 2026</w:t>
+            </w:r>
+            <w:r>
+              <w:rPr>
+                <w:b w:val="0"/>
+                <w:color w:val="131B2E"/>
+                <w:sz w:val="16"/>
+              </w:rPr>
+            </w:r>
+          </w:p>
+        </w:tc>
+        <w:tc>
+          <w:tcPr>
+            <w:tcW w:type="dxa" w:w="2268"/>
           </w:tcPr>
           <w:p>
             <w:pPr>
@@ -2985,7 +3070,7 @@
         </w:tc>
         <w:tc>
           <w:tcPr>
-            <w:tcW w:type="dxa" w:w="3515"/>
+            <w:tcW w:type="dxa" w:w="3175"/>
           </w:tcPr>
           <w:p>
             <w:pPr>
@@ -3004,7 +3089,7 @@
         </w:tc>
         <w:tc>
           <w:tcPr>
-            <w:tcW w:type="dxa" w:w="1644"/>
+            <w:tcW w:type="dxa" w:w="1361"/>
           </w:tcPr>
           <w:p>
             <w:pPr>
@@ -3023,7 +3108,7 @@
         </w:tc>
         <w:tc>
           <w:tcPr>
-            <w:tcW w:type="dxa" w:w="1417"/>
+            <w:tcW w:type="dxa" w:w="1304"/>
           </w:tcPr>
           <w:p>
             <w:pPr>
@@ -3036,21 +3121,7 @@
                 <w:color w:val="131B2E"/>
                 <w:sz w:val="16"/>
               </w:rPr>
-            </w:r>
-            <w:r>
-              <w:rPr>
-                <w:b/>
-                <w:color w:val="131B2E"/>
-                <w:sz w:val="16"/>
-              </w:rPr>
-              <w:t>mié 9 sep</w:t>
-            </w:r>
-            <w:r>
-              <w:rPr>
-                <w:b w:val="0"/>
-                <w:color w:val="131B2E"/>
-                <w:sz w:val="16"/>
-              </w:rPr>
+              <w:t>PLANIFICADA</w:t>
             </w:r>
           </w:p>
         </w:tc>
@@ -3058,67 +3129,7 @@
       <w:tr>
         <w:tc>
           <w:tcPr>
-            <w:tcW w:type="dxa" w:w="2494"/>
-            <w:shd w:val="clear" w:fill="EEF3FA"/>
-          </w:tcPr>
-          <w:p>
-            <w:pPr>
-              <w:spacing w:after="20"/>
-            </w:pPr>
-            <w:r/>
-            <w:r>
-              <w:rPr>
-                <w:b w:val="0"/>
-                <w:color w:val="131B2E"/>
-                <w:sz w:val="16"/>
-              </w:rPr>
-              <w:t>Juicio experto (3 evaluadores)</w:t>
-            </w:r>
-          </w:p>
-        </w:tc>
-        <w:tc>
-          <w:tcPr>
-            <w:tcW w:type="dxa" w:w="3515"/>
-            <w:shd w:val="clear" w:fill="EEF3FA"/>
-          </w:tcPr>
-          <w:p>
-            <w:pPr>
-              <w:spacing w:after="20"/>
-            </w:pPr>
-            <w:r/>
-            <w:r>
-              <w:rPr>
-                <w:b w:val="0"/>
-                <w:color w:val="131B2E"/>
-                <w:sz w:val="16"/>
-              </w:rPr>
-              <w:t>Rúbrica de pertinencia, ya con los resultados del SUS a la vista</w:t>
-            </w:r>
-          </w:p>
-        </w:tc>
-        <w:tc>
-          <w:tcPr>
             <w:tcW w:type="dxa" w:w="1644"/>
-            <w:shd w:val="clear" w:fill="EEF3FA"/>
-          </w:tcPr>
-          <w:p>
-            <w:pPr>
-              <w:spacing w:after="20"/>
-            </w:pPr>
-            <w:r/>
-            <w:r>
-              <w:rPr>
-                <w:b w:val="0"/>
-                <w:color w:val="131B2E"/>
-                <w:sz w:val="16"/>
-              </w:rPr>
-              <w:t>Salazar · asesores</w:t>
-            </w:r>
-          </w:p>
-        </w:tc>
-        <w:tc>
-          <w:tcPr>
-            <w:tcW w:type="dxa" w:w="1417"/>
             <w:shd w:val="clear" w:fill="EEF3FA"/>
           </w:tcPr>
           <w:p>
@@ -3139,7 +3150,7 @@
                 <w:color w:val="131B2E"/>
                 <w:sz w:val="16"/>
               </w:rPr>
-              <w:t>mié 23 sep</w:t>
+              <w:t>sáb 19 sep 2026</w:t>
             </w:r>
             <w:r>
               <w:rPr>
@@ -3150,11 +3161,10 @@
             </w:r>
           </w:p>
         </w:tc>
-      </w:tr>
-      <w:tr>
         <w:tc>
           <w:tcPr>
-            <w:tcW w:type="dxa" w:w="2494"/>
+            <w:tcW w:type="dxa" w:w="2268"/>
+            <w:shd w:val="clear" w:fill="EEF3FA"/>
           </w:tcPr>
           <w:p>
             <w:pPr>
@@ -3173,7 +3183,8 @@
         </w:tc>
         <w:tc>
           <w:tcPr>
-            <w:tcW w:type="dxa" w:w="3515"/>
+            <w:tcW w:type="dxa" w:w="3175"/>
+            <w:shd w:val="clear" w:fill="EEF3FA"/>
           </w:tcPr>
           <w:p>
             <w:pPr>
@@ -3192,7 +3203,8 @@
         </w:tc>
         <w:tc>
           <w:tcPr>
-            <w:tcW w:type="dxa" w:w="1644"/>
+            <w:tcW w:type="dxa" w:w="1361"/>
+            <w:shd w:val="clear" w:fill="EEF3FA"/>
           </w:tcPr>
           <w:p>
             <w:pPr>
@@ -3211,7 +3223,29 @@
         </w:tc>
         <w:tc>
           <w:tcPr>
-            <w:tcW w:type="dxa" w:w="1417"/>
+            <w:tcW w:type="dxa" w:w="1304"/>
+            <w:shd w:val="clear" w:fill="EEF3FA"/>
+          </w:tcPr>
+          <w:p>
+            <w:pPr>
+              <w:spacing w:after="20"/>
+            </w:pPr>
+            <w:r/>
+            <w:r>
+              <w:rPr>
+                <w:b w:val="0"/>
+                <w:color w:val="131B2E"/>
+                <w:sz w:val="16"/>
+              </w:rPr>
+              <w:t>PLANIFICADA</w:t>
+            </w:r>
+          </w:p>
+        </w:tc>
+      </w:tr>
+      <w:tr>
+        <w:tc>
+          <w:tcPr>
+            <w:tcW w:type="dxa" w:w="1644"/>
           </w:tcPr>
           <w:p>
             <w:pPr>
@@ -3231,7 +3265,7 @@
                 <w:color w:val="131B2E"/>
                 <w:sz w:val="16"/>
               </w:rPr>
-              <w:t>sáb 19 sep</w:t>
+              <w:t>mié 23 sep 2026</w:t>
             </w:r>
             <w:r>
               <w:rPr>
@@ -3242,11 +3276,121 @@
             </w:r>
           </w:p>
         </w:tc>
+        <w:tc>
+          <w:tcPr>
+            <w:tcW w:type="dxa" w:w="2268"/>
+          </w:tcPr>
+          <w:p>
+            <w:pPr>
+              <w:spacing w:after="20"/>
+            </w:pPr>
+            <w:r/>
+            <w:r>
+              <w:rPr>
+                <w:b w:val="0"/>
+                <w:color w:val="131B2E"/>
+                <w:sz w:val="16"/>
+              </w:rPr>
+              <w:t>Juicio experto (3 evaluadores)</w:t>
+            </w:r>
+          </w:p>
+        </w:tc>
+        <w:tc>
+          <w:tcPr>
+            <w:tcW w:type="dxa" w:w="3175"/>
+          </w:tcPr>
+          <w:p>
+            <w:pPr>
+              <w:spacing w:after="20"/>
+            </w:pPr>
+            <w:r/>
+            <w:r>
+              <w:rPr>
+                <w:b w:val="0"/>
+                <w:color w:val="131B2E"/>
+                <w:sz w:val="16"/>
+              </w:rPr>
+              <w:t>Rúbrica de pertinencia, ya con los resultados del SUS a la vista</w:t>
+            </w:r>
+          </w:p>
+        </w:tc>
+        <w:tc>
+          <w:tcPr>
+            <w:tcW w:type="dxa" w:w="1361"/>
+          </w:tcPr>
+          <w:p>
+            <w:pPr>
+              <w:spacing w:after="20"/>
+            </w:pPr>
+            <w:r/>
+            <w:r>
+              <w:rPr>
+                <w:b w:val="0"/>
+                <w:color w:val="131B2E"/>
+                <w:sz w:val="16"/>
+              </w:rPr>
+              <w:t>Salazar · asesores</w:t>
+            </w:r>
+          </w:p>
+        </w:tc>
+        <w:tc>
+          <w:tcPr>
+            <w:tcW w:type="dxa" w:w="1304"/>
+          </w:tcPr>
+          <w:p>
+            <w:pPr>
+              <w:spacing w:after="20"/>
+            </w:pPr>
+            <w:r/>
+            <w:r>
+              <w:rPr>
+                <w:b w:val="0"/>
+                <w:color w:val="131B2E"/>
+                <w:sz w:val="16"/>
+              </w:rPr>
+              <w:t>PLANIFICADA</w:t>
+            </w:r>
+          </w:p>
+        </w:tc>
       </w:tr>
       <w:tr>
         <w:tc>
           <w:tcPr>
-            <w:tcW w:type="dxa" w:w="2494"/>
+            <w:tcW w:type="dxa" w:w="1644"/>
+            <w:shd w:val="clear" w:fill="EEF3FA"/>
+          </w:tcPr>
+          <w:p>
+            <w:pPr>
+              <w:spacing w:after="20"/>
+            </w:pPr>
+            <w:r/>
+            <w:r>
+              <w:rPr>
+                <w:b w:val="0"/>
+                <w:color w:val="131B2E"/>
+                <w:sz w:val="16"/>
+              </w:rPr>
+            </w:r>
+            <w:r>
+              <w:rPr>
+                <w:b/>
+                <w:color w:val="131B2E"/>
+                <w:sz w:val="16"/>
+              </w:rPr>
+              <w:t>lun 28 sep 2026</w:t>
+            </w:r>
+            <w:r>
+              <w:rPr>
+                <w:b w:val="0"/>
+                <w:color w:val="131B2E"/>
+                <w:sz w:val="16"/>
+              </w:rPr>
+            </w:r>
+          </w:p>
+        </w:tc>
+        <w:tc>
+          <w:tcPr>
+            <w:tcW w:type="dxa" w:w="2268"/>
             <w:shd w:val="clear" w:fill="EEF3FA"/>
           </w:tcPr>
           <w:p>
@@ -3280,7 +3424,7 @@
         </w:tc>
         <w:tc>
           <w:tcPr>
-            <w:tcW w:type="dxa" w:w="3515"/>
+            <w:tcW w:type="dxa" w:w="3175"/>
             <w:shd w:val="clear" w:fill="EEF3FA"/>
           </w:tcPr>
           <w:p>
@@ -3300,7 +3444,7 @@
         </w:tc>
         <w:tc>
           <w:tcPr>
-            <w:tcW w:type="dxa" w:w="1644"/>
+            <w:tcW w:type="dxa" w:w="1361"/>
             <w:shd w:val="clear" w:fill="EEF3FA"/>
           </w:tcPr>
           <w:p>
@@ -3320,8 +3464,29 @@
         </w:tc>
         <w:tc>
           <w:tcPr>
-            <w:tcW w:type="dxa" w:w="1417"/>
+            <w:tcW w:type="dxa" w:w="1304"/>
             <w:shd w:val="clear" w:fill="EEF3FA"/>
+          </w:tcPr>
+          <w:p>
+            <w:pPr>
+              <w:spacing w:after="20"/>
+            </w:pPr>
+            <w:r/>
+            <w:r>
+              <w:rPr>
+                <w:b w:val="0"/>
+                <w:color w:val="131B2E"/>
+                <w:sz w:val="16"/>
+              </w:rPr>
+              <w:t>PLANIFICADA</w:t>
+            </w:r>
+          </w:p>
+        </w:tc>
+      </w:tr>
+      <w:tr>
+        <w:tc>
+          <w:tcPr>
+            <w:tcW w:type="dxa" w:w="1644"/>
           </w:tcPr>
           <w:p>
             <w:pPr>
@@ -3341,7 +3506,7 @@
                 <w:color w:val="131B2E"/>
                 <w:sz w:val="16"/>
               </w:rPr>
-              <w:t>lun 28 sep</w:t>
+              <w:t>sáb 10 oct 2026</w:t>
             </w:r>
             <w:r>
               <w:rPr>
@@ -3352,11 +3517,9 @@
             </w:r>
           </w:p>
         </w:tc>
-      </w:tr>
-      <w:tr>
         <w:tc>
           <w:tcPr>
-            <w:tcW w:type="dxa" w:w="2494"/>
+            <w:tcW w:type="dxa" w:w="2268"/>
           </w:tcPr>
           <w:p>
             <w:pPr>
@@ -3389,7 +3552,7 @@
         </w:tc>
         <w:tc>
           <w:tcPr>
-            <w:tcW w:type="dxa" w:w="3515"/>
+            <w:tcW w:type="dxa" w:w="3175"/>
           </w:tcPr>
           <w:p>
             <w:pPr>
@@ -3408,7 +3571,7 @@
         </w:tc>
         <w:tc>
           <w:tcPr>
-            <w:tcW w:type="dxa" w:w="1644"/>
+            <w:tcW w:type="dxa" w:w="1361"/>
           </w:tcPr>
           <w:p>
             <w:pPr>
@@ -3427,7 +3590,7 @@
         </w:tc>
         <w:tc>
           <w:tcPr>
-            <w:tcW w:type="dxa" w:w="1417"/>
+            <w:tcW w:type="dxa" w:w="1304"/>
           </w:tcPr>
           <w:p>
             <w:pPr>
@@ -3440,21 +3603,7 @@
                 <w:color w:val="131B2E"/>
                 <w:sz w:val="16"/>
               </w:rPr>
-            </w:r>
-            <w:r>
-              <w:rPr>
-                <w:b/>
-                <w:color w:val="131B2E"/>
-                <w:sz w:val="16"/>
-              </w:rPr>
-              <w:t>sáb 10 oct</w:t>
-            </w:r>
-            <w:r>
-              <w:rPr>
-                <w:b w:val="0"/>
-                <w:color w:val="131B2E"/>
-                <w:sz w:val="16"/>
-              </w:rPr>
+              <w:t>PLANIFICADA</w:t>
             </w:r>
           </w:p>
         </w:tc>
@@ -3462,67 +3611,7 @@
       <w:tr>
         <w:tc>
           <w:tcPr>
-            <w:tcW w:type="dxa" w:w="2494"/>
-            <w:shd w:val="clear" w:fill="EEF3FA"/>
-          </w:tcPr>
-          <w:p>
-            <w:pPr>
-              <w:spacing w:after="20"/>
-            </w:pPr>
-            <w:r/>
-            <w:r>
-              <w:rPr>
-                <w:b w:val="0"/>
-                <w:color w:val="131B2E"/>
-                <w:sz w:val="16"/>
-              </w:rPr>
-              <w:t>*Holdout* temporal externo</w:t>
-            </w:r>
-          </w:p>
-        </w:tc>
-        <w:tc>
-          <w:tcPr>
-            <w:tcW w:type="dxa" w:w="3515"/>
-            <w:shd w:val="clear" w:fill="EEF3FA"/>
-          </w:tcPr>
-          <w:p>
-            <w:pPr>
-              <w:spacing w:after="20"/>
-            </w:pPr>
-            <w:r/>
-            <w:r>
-              <w:rPr>
-                <w:b w:val="0"/>
-                <w:color w:val="131B2E"/>
-                <w:sz w:val="16"/>
-              </w:rPr>
-              <w:t>Campaña completa en fecha distinta, sin reutilizar episodios</w:t>
-            </w:r>
-          </w:p>
-        </w:tc>
-        <w:tc>
-          <w:tcPr>
             <w:tcW w:type="dxa" w:w="1644"/>
-            <w:shd w:val="clear" w:fill="EEF3FA"/>
-          </w:tcPr>
-          <w:p>
-            <w:pPr>
-              <w:spacing w:after="20"/>
-            </w:pPr>
-            <w:r/>
-            <w:r>
-              <w:rPr>
-                <w:b w:val="0"/>
-                <w:color w:val="131B2E"/>
-                <w:sz w:val="16"/>
-              </w:rPr>
-              <w:t>Salazar · Sauñe</w:t>
-            </w:r>
-          </w:p>
-        </w:tc>
-        <w:tc>
-          <w:tcPr>
-            <w:tcW w:type="dxa" w:w="1417"/>
             <w:shd w:val="clear" w:fill="EEF3FA"/>
           </w:tcPr>
           <w:p>
@@ -3543,7 +3632,7 @@
                 <w:color w:val="131B2E"/>
                 <w:sz w:val="16"/>
               </w:rPr>
-              <w:t>sáb 24 oct</w:t>
+              <w:t>sáb 24 oct 2026</w:t>
             </w:r>
             <w:r>
               <w:rPr>
@@ -3551,6 +3640,86 @@
                 <w:color w:val="131B2E"/>
                 <w:sz w:val="16"/>
               </w:rPr>
+            </w:r>
+          </w:p>
+        </w:tc>
+        <w:tc>
+          <w:tcPr>
+            <w:tcW w:type="dxa" w:w="2268"/>
+            <w:shd w:val="clear" w:fill="EEF3FA"/>
+          </w:tcPr>
+          <w:p>
+            <w:pPr>
+              <w:spacing w:after="20"/>
+            </w:pPr>
+            <w:r/>
+            <w:r>
+              <w:rPr>
+                <w:b w:val="0"/>
+                <w:color w:val="131B2E"/>
+                <w:sz w:val="16"/>
+              </w:rPr>
+              <w:t>*Holdout* temporal externo</w:t>
+            </w:r>
+          </w:p>
+        </w:tc>
+        <w:tc>
+          <w:tcPr>
+            <w:tcW w:type="dxa" w:w="3175"/>
+            <w:shd w:val="clear" w:fill="EEF3FA"/>
+          </w:tcPr>
+          <w:p>
+            <w:pPr>
+              <w:spacing w:after="20"/>
+            </w:pPr>
+            <w:r/>
+            <w:r>
+              <w:rPr>
+                <w:b w:val="0"/>
+                <w:color w:val="131B2E"/>
+                <w:sz w:val="16"/>
+              </w:rPr>
+              <w:t>Campaña completa en fecha distinta, sin reutilizar episodios</w:t>
+            </w:r>
+          </w:p>
+        </w:tc>
+        <w:tc>
+          <w:tcPr>
+            <w:tcW w:type="dxa" w:w="1361"/>
+            <w:shd w:val="clear" w:fill="EEF3FA"/>
+          </w:tcPr>
+          <w:p>
+            <w:pPr>
+              <w:spacing w:after="20"/>
+            </w:pPr>
+            <w:r/>
+            <w:r>
+              <w:rPr>
+                <w:b w:val="0"/>
+                <w:color w:val="131B2E"/>
+                <w:sz w:val="16"/>
+              </w:rPr>
+              <w:t>Salazar · Sauñe</w:t>
+            </w:r>
+          </w:p>
+        </w:tc>
+        <w:tc>
+          <w:tcPr>
+            <w:tcW w:type="dxa" w:w="1304"/>
+            <w:shd w:val="clear" w:fill="EEF3FA"/>
+          </w:tcPr>
+          <w:p>
+            <w:pPr>
+              <w:spacing w:after="20"/>
+            </w:pPr>
+            <w:r/>
+            <w:r>
+              <w:rPr>
+                <w:b w:val="0"/>
+                <w:color w:val="131B2E"/>
+                <w:sz w:val="16"/>
+              </w:rPr>
+              <w:t>PLANIFICADA</w:t>
             </w:r>
           </w:p>
         </w:tc>
@@ -3653,7 +3822,7 @@
           <w:color w:val="1F4E79"/>
           <w:sz w:val="25"/>
         </w:rPr>
-        <w:t>4 ·  Amenazas a la validez (*Threats to Validity*)</w:t>
+        <w:t>5 ·  Amenazas a la validez (*Threats to Validity*)</w:t>
       </w:r>
     </w:p>
     <w:p>
@@ -4155,7 +4324,7 @@
           <w:color w:val="1F4E79"/>
           <w:sz w:val="25"/>
         </w:rPr>
-        <w:t>5 ·  Conclusión</w:t>
+        <w:t>6 ·  Conclusión</w:t>
       </w:r>
     </w:p>
     <w:p>

--- a/docs/entregables/01-evaluacion-critica/Informe-evaluacion-critica.docx
+++ b/docs/entregables/01-evaluacion-critica/Informe-evaluacion-critica.docx
@@ -123,14 +123,6 @@
       </w:pPr>
       <w:r>
         <w:rPr>
-          <w:b w:val="0"/>
-          <w:i w:val="0"/>
-          <w:color w:val="5B6B8C"/>
-          <w:sz w:val="16"/>
-        </w:rPr>
-      </w:r>
-      <w:r>
-        <w:rPr>
           <w:b/>
           <w:i w:val="0"/>
           <w:color w:val="5B6B8C"/>
@@ -145,7 +137,26 @@
           <w:color w:val="5B6B8C"/>
           <w:sz w:val="16"/>
         </w:rPr>
-        <w:t xml:space="preserve"> Este documento es el informe de resultados y evaluación crítica; el plan prospectivo de la Sesión 02 está en `07-plan-de-validacion/plan-de-validacion-de-resultados.md`.</w:t>
+        <w:t xml:space="preserve"> Este documento es el informe de resultados y evaluación crítica; el plan prospectivo de la Sesión 02 está en </w:t>
+      </w:r>
+      <w:r>
+        <w:rPr>
+          <w:rFonts w:ascii="Consolas" w:hAnsi="Consolas"/>
+          <w:b w:val="0"/>
+          <w:i w:val="0"/>
+          <w:color w:val="5B6B8C"/>
+          <w:sz w:val="16"/>
+        </w:rPr>
+        <w:t>07-plan-de-validacion/plan-de-validacion-de-resultados.md</w:t>
+      </w:r>
+      <w:r>
+        <w:rPr>
+          <w:b w:val="0"/>
+          <w:i w:val="0"/>
+          <w:color w:val="5B6B8C"/>
+          <w:sz w:val="16"/>
+        </w:rPr>
+        <w:t>.</w:t>
       </w:r>
     </w:p>
     <w:p>
@@ -298,25 +309,12 @@
             <w:r/>
             <w:r>
               <w:rPr>
-                <w:b w:val="0"/>
-                <w:color w:val="131B2E"/>
-                <w:sz w:val="16"/>
-              </w:rPr>
-            </w:r>
-            <w:r>
-              <w:rPr>
                 <w:b/>
+                <w:i w:val="0"/>
                 <w:color w:val="131B2E"/>
                 <w:sz w:val="16"/>
               </w:rPr>
               <w:t>Validez interna</w:t>
-            </w:r>
-            <w:r>
-              <w:rPr>
-                <w:b w:val="0"/>
-                <w:color w:val="131B2E"/>
-                <w:sz w:val="16"/>
-              </w:rPr>
             </w:r>
           </w:p>
         </w:tc>
@@ -333,6 +331,7 @@
             <w:r>
               <w:rPr>
                 <w:b w:val="0"/>
+                <w:i w:val="0"/>
                 <w:color w:val="131B2E"/>
                 <w:sz w:val="16"/>
               </w:rPr>
@@ -341,6 +340,7 @@
             <w:r>
               <w:rPr>
                 <w:b/>
+                <w:i w:val="0"/>
                 <w:color w:val="131B2E"/>
                 <w:sz w:val="16"/>
               </w:rPr>
@@ -349,25 +349,39 @@
             <w:r>
               <w:rPr>
                 <w:b w:val="0"/>
+                <w:i w:val="0"/>
                 <w:color w:val="131B2E"/>
                 <w:sz w:val="16"/>
               </w:rPr>
-              <w:t xml:space="preserve"> (`no_episode_split=true`); umbral fijado solo en validación (α = 0,05); causalidad de las variables probada con test unitario. Una </w:t>
+              <w:t xml:space="preserve"> (</w:t>
+            </w:r>
+            <w:r>
+              <w:rPr>
+                <w:rFonts w:ascii="Consolas" w:hAnsi="Consolas"/>
+                <w:b w:val="0"/>
+                <w:i w:val="0"/>
+                <w:color w:val="131B2E"/>
+                <w:sz w:val="16"/>
+              </w:rPr>
+              <w:t>no_episode_split=true</w:t>
+            </w:r>
+            <w:r>
+              <w:rPr>
+                <w:b w:val="0"/>
+                <w:i w:val="0"/>
+                <w:color w:val="131B2E"/>
+                <w:sz w:val="16"/>
+              </w:rPr>
+              <w:t xml:space="preserve">); umbral fijado solo en validación (α = 0,05); causalidad de las variables probada con test unitario. Una </w:t>
             </w:r>
             <w:r>
               <w:rPr>
                 <w:b/>
+                <w:i w:val="0"/>
                 <w:color w:val="131B2E"/>
                 <w:sz w:val="16"/>
               </w:rPr>
-              <w:t>fuga real (*data leakage*) se detectó, corrigió y marcó «no debe citarse»</w:t>
-            </w:r>
-            <w:r>
-              <w:rPr>
-                <w:b w:val="0"/>
-                <w:color w:val="131B2E"/>
-                <w:sz w:val="16"/>
-              </w:rPr>
+              <w:t>fuga real (data leakage) se detectó, corrigió y marcó «no debe citarse»</w:t>
             </w:r>
           </w:p>
         </w:tc>
@@ -384,6 +398,7 @@
             <w:r>
               <w:rPr>
                 <w:b w:val="0"/>
+                <w:i w:val="0"/>
                 <w:color w:val="131B2E"/>
                 <w:sz w:val="16"/>
               </w:rPr>
@@ -404,25 +419,12 @@
             <w:r/>
             <w:r>
               <w:rPr>
-                <w:b w:val="0"/>
-                <w:color w:val="131B2E"/>
-                <w:sz w:val="16"/>
-              </w:rPr>
-            </w:r>
-            <w:r>
-              <w:rPr>
                 <w:b/>
+                <w:i w:val="0"/>
                 <w:color w:val="131B2E"/>
                 <w:sz w:val="16"/>
               </w:rPr>
               <w:t>Validez externa</w:t>
-            </w:r>
-            <w:r>
-              <w:rPr>
-                <w:b w:val="0"/>
-                <w:color w:val="131B2E"/>
-                <w:sz w:val="16"/>
-              </w:rPr>
             </w:r>
           </w:p>
         </w:tc>
@@ -438,6 +440,7 @@
             <w:r>
               <w:rPr>
                 <w:b w:val="0"/>
+                <w:i w:val="0"/>
                 <w:color w:val="131B2E"/>
                 <w:sz w:val="16"/>
               </w:rPr>
@@ -456,14 +459,8 @@
             <w:r/>
             <w:r>
               <w:rPr>
-                <w:b w:val="0"/>
-                <w:color w:val="131B2E"/>
-                <w:sz w:val="16"/>
-              </w:rPr>
-            </w:r>
-            <w:r>
-              <w:rPr>
                 <w:b/>
+                <w:i w:val="0"/>
                 <w:color w:val="131B2E"/>
                 <w:sz w:val="16"/>
               </w:rPr>
@@ -472,6 +469,7 @@
             <w:r>
               <w:rPr>
                 <w:b w:val="0"/>
+                <w:i w:val="0"/>
                 <w:color w:val="131B2E"/>
                 <w:sz w:val="16"/>
               </w:rPr>
@@ -493,25 +491,12 @@
             <w:r/>
             <w:r>
               <w:rPr>
-                <w:b w:val="0"/>
-                <w:color w:val="131B2E"/>
-                <w:sz w:val="16"/>
-              </w:rPr>
-            </w:r>
-            <w:r>
-              <w:rPr>
                 <w:b/>
+                <w:i w:val="0"/>
                 <w:color w:val="131B2E"/>
                 <w:sz w:val="16"/>
               </w:rPr>
               <w:t>Confiabilidad</w:t>
-            </w:r>
-            <w:r>
-              <w:rPr>
-                <w:b w:val="0"/>
-                <w:color w:val="131B2E"/>
-                <w:sz w:val="16"/>
-              </w:rPr>
             </w:r>
           </w:p>
         </w:tc>
@@ -527,14 +512,8 @@
             <w:r/>
             <w:r>
               <w:rPr>
-                <w:b w:val="0"/>
-                <w:color w:val="131B2E"/>
-                <w:sz w:val="16"/>
-              </w:rPr>
-            </w:r>
-            <w:r>
-              <w:rPr>
                 <w:b/>
+                <w:i w:val="0"/>
                 <w:color w:val="131B2E"/>
                 <w:sz w:val="16"/>
               </w:rPr>
@@ -543,6 +522,7 @@
             <w:r>
               <w:rPr>
                 <w:b w:val="0"/>
+                <w:i w:val="0"/>
                 <w:color w:val="131B2E"/>
                 <w:sz w:val="16"/>
               </w:rPr>
@@ -551,6 +531,7 @@
             <w:r>
               <w:rPr>
                 <w:b/>
+                <w:i w:val="0"/>
                 <w:color w:val="131B2E"/>
                 <w:sz w:val="16"/>
               </w:rPr>
@@ -559,6 +540,7 @@
             <w:r>
               <w:rPr>
                 <w:b w:val="0"/>
+                <w:i w:val="0"/>
                 <w:color w:val="131B2E"/>
                 <w:sz w:val="16"/>
               </w:rPr>
@@ -567,6 +549,7 @@
             <w:r>
               <w:rPr>
                 <w:b/>
+                <w:i w:val="0"/>
                 <w:color w:val="131B2E"/>
                 <w:sz w:val="16"/>
               </w:rPr>
@@ -575,6 +558,7 @@
             <w:r>
               <w:rPr>
                 <w:b w:val="0"/>
+                <w:i w:val="0"/>
                 <w:color w:val="131B2E"/>
                 <w:sz w:val="16"/>
               </w:rPr>
@@ -595,6 +579,7 @@
             <w:r>
               <w:rPr>
                 <w:b w:val="0"/>
+                <w:i w:val="0"/>
                 <w:color w:val="131B2E"/>
                 <w:sz w:val="16"/>
               </w:rPr>
@@ -615,25 +600,12 @@
             <w:r/>
             <w:r>
               <w:rPr>
-                <w:b w:val="0"/>
-                <w:color w:val="131B2E"/>
-                <w:sz w:val="16"/>
-              </w:rPr>
-            </w:r>
-            <w:r>
-              <w:rPr>
                 <w:b/>
+                <w:i w:val="0"/>
                 <w:color w:val="131B2E"/>
                 <w:sz w:val="16"/>
               </w:rPr>
               <w:t>Validez de constructo</w:t>
-            </w:r>
-            <w:r>
-              <w:rPr>
-                <w:b w:val="0"/>
-                <w:color w:val="131B2E"/>
-                <w:sz w:val="16"/>
-              </w:rPr>
             </w:r>
           </w:p>
         </w:tc>
@@ -649,6 +621,7 @@
             <w:r>
               <w:rPr>
                 <w:b w:val="0"/>
+                <w:i w:val="0"/>
                 <w:color w:val="131B2E"/>
                 <w:sz w:val="16"/>
               </w:rPr>
@@ -668,6 +641,7 @@
             <w:r>
               <w:rPr>
                 <w:b w:val="0"/>
+                <w:i w:val="0"/>
                 <w:color w:val="131B2E"/>
                 <w:sz w:val="16"/>
               </w:rPr>
@@ -689,25 +663,12 @@
             <w:r/>
             <w:r>
               <w:rPr>
-                <w:b w:val="0"/>
-                <w:color w:val="131B2E"/>
-                <w:sz w:val="16"/>
-              </w:rPr>
-            </w:r>
-            <w:r>
-              <w:rPr>
                 <w:b/>
+                <w:i w:val="0"/>
                 <w:color w:val="131B2E"/>
                 <w:sz w:val="16"/>
               </w:rPr>
               <w:t>α de Cronbach / Kappa</w:t>
-            </w:r>
-            <w:r>
-              <w:rPr>
-                <w:b w:val="0"/>
-                <w:color w:val="131B2E"/>
-                <w:sz w:val="16"/>
-              </w:rPr>
             </w:r>
           </w:p>
         </w:tc>
@@ -723,14 +684,8 @@
             <w:r/>
             <w:r>
               <w:rPr>
-                <w:b w:val="0"/>
-                <w:color w:val="131B2E"/>
-                <w:sz w:val="16"/>
-              </w:rPr>
-            </w:r>
-            <w:r>
-              <w:rPr>
                 <w:b/>
+                <w:i w:val="0"/>
                 <w:color w:val="131B2E"/>
                 <w:sz w:val="16"/>
               </w:rPr>
@@ -739,6 +694,7 @@
             <w:r>
               <w:rPr>
                 <w:b w:val="0"/>
+                <w:i w:val="0"/>
                 <w:color w:val="131B2E"/>
                 <w:sz w:val="16"/>
               </w:rPr>
@@ -759,6 +715,7 @@
             <w:r>
               <w:rPr>
                 <w:b w:val="0"/>
+                <w:i w:val="0"/>
                 <w:color w:val="131B2E"/>
                 <w:sz w:val="16"/>
               </w:rPr>
@@ -780,14 +737,6 @@
       </w:pPr>
       <w:r>
         <w:rPr>
-          <w:b w:val="0"/>
-          <w:i w:val="0"/>
-          <w:color w:val="131B2E"/>
-          <w:sz w:val="17"/>
-        </w:rPr>
-      </w:r>
-      <w:r>
-        <w:rPr>
           <w:b/>
           <w:i w:val="0"/>
           <w:color w:val="131B2E"/>
@@ -802,7 +751,79 @@
           <w:color w:val="131B2E"/>
           <w:sz w:val="17"/>
         </w:rPr>
-        <w:t xml:space="preserve"> *adecuación funcional* (detecta y bloquea, 88,8 % de detección), *eficiencia de desempeño* (bloqueo en mediana de 8,0 s), *confiabilidad* (cero caídas en 58 corridas, determinismo verificado) y *seguridad* (trazabilidad por SHA-256). </w:t>
+        <w:t xml:space="preserve"> </w:t>
+      </w:r>
+      <w:r>
+        <w:rPr>
+          <w:b w:val="0"/>
+          <w:i/>
+          <w:color w:val="131B2E"/>
+          <w:sz w:val="17"/>
+        </w:rPr>
+        <w:t>adecuación funcional</w:t>
+      </w:r>
+      <w:r>
+        <w:rPr>
+          <w:b w:val="0"/>
+          <w:i w:val="0"/>
+          <w:color w:val="131B2E"/>
+          <w:sz w:val="17"/>
+        </w:rPr>
+        <w:t xml:space="preserve"> (detecta y bloquea, 88,8 % de detección), </w:t>
+      </w:r>
+      <w:r>
+        <w:rPr>
+          <w:b w:val="0"/>
+          <w:i/>
+          <w:color w:val="131B2E"/>
+          <w:sz w:val="17"/>
+        </w:rPr>
+        <w:t>eficiencia de desempeño</w:t>
+      </w:r>
+      <w:r>
+        <w:rPr>
+          <w:b w:val="0"/>
+          <w:i w:val="0"/>
+          <w:color w:val="131B2E"/>
+          <w:sz w:val="17"/>
+        </w:rPr>
+        <w:t xml:space="preserve"> (bloqueo en mediana de 8,0 s), </w:t>
+      </w:r>
+      <w:r>
+        <w:rPr>
+          <w:b w:val="0"/>
+          <w:i/>
+          <w:color w:val="131B2E"/>
+          <w:sz w:val="17"/>
+        </w:rPr>
+        <w:t>confiabilidad</w:t>
+      </w:r>
+      <w:r>
+        <w:rPr>
+          <w:b w:val="0"/>
+          <w:i w:val="0"/>
+          <w:color w:val="131B2E"/>
+          <w:sz w:val="17"/>
+        </w:rPr>
+        <w:t xml:space="preserve"> (cero caídas en 58 corridas, determinismo verificado) y </w:t>
+      </w:r>
+      <w:r>
+        <w:rPr>
+          <w:b w:val="0"/>
+          <w:i/>
+          <w:color w:val="131B2E"/>
+          <w:sz w:val="17"/>
+        </w:rPr>
+        <w:t>seguridad</w:t>
+      </w:r>
+      <w:r>
+        <w:rPr>
+          <w:b w:val="0"/>
+          <w:i w:val="0"/>
+          <w:color w:val="131B2E"/>
+          <w:sz w:val="17"/>
+        </w:rPr>
+        <w:t xml:space="preserve"> (trazabilidad por SHA-256). </w:t>
       </w:r>
       <w:r>
         <w:rPr>
@@ -820,7 +841,118 @@
           <w:color w:val="131B2E"/>
           <w:sz w:val="17"/>
         </w:rPr>
-        <w:t>: *usabilidad* —el SUS está pendiente—, *compatibilidad*, *mantenibilidad* y *portabilidad*.</w:t>
+        <w:t xml:space="preserve">: </w:t>
+      </w:r>
+      <w:r>
+        <w:rPr>
+          <w:b w:val="0"/>
+          <w:i/>
+          <w:color w:val="131B2E"/>
+          <w:sz w:val="17"/>
+        </w:rPr>
+        <w:t>usabilidad</w:t>
+      </w:r>
+      <w:r>
+        <w:rPr>
+          <w:b w:val="0"/>
+          <w:i w:val="0"/>
+          <w:color w:val="131B2E"/>
+          <w:sz w:val="17"/>
+        </w:rPr>
+        <w:t xml:space="preserve"> —el SUS está pendiente—, </w:t>
+      </w:r>
+      <w:r>
+        <w:rPr>
+          <w:b w:val="0"/>
+          <w:i/>
+          <w:color w:val="131B2E"/>
+          <w:sz w:val="17"/>
+        </w:rPr>
+        <w:t>compatibilidad</w:t>
+      </w:r>
+      <w:r>
+        <w:rPr>
+          <w:b w:val="0"/>
+          <w:i w:val="0"/>
+          <w:color w:val="131B2E"/>
+          <w:sz w:val="17"/>
+        </w:rPr>
+        <w:t xml:space="preserve">, </w:t>
+      </w:r>
+      <w:r>
+        <w:rPr>
+          <w:b w:val="0"/>
+          <w:i/>
+          <w:color w:val="131B2E"/>
+          <w:sz w:val="17"/>
+        </w:rPr>
+        <w:t>mantenibilidad</w:t>
+      </w:r>
+      <w:r>
+        <w:rPr>
+          <w:b w:val="0"/>
+          <w:i w:val="0"/>
+          <w:color w:val="131B2E"/>
+          <w:sz w:val="17"/>
+        </w:rPr>
+        <w:t xml:space="preserve"> y </w:t>
+      </w:r>
+      <w:r>
+        <w:rPr>
+          <w:b w:val="0"/>
+          <w:i/>
+          <w:color w:val="131B2E"/>
+          <w:sz w:val="17"/>
+        </w:rPr>
+        <w:t>portabilidad</w:t>
+      </w:r>
+      <w:r>
+        <w:rPr>
+          <w:b w:val="0"/>
+          <w:i w:val="0"/>
+          <w:color w:val="131B2E"/>
+          <w:sz w:val="17"/>
+        </w:rPr>
+        <w:t>.</w:t>
+      </w:r>
+    </w:p>
+    <w:p>
+      <w:pPr>
+        <w:spacing w:after="100"/>
+        <w:jc w:val="both"/>
+      </w:pPr>
+      <w:r>
+        <w:rPr>
+          <w:b/>
+          <w:i w:val="0"/>
+          <w:color w:val="131B2E"/>
+          <w:sz w:val="17"/>
+        </w:rPr>
+        <w:t>Ya resuelto en agosto</w:t>
+      </w:r>
+      <w:r>
+        <w:rPr>
+          <w:b w:val="0"/>
+          <w:i w:val="0"/>
+          <w:color w:val="131B2E"/>
+          <w:sz w:val="17"/>
+        </w:rPr>
+        <w:t>, sin capturar datos nuevos ni reentrenar: intervalos de Wilson en toda proporción y McNemar con corrección de Holm; ablación por capas y comparación de 14 contra 28 variables; diccionario de las 28 variables; dataset, manifiesto y 7 modelos publicados con sus checksums; datasheet, model card y system card; declaración de la selección posterior; validación cruzada y bootstrap.</w:t>
+      </w:r>
+    </w:p>
+    <w:p>
+      <w:pPr>
+        <w:spacing w:after="100"/>
+        <w:jc w:val="both"/>
+      </w:pPr>
+      <w:r>
+        <w:rPr>
+          <w:b/>
+          <w:i w:val="0"/>
+          <w:color w:val="131B2E"/>
+          <w:sz w:val="18"/>
+        </w:rPr>
+        <w:t>Resultados medidos:</w:t>
       </w:r>
     </w:p>
     <w:tbl>
@@ -909,25 +1041,12 @@
             <w:r/>
             <w:r>
               <w:rPr>
-                <w:b w:val="0"/>
-                <w:color w:val="131B2E"/>
-                <w:sz w:val="16"/>
-              </w:rPr>
-            </w:r>
-            <w:r>
-              <w:rPr>
                 <w:b/>
+                <w:i w:val="0"/>
                 <w:color w:val="131B2E"/>
                 <w:sz w:val="16"/>
               </w:rPr>
               <w:t>Capacidad discriminante</w:t>
-            </w:r>
-            <w:r>
-              <w:rPr>
-                <w:b w:val="0"/>
-                <w:color w:val="131B2E"/>
-                <w:sz w:val="16"/>
-              </w:rPr>
             </w:r>
           </w:p>
         </w:tc>
@@ -943,25 +1062,12 @@
             <w:r/>
             <w:r>
               <w:rPr>
-                <w:b w:val="0"/>
-                <w:color w:val="131B2E"/>
-                <w:sz w:val="16"/>
-              </w:rPr>
-            </w:r>
-            <w:r>
-              <w:rPr>
                 <w:b/>
+                <w:i w:val="0"/>
                 <w:color w:val="131B2E"/>
                 <w:sz w:val="16"/>
               </w:rPr>
               <w:t>ROC-AUC 0,974</w:t>
-            </w:r>
-            <w:r>
-              <w:rPr>
-                <w:b w:val="0"/>
-                <w:color w:val="131B2E"/>
-                <w:sz w:val="16"/>
-              </w:rPr>
             </w:r>
           </w:p>
         </w:tc>
@@ -978,6 +1084,7 @@
             <w:r>
               <w:rPr>
                 <w:b w:val="0"/>
+                <w:i w:val="0"/>
                 <w:color w:val="131B2E"/>
                 <w:sz w:val="16"/>
               </w:rPr>
@@ -998,25 +1105,12 @@
             <w:r/>
             <w:r>
               <w:rPr>
-                <w:b w:val="0"/>
-                <w:color w:val="131B2E"/>
-                <w:sz w:val="16"/>
-              </w:rPr>
-            </w:r>
-            <w:r>
-              <w:rPr>
                 <w:b/>
+                <w:i w:val="0"/>
                 <w:color w:val="131B2E"/>
                 <w:sz w:val="16"/>
               </w:rPr>
               <w:t>Detección de ataques genuinos</w:t>
-            </w:r>
-            <w:r>
-              <w:rPr>
-                <w:b w:val="0"/>
-                <w:color w:val="131B2E"/>
-                <w:sz w:val="16"/>
-              </w:rPr>
             </w:r>
           </w:p>
         </w:tc>
@@ -1031,14 +1125,8 @@
             <w:r/>
             <w:r>
               <w:rPr>
-                <w:b w:val="0"/>
-                <w:color w:val="131B2E"/>
-                <w:sz w:val="16"/>
-              </w:rPr>
-            </w:r>
-            <w:r>
-              <w:rPr>
                 <w:b/>
+                <w:i w:val="0"/>
                 <w:color w:val="131B2E"/>
                 <w:sz w:val="16"/>
               </w:rPr>
@@ -1047,6 +1135,7 @@
             <w:r>
               <w:rPr>
                 <w:b w:val="0"/>
+                <w:i w:val="0"/>
                 <w:color w:val="131B2E"/>
                 <w:sz w:val="16"/>
               </w:rPr>
@@ -1066,6 +1155,7 @@
             <w:r>
               <w:rPr>
                 <w:b w:val="0"/>
+                <w:i w:val="0"/>
                 <w:color w:val="131B2E"/>
                 <w:sz w:val="16"/>
               </w:rPr>
@@ -1087,25 +1177,12 @@
             <w:r/>
             <w:r>
               <w:rPr>
-                <w:b w:val="0"/>
-                <w:color w:val="131B2E"/>
-                <w:sz w:val="16"/>
-              </w:rPr>
-            </w:r>
-            <w:r>
-              <w:rPr>
                 <w:b/>
+                <w:i w:val="0"/>
                 <w:color w:val="131B2E"/>
                 <w:sz w:val="16"/>
               </w:rPr>
               <w:t>Respuesta en tiempo real</w:t>
-            </w:r>
-            <w:r>
-              <w:rPr>
-                <w:b w:val="0"/>
-                <w:color w:val="131B2E"/>
-                <w:sz w:val="16"/>
-              </w:rPr>
             </w:r>
           </w:p>
         </w:tc>
@@ -1122,6 +1199,7 @@
             <w:r>
               <w:rPr>
                 <w:b w:val="0"/>
+                <w:i w:val="0"/>
                 <w:color w:val="131B2E"/>
                 <w:sz w:val="16"/>
               </w:rPr>
@@ -1130,6 +1208,7 @@
             <w:r>
               <w:rPr>
                 <w:b/>
+                <w:i w:val="0"/>
                 <w:color w:val="131B2E"/>
                 <w:sz w:val="16"/>
               </w:rPr>
@@ -1138,6 +1217,7 @@
             <w:r>
               <w:rPr>
                 <w:b w:val="0"/>
+                <w:i w:val="0"/>
                 <w:color w:val="131B2E"/>
                 <w:sz w:val="16"/>
               </w:rPr>
@@ -1158,6 +1238,7 @@
             <w:r>
               <w:rPr>
                 <w:b w:val="0"/>
+                <w:i w:val="0"/>
                 <w:color w:val="131B2E"/>
                 <w:sz w:val="16"/>
               </w:rPr>
@@ -1178,25 +1259,12 @@
             <w:r/>
             <w:r>
               <w:rPr>
-                <w:b w:val="0"/>
-                <w:color w:val="131B2E"/>
-                <w:sz w:val="16"/>
-              </w:rPr>
-            </w:r>
-            <w:r>
-              <w:rPr>
                 <w:b/>
+                <w:i w:val="0"/>
                 <w:color w:val="131B2E"/>
                 <w:sz w:val="16"/>
               </w:rPr>
               <w:t>Disponibilidad</w:t>
-            </w:r>
-            <w:r>
-              <w:rPr>
-                <w:b w:val="0"/>
-                <w:color w:val="131B2E"/>
-                <w:sz w:val="16"/>
-              </w:rPr>
             </w:r>
           </w:p>
         </w:tc>
@@ -1211,14 +1279,8 @@
             <w:r/>
             <w:r>
               <w:rPr>
-                <w:b w:val="0"/>
-                <w:color w:val="131B2E"/>
-                <w:sz w:val="16"/>
-              </w:rPr>
-            </w:r>
-            <w:r>
-              <w:rPr>
                 <w:b/>
+                <w:i w:val="0"/>
                 <w:color w:val="131B2E"/>
                 <w:sz w:val="16"/>
               </w:rPr>
@@ -1227,6 +1289,7 @@
             <w:r>
               <w:rPr>
                 <w:b w:val="0"/>
+                <w:i w:val="0"/>
                 <w:color w:val="131B2E"/>
                 <w:sz w:val="16"/>
               </w:rPr>
@@ -1246,6 +1309,7 @@
             <w:r>
               <w:rPr>
                 <w:b w:val="0"/>
+                <w:i w:val="0"/>
                 <w:color w:val="131B2E"/>
                 <w:sz w:val="16"/>
               </w:rPr>
@@ -1267,25 +1331,12 @@
             <w:r/>
             <w:r>
               <w:rPr>
-                <w:b w:val="0"/>
-                <w:color w:val="131B2E"/>
-                <w:sz w:val="16"/>
-              </w:rPr>
-            </w:r>
-            <w:r>
-              <w:rPr>
                 <w:b/>
+                <w:i w:val="0"/>
                 <w:color w:val="131B2E"/>
                 <w:sz w:val="16"/>
               </w:rPr>
               <w:t>Aporte de las variables multicapa</w:t>
-            </w:r>
-            <w:r>
-              <w:rPr>
-                <w:b w:val="0"/>
-                <w:color w:val="131B2E"/>
-                <w:sz w:val="16"/>
-              </w:rPr>
             </w:r>
           </w:p>
         </w:tc>
@@ -1302,6 +1353,7 @@
             <w:r>
               <w:rPr>
                 <w:b w:val="0"/>
+                <w:i w:val="0"/>
                 <w:color w:val="131B2E"/>
                 <w:sz w:val="16"/>
               </w:rPr>
@@ -1310,6 +1362,7 @@
             <w:r>
               <w:rPr>
                 <w:b/>
+                <w:i w:val="0"/>
                 <w:color w:val="131B2E"/>
                 <w:sz w:val="16"/>
               </w:rPr>
@@ -1318,6 +1371,7 @@
             <w:r>
               <w:rPr>
                 <w:b w:val="0"/>
+                <w:i w:val="0"/>
                 <w:color w:val="131B2E"/>
                 <w:sz w:val="16"/>
               </w:rPr>
@@ -1338,6 +1392,7 @@
             <w:r>
               <w:rPr>
                 <w:b w:val="0"/>
+                <w:i w:val="0"/>
                 <w:color w:val="131B2E"/>
                 <w:sz w:val="16"/>
               </w:rPr>
@@ -1358,25 +1413,12 @@
             <w:r/>
             <w:r>
               <w:rPr>
-                <w:b w:val="0"/>
-                <w:color w:val="131B2E"/>
-                <w:sz w:val="16"/>
-              </w:rPr>
-            </w:r>
-            <w:r>
-              <w:rPr>
                 <w:b/>
+                <w:i w:val="0"/>
                 <w:color w:val="131B2E"/>
                 <w:sz w:val="16"/>
               </w:rPr>
               <w:t>Superioridad del modelo elegido</w:t>
-            </w:r>
-            <w:r>
-              <w:rPr>
-                <w:b w:val="0"/>
-                <w:color w:val="131B2E"/>
-                <w:sz w:val="16"/>
-              </w:rPr>
             </w:r>
           </w:p>
         </w:tc>
@@ -1392,6 +1434,7 @@
             <w:r>
               <w:rPr>
                 <w:b w:val="0"/>
+                <w:i w:val="0"/>
                 <w:color w:val="131B2E"/>
                 <w:sz w:val="16"/>
               </w:rPr>
@@ -1400,6 +1443,7 @@
             <w:r>
               <w:rPr>
                 <w:b/>
+                <w:i w:val="0"/>
                 <w:color w:val="131B2E"/>
                 <w:sz w:val="16"/>
               </w:rPr>
@@ -1408,6 +1452,7 @@
             <w:r>
               <w:rPr>
                 <w:b w:val="0"/>
+                <w:i w:val="0"/>
                 <w:color w:val="131B2E"/>
                 <w:sz w:val="16"/>
               </w:rPr>
@@ -1427,6 +1472,7 @@
             <w:r>
               <w:rPr>
                 <w:b w:val="0"/>
+                <w:i w:val="0"/>
                 <w:color w:val="131B2E"/>
                 <w:sz w:val="16"/>
               </w:rPr>
@@ -1448,25 +1494,12 @@
             <w:r/>
             <w:r>
               <w:rPr>
-                <w:b w:val="0"/>
-                <w:color w:val="131B2E"/>
-                <w:sz w:val="16"/>
-              </w:rPr>
-            </w:r>
-            <w:r>
-              <w:rPr>
                 <w:b/>
+                <w:i w:val="0"/>
                 <w:color w:val="131B2E"/>
                 <w:sz w:val="16"/>
               </w:rPr>
               <w:t>Reproducibilidad</w:t>
-            </w:r>
-            <w:r>
-              <w:rPr>
-                <w:b w:val="0"/>
-                <w:color w:val="131B2E"/>
-                <w:sz w:val="16"/>
-              </w:rPr>
             </w:r>
           </w:p>
         </w:tc>
@@ -1483,6 +1516,7 @@
             <w:r>
               <w:rPr>
                 <w:b w:val="0"/>
+                <w:i w:val="0"/>
                 <w:color w:val="131B2E"/>
                 <w:sz w:val="16"/>
               </w:rPr>
@@ -1491,6 +1525,7 @@
             <w:r>
               <w:rPr>
                 <w:b/>
+                <w:i w:val="0"/>
                 <w:color w:val="131B2E"/>
                 <w:sz w:val="16"/>
               </w:rPr>
@@ -1499,6 +1534,7 @@
             <w:r>
               <w:rPr>
                 <w:b w:val="0"/>
+                <w:i w:val="0"/>
                 <w:color w:val="131B2E"/>
                 <w:sz w:val="16"/>
               </w:rPr>
@@ -1519,6 +1555,7 @@
             <w:r>
               <w:rPr>
                 <w:b w:val="0"/>
+                <w:i w:val="0"/>
                 <w:color w:val="131B2E"/>
                 <w:sz w:val="16"/>
               </w:rPr>
@@ -1535,61 +1572,6 @@
     </w:p>
     <w:p>
       <w:pPr>
-        <w:spacing w:after="20"/>
-        <w:jc w:val="center"/>
-      </w:pPr>
-      <w:r>
-        <w:drawing>
-          <wp:inline xmlns:a="http://schemas.openxmlformats.org/drawingml/2006/main" xmlns:pic="http://schemas.openxmlformats.org/drawingml/2006/picture">
-            <wp:extent cx="3456000" cy="2719911"/>
-            <wp:docPr id="2" name="Picture 2"/>
-            <wp:cNvGraphicFramePr>
-              <a:graphicFrameLocks noChangeAspect="1"/>
-            </wp:cNvGraphicFramePr>
-            <a:graphic>
-              <a:graphicData uri="http://schemas.openxmlformats.org/drawingml/2006/picture">
-                <pic:pic>
-                  <pic:nvPicPr>
-                    <pic:cNvPr id="0" name="A1-curva-roc.png"/>
-                    <pic:cNvPicPr/>
-                  </pic:nvPicPr>
-                  <pic:blipFill>
-                    <a:blip r:embed="rId10"/>
-                    <a:stretch>
-                      <a:fillRect/>
-                    </a:stretch>
-                  </pic:blipFill>
-                  <pic:spPr>
-                    <a:xfrm>
-                      <a:off x="0" y="0"/>
-                      <a:ext cx="3456000" cy="2719911"/>
-                    </a:xfrm>
-                    <a:prstGeom prst="rect"/>
-                  </pic:spPr>
-                </pic:pic>
-              </a:graphicData>
-            </a:graphic>
-          </wp:inline>
-        </w:drawing>
-      </w:r>
-    </w:p>
-    <w:p>
-      <w:pPr>
-        <w:spacing w:after="140"/>
-        <w:jc w:val="center"/>
-      </w:pPr>
-      <w:r>
-        <w:rPr>
-          <w:b w:val="0"/>
-          <w:i/>
-          <w:color w:val="5B6B8C"/>
-          <w:sz w:val="15"/>
-        </w:rPr>
-        <w:t>Figura 1. Curva ROC del modelo congelado. El AUC de 0,974 se calculó en esta evaluación: el trabajo original nunca lo computó.</w:t>
-      </w:r>
-    </w:p>
-    <w:p>
-      <w:pPr>
         <w:spacing w:before="220" w:after="80"/>
       </w:pPr>
       <w:r>
@@ -1598,7 +1580,7 @@
           <w:color w:val="1F4E79"/>
           <w:sz w:val="25"/>
         </w:rPr>
-        <w:t>2 ·  Lo que NO está listo: qué está faltando</w:t>
+        <w:t>2 ·  Lo que NO está listo</w:t>
       </w:r>
     </w:p>
     <w:p>
@@ -1613,7 +1595,7 @@
           <w:color w:val="131B2E"/>
           <w:sz w:val="18"/>
         </w:rPr>
-        <w:t xml:space="preserve">Las debilidades se ordenan por gravedad y </w:t>
+        <w:t xml:space="preserve">Solo lo que sigue abierto hoy. </w:t>
       </w:r>
       <w:r>
         <w:rPr>
@@ -1622,7 +1604,7 @@
           <w:color w:val="131B2E"/>
           <w:sz w:val="18"/>
         </w:rPr>
-        <w:t>todas están medidas</w:t>
+        <w:t>Lo ya resuelto está en la sección 1 y no se repite aquí.</w:t>
       </w:r>
       <w:r>
         <w:rPr>
@@ -1631,7 +1613,7 @@
           <w:color w:val="131B2E"/>
           <w:sz w:val="18"/>
         </w:rPr>
-        <w:t>, no supuestas.</w:t>
+        <w:t xml:space="preserve"> Las cinco están medidas, no supuestas.</w:t>
       </w:r>
     </w:p>
     <w:tbl>
@@ -1657,7 +1639,7 @@
       <w:tr>
         <w:tc>
           <w:tcPr>
-            <w:tcW w:type="dxa" w:w="2835"/>
+            <w:tcW w:type="dxa" w:w="2948"/>
             <w:shd w:val="clear" w:fill="1F4E79"/>
           </w:tcPr>
           <w:p>
@@ -1668,13 +1650,13 @@
                 <w:color w:val="FFFFFF"/>
                 <w:sz w:val="16"/>
               </w:rPr>
-              <w:t>Debilidad</w:t>
+              <w:t>Qué falta</w:t>
             </w:r>
           </w:p>
         </w:tc>
         <w:tc>
           <w:tcPr>
-            <w:tcW w:type="dxa" w:w="5216"/>
+            <w:tcW w:type="dxa" w:w="5102"/>
             <w:shd w:val="clear" w:fill="1F4E79"/>
           </w:tcPr>
           <w:p>
@@ -1685,7 +1667,7 @@
                 <w:color w:val="FFFFFF"/>
                 <w:sz w:val="16"/>
               </w:rPr>
-              <w:t>Evidencia</w:t>
+              <w:t>Evidencia de que falta</w:t>
             </w:r>
           </w:p>
         </w:tc>
@@ -1710,7 +1692,28 @@
       <w:tr>
         <w:tc>
           <w:tcPr>
-            <w:tcW w:type="dxa" w:w="2835"/>
+            <w:tcW w:type="dxa" w:w="2948"/>
+            <w:shd w:val="clear" w:fill="FBE3E1"/>
+          </w:tcPr>
+          <w:p>
+            <w:pPr>
+              <w:spacing w:after="20"/>
+            </w:pPr>
+            <w:r/>
+            <w:r>
+              <w:rPr>
+                <w:b/>
+                <w:i w:val="0"/>
+                <w:color w:val="131B2E"/>
+                <w:sz w:val="16"/>
+              </w:rPr>
+              <w:t>El sistema bloquea tráfico legítimo pesado</w:t>
+            </w:r>
+          </w:p>
+        </w:tc>
+        <w:tc>
+          <w:tcPr>
+            <w:tcW w:type="dxa" w:w="5102"/>
             <w:shd w:val="clear" w:fill="FBE3E1"/>
           </w:tcPr>
           <w:p>
@@ -1721,44 +1724,11 @@
             <w:r>
               <w:rPr>
                 <w:b w:val="0"/>
+                <w:i w:val="0"/>
                 <w:color w:val="131B2E"/>
                 <w:sz w:val="16"/>
               </w:rPr>
-            </w:r>
-            <w:r>
-              <w:rPr>
-                <w:b/>
-                <w:color w:val="131B2E"/>
-                <w:sz w:val="16"/>
-              </w:rPr>
-              <w:t>El falso positivo de laboratorio no se sostiene en operación</w:t>
-            </w:r>
-            <w:r>
-              <w:rPr>
-                <w:b w:val="0"/>
-                <w:color w:val="131B2E"/>
-                <w:sz w:val="16"/>
-              </w:rPr>
-            </w:r>
-          </w:p>
-        </w:tc>
-        <w:tc>
-          <w:tcPr>
-            <w:tcW w:type="dxa" w:w="5216"/>
-            <w:shd w:val="clear" w:fill="FBE3E1"/>
-          </w:tcPr>
-          <w:p>
-            <w:pPr>
-              <w:spacing w:after="20"/>
-            </w:pPr>
-            <w:r/>
-            <w:r>
-              <w:rPr>
-                <w:b w:val="0"/>
-                <w:color w:val="131B2E"/>
-                <w:sz w:val="16"/>
-              </w:rPr>
-              <w:t>4,71 % [2,8–7,9] frente a 25,81 % (pase 1, 16/62) y 22,97 % (pase 2, 17/74). Son intervalos descriptivos por ventana: las ventanas comparten episodio e historia. Una transferencia legítima de 200 Mbit/s bloqueó a un cliente real 120 s</w:t>
+              <w:t>En laboratorio se equivoca el 4,71 % de las veces; en operación, 25,81 % y 22,97 %. Una transferencia legítima de 200 Mbit/s bloqueó a un cliente real durante 120 s</w:t>
             </w:r>
           </w:p>
         </w:tc>
@@ -1775,6 +1745,7 @@
             <w:r>
               <w:rPr>
                 <w:b w:val="0"/>
+                <w:i w:val="0"/>
                 <w:color w:val="131B2E"/>
                 <w:sz w:val="16"/>
               </w:rPr>
@@ -1786,7 +1757,28 @@
       <w:tr>
         <w:tc>
           <w:tcPr>
-            <w:tcW w:type="dxa" w:w="2835"/>
+            <w:tcW w:type="dxa" w:w="2948"/>
+            <w:shd w:val="clear" w:fill="FBE3E1"/>
+          </w:tcPr>
+          <w:p>
+            <w:pPr>
+              <w:spacing w:after="20"/>
+            </w:pPr>
+            <w:r/>
+            <w:r>
+              <w:rPr>
+                <w:b/>
+                <w:i w:val="0"/>
+                <w:color w:val="131B2E"/>
+                <w:sz w:val="16"/>
+              </w:rPr>
+              <w:t>El modelo se eligió mirando el examen final</w:t>
+            </w:r>
+          </w:p>
+        </w:tc>
+        <w:tc>
+          <w:tcPr>
+            <w:tcW w:type="dxa" w:w="5102"/>
             <w:shd w:val="clear" w:fill="FBE3E1"/>
           </w:tcPr>
           <w:p>
@@ -1797,44 +1789,11 @@
             <w:r>
               <w:rPr>
                 <w:b w:val="0"/>
+                <w:i w:val="0"/>
                 <w:color w:val="131B2E"/>
                 <w:sz w:val="16"/>
               </w:rPr>
-            </w:r>
-            <w:r>
-              <w:rPr>
-                <w:b/>
-                <w:color w:val="131B2E"/>
-                <w:sz w:val="16"/>
-              </w:rPr>
-              <w:t>El modelo se eligió observando el conjunto de prueba</w:t>
-            </w:r>
-            <w:r>
-              <w:rPr>
-                <w:b w:val="0"/>
-                <w:color w:val="131B2E"/>
-                <w:sz w:val="16"/>
-              </w:rPr>
-            </w:r>
-          </w:p>
-        </w:tc>
-        <w:tc>
-          <w:tcPr>
-            <w:tcW w:type="dxa" w:w="5216"/>
-            <w:shd w:val="clear" w:fill="FBE3E1"/>
-          </w:tcPr>
-          <w:p>
-            <w:pPr>
-              <w:spacing w:after="20"/>
-            </w:pPr>
-            <w:r/>
-            <w:r>
-              <w:rPr>
-                <w:b w:val="0"/>
-                <w:color w:val="131B2E"/>
-                <w:sz w:val="16"/>
-              </w:rPr>
-              <w:t>El manifiesto designaba otro modelo como conclusión y a este como comparador. El 88,3 % es el máximo sobre 7 candidatos</w:t>
+              <w:t>Se compararon 7 candidatos sobre el mismo conjunto de prueba y se escogió el mejor. El 88,8 % es un máximo, no una estimación limpia</w:t>
             </w:r>
           </w:p>
         </w:tc>
@@ -1851,6 +1810,7 @@
             <w:r>
               <w:rPr>
                 <w:b w:val="0"/>
+                <w:i w:val="0"/>
                 <w:color w:val="131B2E"/>
                 <w:sz w:val="16"/>
               </w:rPr>
@@ -1862,7 +1822,28 @@
       <w:tr>
         <w:tc>
           <w:tcPr>
-            <w:tcW w:type="dxa" w:w="2835"/>
+            <w:tcW w:type="dxa" w:w="2948"/>
+            <w:shd w:val="clear" w:fill="FDECD2"/>
+          </w:tcPr>
+          <w:p>
+            <w:pPr>
+              <w:spacing w:after="20"/>
+            </w:pPr>
+            <w:r/>
+            <w:r>
+              <w:rPr>
+                <w:b/>
+                <w:i w:val="0"/>
+                <w:color w:val="131B2E"/>
+                <w:sz w:val="16"/>
+              </w:rPr>
+              <w:t>Nadie ha usado el panel salvo el equipo</w:t>
+            </w:r>
+          </w:p>
+        </w:tc>
+        <w:tc>
+          <w:tcPr>
+            <w:tcW w:type="dxa" w:w="5102"/>
             <w:shd w:val="clear" w:fill="FDECD2"/>
           </w:tcPr>
           <w:p>
@@ -1873,44 +1854,11 @@
             <w:r>
               <w:rPr>
                 <w:b w:val="0"/>
+                <w:i w:val="0"/>
                 <w:color w:val="131B2E"/>
                 <w:sz w:val="16"/>
               </w:rPr>
-            </w:r>
-            <w:r>
-              <w:rPr>
-                <w:b/>
-                <w:color w:val="131B2E"/>
-                <w:sz w:val="16"/>
-              </w:rPr>
-              <w:t>Ninguna validación con usuarios reales</w:t>
-            </w:r>
-            <w:r>
-              <w:rPr>
-                <w:b w:val="0"/>
-                <w:color w:val="131B2E"/>
-                <w:sz w:val="16"/>
-              </w:rPr>
-            </w:r>
-          </w:p>
-        </w:tc>
-        <w:tc>
-          <w:tcPr>
-            <w:tcW w:type="dxa" w:w="5216"/>
-            <w:shd w:val="clear" w:fill="FDECD2"/>
-          </w:tcPr>
-          <w:p>
-            <w:pPr>
-              <w:spacing w:after="20"/>
-            </w:pPr>
-            <w:r/>
-            <w:r>
-              <w:rPr>
-                <w:b w:val="0"/>
-                <w:color w:val="131B2E"/>
-                <w:sz w:val="16"/>
-              </w:rPr>
-              <w:t>No se midió la experiencia de uso del panel ni se aplicó instrumento alguno</w:t>
+              <w:t>El instrumento SUS está preparado, pero el archivo de respuestas tiene 0 filas: no se ha aplicado</w:t>
             </w:r>
           </w:p>
         </w:tc>
@@ -1927,6 +1875,7 @@
             <w:r>
               <w:rPr>
                 <w:b w:val="0"/>
+                <w:i w:val="0"/>
                 <w:color w:val="131B2E"/>
                 <w:sz w:val="16"/>
               </w:rPr>
@@ -1938,7 +1887,28 @@
       <w:tr>
         <w:tc>
           <w:tcPr>
-            <w:tcW w:type="dxa" w:w="2835"/>
+            <w:tcW w:type="dxa" w:w="2948"/>
+            <w:shd w:val="clear" w:fill="FDECD2"/>
+          </w:tcPr>
+          <w:p>
+            <w:pPr>
+              <w:spacing w:after="20"/>
+            </w:pPr>
+            <w:r/>
+            <w:r>
+              <w:rPr>
+                <w:b/>
+                <w:i w:val="0"/>
+                <w:color w:val="131B2E"/>
+                <w:sz w:val="16"/>
+              </w:rPr>
+              <w:t>No se sabe si funciona en otra jornada</w:t>
+            </w:r>
+          </w:p>
+        </w:tc>
+        <w:tc>
+          <w:tcPr>
+            <w:tcW w:type="dxa" w:w="5102"/>
             <w:shd w:val="clear" w:fill="FDECD2"/>
           </w:tcPr>
           <w:p>
@@ -1949,44 +1919,11 @@
             <w:r>
               <w:rPr>
                 <w:b w:val="0"/>
+                <w:i w:val="0"/>
                 <w:color w:val="131B2E"/>
                 <w:sz w:val="16"/>
               </w:rPr>
-            </w:r>
-            <w:r>
-              <w:rPr>
-                <w:b/>
-                <w:color w:val="131B2E"/>
-                <w:sz w:val="16"/>
-              </w:rPr>
-              <w:t>La partición mide repetición, no generalización</w:t>
-            </w:r>
-            <w:r>
-              <w:rPr>
-                <w:b w:val="0"/>
-                <w:color w:val="131B2E"/>
-                <w:sz w:val="16"/>
-              </w:rPr>
-            </w:r>
-          </w:p>
-        </w:tc>
-        <w:tc>
-          <w:tcPr>
-            <w:tcW w:type="dxa" w:w="5216"/>
-            <w:shd w:val="clear" w:fill="FDECD2"/>
-          </w:tcPr>
-          <w:p>
-            <w:pPr>
-              <w:spacing w:after="20"/>
-            </w:pPr>
-            <w:r/>
-            <w:r>
-              <w:rPr>
-                <w:b w:val="0"/>
-                <w:color w:val="131B2E"/>
-                <w:sz w:val="16"/>
-              </w:rPr>
-              <w:t>Los 44 perfiles aparecen en las tres particiones; no existe jornada de holdout externa</w:t>
+              <w:t>Los 44 perfiles aparecen en las tres particiones. Falta una captura nueva que el modelo no haya visto</w:t>
             </w:r>
           </w:p>
         </w:tc>
@@ -2003,6 +1940,7 @@
             <w:r>
               <w:rPr>
                 <w:b w:val="0"/>
+                <w:i w:val="0"/>
                 <w:color w:val="131B2E"/>
                 <w:sz w:val="16"/>
               </w:rPr>
@@ -2014,7 +1952,28 @@
       <w:tr>
         <w:tc>
           <w:tcPr>
-            <w:tcW w:type="dxa" w:w="2835"/>
+            <w:tcW w:type="dxa" w:w="2948"/>
+            <w:shd w:val="clear" w:fill="EEF3FA"/>
+          </w:tcPr>
+          <w:p>
+            <w:pPr>
+              <w:spacing w:after="20"/>
+            </w:pPr>
+            <w:r/>
+            <w:r>
+              <w:rPr>
+                <w:b/>
+                <w:i w:val="0"/>
+                <w:color w:val="131B2E"/>
+                <w:sz w:val="16"/>
+              </w:rPr>
+              <w:t>Faltan 4 escenarios legítimos del jurado</w:t>
+            </w:r>
+          </w:p>
+        </w:tc>
+        <w:tc>
+          <w:tcPr>
+            <w:tcW w:type="dxa" w:w="5102"/>
             <w:shd w:val="clear" w:fill="EEF3FA"/>
           </w:tcPr>
           <w:p>
@@ -2025,44 +1984,11 @@
             <w:r>
               <w:rPr>
                 <w:b w:val="0"/>
+                <w:i w:val="0"/>
                 <w:color w:val="131B2E"/>
                 <w:sz w:val="16"/>
               </w:rPr>
-            </w:r>
-            <w:r>
-              <w:rPr>
-                <w:b/>
-                <w:color w:val="131B2E"/>
-                <w:sz w:val="16"/>
-              </w:rPr>
-              <w:t>Validación interna, no externa</w:t>
-            </w:r>
-            <w:r>
-              <w:rPr>
-                <w:b w:val="0"/>
-                <w:color w:val="131B2E"/>
-                <w:sz w:val="16"/>
-              </w:rPr>
-            </w:r>
-          </w:p>
-        </w:tc>
-        <w:tc>
-          <w:tcPr>
-            <w:tcW w:type="dxa" w:w="5216"/>
-            <w:shd w:val="clear" w:fill="EEF3FA"/>
-          </w:tcPr>
-          <w:p>
-            <w:pPr>
-              <w:spacing w:after="20"/>
-            </w:pPr>
-            <w:r/>
-            <w:r>
-              <w:rPr>
-                <w:b w:val="0"/>
-                <w:color w:val="131B2E"/>
-                <w:sz w:val="16"/>
-              </w:rPr>
-              <w:t>Hay 5 pliegues agrupados por episodio normal y bootstrap por episodio (B = 1 000; CV del umbral 4,10 %), pero se reutilizan las mismas anomalías y no existe jornada externa</w:t>
+              <w:t>SSH, SCP/SFTP, backup y actualizaciones no están en el dataset</w:t>
             </w:r>
           </w:p>
         </w:tc>
@@ -2079,97 +2005,7 @@
             <w:r>
               <w:rPr>
                 <w:b w:val="0"/>
-                <w:color w:val="131B2E"/>
-                <w:sz w:val="16"/>
-              </w:rPr>
-              <w:t>Media</w:t>
-            </w:r>
-          </w:p>
-        </w:tc>
-      </w:tr>
-      <w:tr>
-        <w:tc>
-          <w:tcPr>
-            <w:tcW w:type="dxa" w:w="2835"/>
-            <w:shd w:val="clear" w:fill="EEF3FA"/>
-          </w:tcPr>
-          <w:p>
-            <w:pPr>
-              <w:spacing w:after="20"/>
-            </w:pPr>
-            <w:r/>
-            <w:r>
-              <w:rPr>
-                <w:b w:val="0"/>
-                <w:color w:val="131B2E"/>
-                <w:sz w:val="16"/>
-              </w:rPr>
-            </w:r>
-            <w:r>
-              <w:rPr>
-                <w:b/>
-                <w:color w:val="131B2E"/>
-                <w:sz w:val="16"/>
-              </w:rPr>
-              <w:t>Las 8 variables L7 nuevas no aportan detección</w:t>
-            </w:r>
-            <w:r>
-              <w:rPr>
-                <w:b w:val="0"/>
-                <w:color w:val="131B2E"/>
-                <w:sz w:val="16"/>
-              </w:rPr>
-            </w:r>
-          </w:p>
-        </w:tc>
-        <w:tc>
-          <w:tcPr>
-            <w:tcW w:type="dxa" w:w="5216"/>
-            <w:shd w:val="clear" w:fill="EEF3FA"/>
-          </w:tcPr>
-          <w:p>
-            <w:pPr>
-              <w:spacing w:after="20"/>
-            </w:pPr>
-            <w:r/>
-            <w:r>
-              <w:rPr>
-                <w:b w:val="0"/>
-                <w:color w:val="131B2E"/>
-                <w:sz w:val="16"/>
-              </w:rPr>
-              <w:t xml:space="preserve">La ablación las midió: p = 1,000 y </w:t>
-            </w:r>
-            <w:r>
-              <w:rPr>
-                <w:b/>
-                <w:color w:val="131B2E"/>
-                <w:sz w:val="16"/>
-              </w:rPr>
-              <w:t>5 falsos positivos adicionales</w:t>
-            </w:r>
-            <w:r>
-              <w:rPr>
-                <w:b w:val="0"/>
-                <w:color w:val="131B2E"/>
-                <w:sz w:val="16"/>
-              </w:rPr>
-            </w:r>
-          </w:p>
-        </w:tc>
-        <w:tc>
-          <w:tcPr>
-            <w:tcW w:type="dxa" w:w="1247"/>
-            <w:shd w:val="clear" w:fill="EEF3FA"/>
-          </w:tcPr>
-          <w:p>
-            <w:pPr>
-              <w:spacing w:after="20"/>
-            </w:pPr>
-            <w:r/>
-            <w:r>
-              <w:rPr>
-                <w:b w:val="0"/>
+                <w:i w:val="0"/>
                 <w:color w:val="131B2E"/>
                 <w:sz w:val="16"/>
               </w:rPr>
@@ -2186,61 +2022,6 @@
     </w:p>
     <w:p>
       <w:pPr>
-        <w:spacing w:after="20"/>
-        <w:jc w:val="center"/>
-      </w:pPr>
-      <w:r>
-        <w:drawing>
-          <wp:inline xmlns:a="http://schemas.openxmlformats.org/drawingml/2006/main" xmlns:pic="http://schemas.openxmlformats.org/drawingml/2006/picture">
-            <wp:extent cx="3960000" cy="2051397"/>
-            <wp:docPr id="3" name="Picture 3"/>
-            <wp:cNvGraphicFramePr>
-              <a:graphicFrameLocks noChangeAspect="1"/>
-            </wp:cNvGraphicFramePr>
-            <a:graphic>
-              <a:graphicData uri="http://schemas.openxmlformats.org/drawingml/2006/picture">
-                <pic:pic>
-                  <pic:nvPicPr>
-                    <pic:cNvPr id="0" name="C1-fpr-offline-vs-operativo.png"/>
-                    <pic:cNvPicPr/>
-                  </pic:nvPicPr>
-                  <pic:blipFill>
-                    <a:blip r:embed="rId11"/>
-                    <a:stretch>
-                      <a:fillRect/>
-                    </a:stretch>
-                  </pic:blipFill>
-                  <pic:spPr>
-                    <a:xfrm>
-                      <a:off x="0" y="0"/>
-                      <a:ext cx="3960000" cy="2051397"/>
-                    </a:xfrm>
-                    <a:prstGeom prst="rect"/>
-                  </pic:spPr>
-                </pic:pic>
-              </a:graphicData>
-            </a:graphic>
-          </wp:inline>
-        </w:drawing>
-      </w:r>
-    </w:p>
-    <w:p>
-      <w:pPr>
-        <w:spacing w:after="140"/>
-        <w:jc w:val="center"/>
-      </w:pPr>
-      <w:r>
-        <w:rPr>
-          <w:b w:val="0"/>
-          <w:i/>
-          <w:color w:val="5B6B8C"/>
-          <w:sz w:val="15"/>
-        </w:rPr>
-        <w:t>Figura 2. El hallazgo más importante: el error sobre tráfico legítimo medido en laboratorio no se reproduce en operación real.</w:t>
-      </w:r>
-    </w:p>
-    <w:p>
-      <w:pPr>
         <w:spacing w:before="220" w:after="80"/>
       </w:pPr>
       <w:r>
@@ -2249,7 +2030,7 @@
           <w:color w:val="1F4E79"/>
           <w:sz w:val="25"/>
         </w:rPr>
-        <w:t>3 ·  Cómo se va a abordar lo que falta</w:t>
+        <w:t>3 ·  Cómo se va a abordar</w:t>
       </w:r>
     </w:p>
     <w:p>
@@ -2264,6 +2045,7 @@
           <w:color w:val="131B2E"/>
           <w:sz w:val="18"/>
         </w:rPr>
+        <w:t xml:space="preserve">Una acción por cada fila de la sección 2, en el mismo orden. Todas caben en el laboratorio actual: </w:t>
       </w:r>
       <w:r>
         <w:rPr>
@@ -2272,7 +2054,7 @@
           <w:color w:val="131B2E"/>
           <w:sz w:val="18"/>
         </w:rPr>
-        <w:t>Ya resuelto</w:t>
+        <w:t>ninguna exige equipo ni presupuesto nuevo</w:t>
       </w:r>
       <w:r>
         <w:rPr>
@@ -2281,7 +2063,7 @@
           <w:color w:val="131B2E"/>
           <w:sz w:val="18"/>
         </w:rPr>
-        <w:t>, sin capturar datos nuevos ni reentrenar el modelo congelado:</w:t>
+        <w:t>.</w:t>
       </w:r>
     </w:p>
     <w:tbl>
@@ -2300,13 +2082,14 @@
         </w:tblBorders>
       </w:tblPr>
       <w:tblGrid>
-        <w:gridCol w:w="5100"/>
-        <w:gridCol w:w="5100"/>
+        <w:gridCol w:w="3400"/>
+        <w:gridCol w:w="3400"/>
+        <w:gridCol w:w="3400"/>
       </w:tblGrid>
       <w:tr>
         <w:tc>
           <w:tcPr>
-            <w:tcW w:type="dxa" w:w="4876"/>
+            <w:tcW w:type="dxa" w:w="2494"/>
             <w:shd w:val="clear" w:fill="1F4E79"/>
           </w:tcPr>
           <w:p>
@@ -2317,13 +2100,13 @@
                 <w:color w:val="FFFFFF"/>
                 <w:sz w:val="16"/>
               </w:rPr>
-              <w:t>Acción ejecutada</w:t>
+              <w:t>Qué falta</w:t>
             </w:r>
           </w:p>
         </w:tc>
         <w:tc>
           <w:tcPr>
-            <w:tcW w:type="dxa" w:w="4422"/>
+            <w:tcW w:type="dxa" w:w="4195"/>
             <w:shd w:val="clear" w:fill="1F4E79"/>
           </w:tcPr>
           <w:p>
@@ -2334,7 +2117,24 @@
                 <w:color w:val="FFFFFF"/>
                 <w:sz w:val="16"/>
               </w:rPr>
-              <w:t>Qué cerró</w:t>
+              <w:t>Qué se hará</w:t>
+            </w:r>
+          </w:p>
+        </w:tc>
+        <w:tc>
+          <w:tcPr>
+            <w:tcW w:type="dxa" w:w="2721"/>
+            <w:shd w:val="clear" w:fill="1F4E79"/>
+          </w:tcPr>
+          <w:p>
+            <w:r/>
+            <w:r>
+              <w:rPr>
+                <w:b/>
+                <w:color w:val="FFFFFF"/>
+                <w:sz w:val="16"/>
+              </w:rPr>
+              <w:t>¿Lo resuelve del todo?</w:t>
             </w:r>
           </w:p>
         </w:tc>
@@ -2342,8 +2142,8 @@
       <w:tr>
         <w:tc>
           <w:tcPr>
-            <w:tcW w:type="dxa" w:w="4876"/>
-            <w:shd w:val="clear" w:fill="E0F3E6"/>
+            <w:tcW w:type="dxa" w:w="2494"/>
+            <w:shd w:val="clear" w:fill="EEF3FA"/>
           </w:tcPr>
           <w:p>
             <w:pPr>
@@ -2353,33 +2153,18 @@
             <w:r>
               <w:rPr>
                 <w:b w:val="0"/>
+                <w:i w:val="0"/>
                 <w:color w:val="131B2E"/>
                 <w:sz w:val="16"/>
               </w:rPr>
-              <w:t xml:space="preserve">Intervalos de Wilson en toda proporción y </w:t>
-            </w:r>
-            <w:r>
-              <w:rPr>
-                <w:b/>
-                <w:color w:val="131B2E"/>
-                <w:sz w:val="16"/>
-              </w:rPr>
-              <w:t>McNemar con corrección de Holm</w:t>
-            </w:r>
-            <w:r>
-              <w:rPr>
-                <w:b w:val="0"/>
-                <w:color w:val="131B2E"/>
-                <w:sz w:val="16"/>
-              </w:rPr>
-              <w:t xml:space="preserve"> sobre 21 comparaciones</w:t>
+              <w:t>Bloquea tráfico legítimo pesado</w:t>
             </w:r>
           </w:p>
         </w:tc>
         <w:tc>
           <w:tcPr>
-            <w:tcW w:type="dxa" w:w="4422"/>
-            <w:shd w:val="clear" w:fill="E0F3E6"/>
+            <w:tcW w:type="dxa" w:w="4195"/>
+            <w:shd w:val="clear" w:fill="EEF3FA"/>
           </w:tcPr>
           <w:p>
             <w:pPr>
@@ -2389,19 +2174,36 @@
             <w:r>
               <w:rPr>
                 <w:b w:val="0"/>
+                <w:i w:val="0"/>
                 <w:color w:val="131B2E"/>
                 <w:sz w:val="16"/>
               </w:rPr>
-              <w:t>Ausencia de medidas de incertidumbre y de pruebas de significancia</w:t>
+              <w:t xml:space="preserve">Reentrenar incluyendo la transferencia de 200 Mbit/s como tráfico </w:t>
+            </w:r>
+            <w:r>
+              <w:rPr>
+                <w:b/>
+                <w:i w:val="0"/>
+                <w:color w:val="131B2E"/>
+                <w:sz w:val="16"/>
+              </w:rPr>
+              <w:t>normal</w:t>
+            </w:r>
+            <w:r>
+              <w:rPr>
+                <w:b w:val="0"/>
+                <w:i w:val="0"/>
+                <w:color w:val="131B2E"/>
+                <w:sz w:val="16"/>
+              </w:rPr>
+              <w:t xml:space="preserve"> y repetir las 29 corridas de validación</w:t>
             </w:r>
           </w:p>
         </w:tc>
-      </w:tr>
-      <w:tr>
         <w:tc>
           <w:tcPr>
-            <w:tcW w:type="dxa" w:w="4876"/>
-            <w:shd w:val="clear" w:fill="E0F3E6"/>
+            <w:tcW w:type="dxa" w:w="2721"/>
+            <w:shd w:val="clear" w:fill="EEF3FA"/>
           </w:tcPr>
           <w:p>
             <w:pPr>
@@ -2411,32 +2213,19 @@
             <w:r>
               <w:rPr>
                 <w:b w:val="0"/>
+                <w:i w:val="0"/>
                 <w:color w:val="131B2E"/>
                 <w:sz w:val="16"/>
               </w:rPr>
-            </w:r>
-            <w:r>
-              <w:rPr>
-                <w:b/>
-                <w:color w:val="131B2E"/>
-                <w:sz w:val="16"/>
-              </w:rPr>
-              <w:t>Ablación por capas y comparación 14 vs 28</w:t>
-            </w:r>
-            <w:r>
-              <w:rPr>
-                <w:b w:val="0"/>
-                <w:color w:val="131B2E"/>
-                <w:sz w:val="16"/>
-              </w:rPr>
-              <w:t>, con la configuración completa reproduciendo el modelo congelado bit a bit</w:t>
+              <w:t>Sí, si el error baja. Si no baja, queda declarado como límite del sistema</w:t>
             </w:r>
           </w:p>
         </w:tc>
+      </w:tr>
+      <w:tr>
         <w:tc>
           <w:tcPr>
-            <w:tcW w:type="dxa" w:w="4422"/>
-            <w:shd w:val="clear" w:fill="E0F3E6"/>
+            <w:tcW w:type="dxa" w:w="2494"/>
           </w:tcPr>
           <w:p>
             <w:pPr>
@@ -2446,19 +2235,17 @@
             <w:r>
               <w:rPr>
                 <w:b w:val="0"/>
+                <w:i w:val="0"/>
                 <w:color w:val="131B2E"/>
                 <w:sz w:val="16"/>
               </w:rPr>
-              <w:t>Requisito explícito del jurado, antes sin ejecutar</w:t>
+              <w:t>Modelo elegido mirando el examen</w:t>
             </w:r>
           </w:p>
         </w:tc>
-      </w:tr>
-      <w:tr>
         <w:tc>
           <w:tcPr>
-            <w:tcW w:type="dxa" w:w="4876"/>
-            <w:shd w:val="clear" w:fill="E0F3E6"/>
+            <w:tcW w:type="dxa" w:w="4195"/>
           </w:tcPr>
           <w:p>
             <w:pPr>
@@ -2468,32 +2255,17 @@
             <w:r>
               <w:rPr>
                 <w:b w:val="0"/>
+                <w:i w:val="0"/>
                 <w:color w:val="131B2E"/>
                 <w:sz w:val="16"/>
               </w:rPr>
-            </w:r>
-            <w:r>
-              <w:rPr>
-                <w:b/>
-                <w:color w:val="131B2E"/>
-                <w:sz w:val="16"/>
-              </w:rPr>
-              <w:t>Diccionario científico de las 28 variables</w:t>
-            </w:r>
-            <w:r>
-              <w:rPr>
-                <w:b w:val="0"/>
-                <w:color w:val="131B2E"/>
-                <w:sz w:val="16"/>
-              </w:rPr>
-              <w:t>, generado desde el extractor congelado</w:t>
+              <w:t>Recolectar una jornada nueva que el modelo no vea nunca, y medir sobre ella</w:t>
             </w:r>
           </w:p>
         </w:tc>
         <w:tc>
           <w:tcPr>
-            <w:tcW w:type="dxa" w:w="4422"/>
-            <w:shd w:val="clear" w:fill="E0F3E6"/>
+            <w:tcW w:type="dxa" w:w="2721"/>
           </w:tcPr>
           <w:p>
             <w:pPr>
@@ -2503,10 +2275,11 @@
             <w:r>
               <w:rPr>
                 <w:b w:val="0"/>
+                <w:i w:val="0"/>
                 <w:color w:val="131B2E"/>
                 <w:sz w:val="16"/>
               </w:rPr>
-              <w:t>Requisito explícito del jurado</w:t>
+              <w:t>Sí. Es la única corrección real; no se puede arreglar escribiendo</w:t>
             </w:r>
           </w:p>
         </w:tc>
@@ -2514,8 +2287,8 @@
       <w:tr>
         <w:tc>
           <w:tcPr>
-            <w:tcW w:type="dxa" w:w="4876"/>
-            <w:shd w:val="clear" w:fill="E0F3E6"/>
+            <w:tcW w:type="dxa" w:w="2494"/>
+            <w:shd w:val="clear" w:fill="EEF3FA"/>
           </w:tcPr>
           <w:p>
             <w:pPr>
@@ -2525,33 +2298,18 @@
             <w:r>
               <w:rPr>
                 <w:b w:val="0"/>
+                <w:i w:val="0"/>
                 <w:color w:val="131B2E"/>
                 <w:sz w:val="16"/>
               </w:rPr>
-              <w:t xml:space="preserve">Dataset, manifiesto y </w:t>
-            </w:r>
-            <w:r>
-              <w:rPr>
-                <w:b/>
-                <w:color w:val="131B2E"/>
-                <w:sz w:val="16"/>
-              </w:rPr>
-              <w:t>7 modelos publicados</w:t>
-            </w:r>
-            <w:r>
-              <w:rPr>
-                <w:b w:val="0"/>
-                <w:color w:val="131B2E"/>
-                <w:sz w:val="16"/>
-              </w:rPr>
-              <w:t xml:space="preserve"> con checksums y licencias</w:t>
+              <w:t>Nadie ha usado el panel</w:t>
             </w:r>
           </w:p>
         </w:tc>
         <w:tc>
           <w:tcPr>
-            <w:tcW w:type="dxa" w:w="4422"/>
-            <w:shd w:val="clear" w:fill="E0F3E6"/>
+            <w:tcW w:type="dxa" w:w="4195"/>
+            <w:shd w:val="clear" w:fill="EEF3FA"/>
           </w:tcPr>
           <w:p>
             <w:pPr>
@@ -2561,19 +2319,18 @@
             <w:r>
               <w:rPr>
                 <w:b w:val="0"/>
+                <w:i w:val="0"/>
                 <w:color w:val="131B2E"/>
                 <w:sz w:val="16"/>
               </w:rPr>
-              <w:t>Imposibilidad de replicar desde un clon</w:t>
+              <w:t>Sesión de 2 h con 5–8 evaluadores usando el instrumento SUS ya preparado</w:t>
             </w:r>
           </w:p>
         </w:tc>
-      </w:tr>
-      <w:tr>
         <w:tc>
           <w:tcPr>
-            <w:tcW w:type="dxa" w:w="4876"/>
-            <w:shd w:val="clear" w:fill="E0F3E6"/>
+            <w:tcW w:type="dxa" w:w="2721"/>
+            <w:shd w:val="clear" w:fill="EEF3FA"/>
           </w:tcPr>
           <w:p>
             <w:pPr>
@@ -2583,17 +2340,19 @@
             <w:r>
               <w:rPr>
                 <w:b w:val="0"/>
+                <w:i w:val="0"/>
                 <w:color w:val="131B2E"/>
                 <w:sz w:val="16"/>
               </w:rPr>
-              <w:t>*Datasheet*, *model card* y *system card*</w:t>
+              <w:t>Sí</w:t>
             </w:r>
           </w:p>
         </w:tc>
+      </w:tr>
+      <w:tr>
         <w:tc>
           <w:tcPr>
-            <w:tcW w:type="dxa" w:w="4422"/>
-            <w:shd w:val="clear" w:fill="E0F3E6"/>
+            <w:tcW w:type="dxa" w:w="2494"/>
           </w:tcPr>
           <w:p>
             <w:pPr>
@@ -2603,19 +2362,17 @@
             <w:r>
               <w:rPr>
                 <w:b w:val="0"/>
+                <w:i w:val="0"/>
                 <w:color w:val="131B2E"/>
                 <w:sz w:val="16"/>
               </w:rPr>
-              <w:t>Ausencia de documentación canónica</w:t>
+              <w:t>No sabemos si funciona otro día</w:t>
             </w:r>
           </w:p>
         </w:tc>
-      </w:tr>
-      <w:tr>
         <w:tc>
           <w:tcPr>
-            <w:tcW w:type="dxa" w:w="4876"/>
-            <w:shd w:val="clear" w:fill="E0F3E6"/>
+            <w:tcW w:type="dxa" w:w="4195"/>
           </w:tcPr>
           <w:p>
             <w:pPr>
@@ -2625,32 +2382,17 @@
             <w:r>
               <w:rPr>
                 <w:b w:val="0"/>
+                <w:i w:val="0"/>
                 <w:color w:val="131B2E"/>
                 <w:sz w:val="16"/>
               </w:rPr>
-            </w:r>
-            <w:r>
-              <w:rPr>
-                <w:b/>
-                <w:color w:val="131B2E"/>
-                <w:sz w:val="16"/>
-              </w:rPr>
-              <w:t>Declaración explícita de la selección posterior</w:t>
-            </w:r>
-            <w:r>
-              <w:rPr>
-                <w:b w:val="0"/>
-                <w:color w:val="131B2E"/>
-                <w:sz w:val="16"/>
-              </w:rPr>
-              <w:t xml:space="preserve"> del modelo</w:t>
+              <w:t>La misma jornada nueva de la fila 2 sirve para las dos cosas</w:t>
             </w:r>
           </w:p>
         </w:tc>
         <w:tc>
           <w:tcPr>
-            <w:tcW w:type="dxa" w:w="4422"/>
-            <w:shd w:val="clear" w:fill="E0F3E6"/>
+            <w:tcW w:type="dxa" w:w="2721"/>
           </w:tcPr>
           <w:p>
             <w:pPr>
@@ -2660,10 +2402,11 @@
             <w:r>
               <w:rPr>
                 <w:b w:val="0"/>
+                <w:i w:val="0"/>
                 <w:color w:val="131B2E"/>
                 <w:sz w:val="16"/>
               </w:rPr>
-              <w:t>Objeción metodológica principal, ahora declarada</w:t>
+              <w:t>Sí</w:t>
             </w:r>
           </w:p>
         </w:tc>
@@ -2671,8 +2414,8 @@
       <w:tr>
         <w:tc>
           <w:tcPr>
-            <w:tcW w:type="dxa" w:w="4876"/>
-            <w:shd w:val="clear" w:fill="E0F3E6"/>
+            <w:tcW w:type="dxa" w:w="2494"/>
+            <w:shd w:val="clear" w:fill="EEF3FA"/>
           </w:tcPr>
           <w:p>
             <w:pPr>
@@ -2682,31 +2425,18 @@
             <w:r>
               <w:rPr>
                 <w:b w:val="0"/>
+                <w:i w:val="0"/>
                 <w:color w:val="131B2E"/>
                 <w:sz w:val="16"/>
               </w:rPr>
-            </w:r>
-            <w:r>
-              <w:rPr>
-                <w:b/>
-                <w:color w:val="131B2E"/>
-                <w:sz w:val="16"/>
-              </w:rPr>
-              <w:t>Validación cruzada agrupada y bootstrap por episodio</w:t>
-            </w:r>
-            <w:r>
-              <w:rPr>
-                <w:b w:val="0"/>
-                <w:color w:val="131B2E"/>
-                <w:sz w:val="16"/>
-              </w:rPr>
+              <w:t>Faltan 4 escenarios legítimos</w:t>
             </w:r>
           </w:p>
         </w:tc>
         <w:tc>
           <w:tcPr>
-            <w:tcW w:type="dxa" w:w="4422"/>
-            <w:shd w:val="clear" w:fill="E0F3E6"/>
+            <w:tcW w:type="dxa" w:w="4195"/>
+            <w:shd w:val="clear" w:fill="EEF3FA"/>
           </w:tcPr>
           <w:p>
             <w:pPr>
@@ -2716,10 +2446,32 @@
             <w:r>
               <w:rPr>
                 <w:b w:val="0"/>
+                <w:i w:val="0"/>
                 <w:color w:val="131B2E"/>
                 <w:sz w:val="16"/>
               </w:rPr>
-              <w:t>Variación interna del modelo y del umbral; no sustituyen una evaluación externa</w:t>
+              <w:t>Una campaña F1 más: SSH, SCP/SFTP, backup y actualizaciones</w:t>
+            </w:r>
+          </w:p>
+        </w:tc>
+        <w:tc>
+          <w:tcPr>
+            <w:tcW w:type="dxa" w:w="2721"/>
+            <w:shd w:val="clear" w:fill="EEF3FA"/>
+          </w:tcPr>
+          <w:p>
+            <w:pPr>
+              <w:spacing w:after="20"/>
+            </w:pPr>
+            <w:r/>
+            <w:r>
+              <w:rPr>
+                <w:b w:val="0"/>
+                <w:i w:val="0"/>
+                <w:color w:val="131B2E"/>
+                <w:sz w:val="16"/>
+              </w:rPr>
+              <w:t>Sí</w:t>
             </w:r>
           </w:p>
         </w:tc>
@@ -2751,11 +2503,20 @@
       <w:r>
         <w:rPr>
           <w:b w:val="0"/>
+          <w:i/>
+          <w:color w:val="131B2E"/>
+          <w:sz w:val="18"/>
+        </w:rPr>
+        <w:t>Propuesta del equipo del 2 de septiembre de 2026, pendiente del visto bueno de los asesores.</w:t>
+      </w:r>
+      <w:r>
+        <w:rPr>
+          <w:b w:val="0"/>
           <w:i w:val="0"/>
           <w:color w:val="131B2E"/>
           <w:sz w:val="18"/>
         </w:rPr>
-        <w:t xml:space="preserve">*Propuesta del equipo del 2 de septiembre de 2026, pendiente del visto bueno de los asesores.* </w:t>
+        <w:t xml:space="preserve"> </w:t>
       </w:r>
       <w:r>
         <w:rPr>
@@ -2898,25 +2659,12 @@
             <w:r/>
             <w:r>
               <w:rPr>
-                <w:b w:val="0"/>
-                <w:color w:val="131B2E"/>
-                <w:sz w:val="16"/>
-              </w:rPr>
-            </w:r>
-            <w:r>
-              <w:rPr>
                 <w:b/>
+                <w:i w:val="0"/>
                 <w:color w:val="131B2E"/>
                 <w:sz w:val="16"/>
               </w:rPr>
               <w:t>vie 4 sep 2026</w:t>
-            </w:r>
-            <w:r>
-              <w:rPr>
-                <w:b w:val="0"/>
-                <w:color w:val="131B2E"/>
-                <w:sz w:val="16"/>
-              </w:rPr>
             </w:r>
           </w:p>
         </w:tc>
@@ -2933,6 +2681,7 @@
             <w:r>
               <w:rPr>
                 <w:b w:val="0"/>
+                <w:i w:val="0"/>
                 <w:color w:val="131B2E"/>
                 <w:sz w:val="16"/>
               </w:rPr>
@@ -2953,10 +2702,20 @@
             <w:r>
               <w:rPr>
                 <w:b w:val="0"/>
+                <w:i w:val="0"/>
                 <w:color w:val="131B2E"/>
                 <w:sz w:val="16"/>
               </w:rPr>
-              <w:t>Párrafo en metodología, enlazado a la *model card*</w:t>
+              <w:t xml:space="preserve">Párrafo en metodología, enlazado a la </w:t>
+            </w:r>
+            <w:r>
+              <w:rPr>
+                <w:b w:val="0"/>
+                <w:i/>
+                <w:color w:val="131B2E"/>
+                <w:sz w:val="16"/>
+              </w:rPr>
+              <w:t>model card</w:t>
             </w:r>
           </w:p>
         </w:tc>
@@ -2973,6 +2732,7 @@
             <w:r>
               <w:rPr>
                 <w:b w:val="0"/>
+                <w:i w:val="0"/>
                 <w:color w:val="131B2E"/>
                 <w:sz w:val="16"/>
               </w:rPr>
@@ -2993,6 +2753,7 @@
             <w:r>
               <w:rPr>
                 <w:b w:val="0"/>
+                <w:i w:val="0"/>
                 <w:color w:val="131B2E"/>
                 <w:sz w:val="16"/>
               </w:rPr>
@@ -3013,25 +2774,12 @@
             <w:r/>
             <w:r>
               <w:rPr>
-                <w:b w:val="0"/>
-                <w:color w:val="131B2E"/>
-                <w:sz w:val="16"/>
-              </w:rPr>
-            </w:r>
-            <w:r>
-              <w:rPr>
                 <w:b/>
+                <w:i w:val="0"/>
                 <w:color w:val="131B2E"/>
                 <w:sz w:val="16"/>
               </w:rPr>
               <w:t>mié 9 sep 2026</w:t>
-            </w:r>
-            <w:r>
-              <w:rPr>
-                <w:b w:val="0"/>
-                <w:color w:val="131B2E"/>
-                <w:sz w:val="16"/>
-              </w:rPr>
             </w:r>
           </w:p>
         </w:tc>
@@ -3046,25 +2794,12 @@
             <w:r/>
             <w:r>
               <w:rPr>
-                <w:b w:val="0"/>
-                <w:color w:val="131B2E"/>
-                <w:sz w:val="16"/>
-              </w:rPr>
-            </w:r>
-            <w:r>
-              <w:rPr>
                 <w:b/>
+                <w:i w:val="0"/>
                 <w:color w:val="131B2E"/>
                 <w:sz w:val="16"/>
               </w:rPr>
               <w:t>Validación con usuarios (SUS)</w:t>
-            </w:r>
-            <w:r>
-              <w:rPr>
-                <w:b w:val="0"/>
-                <w:color w:val="131B2E"/>
-                <w:sz w:val="16"/>
-              </w:rPr>
             </w:r>
           </w:p>
         </w:tc>
@@ -3080,6 +2815,7 @@
             <w:r>
               <w:rPr>
                 <w:b w:val="0"/>
+                <w:i w:val="0"/>
                 <w:color w:val="131B2E"/>
                 <w:sz w:val="16"/>
               </w:rPr>
@@ -3099,6 +2835,7 @@
             <w:r>
               <w:rPr>
                 <w:b w:val="0"/>
+                <w:i w:val="0"/>
                 <w:color w:val="131B2E"/>
                 <w:sz w:val="16"/>
               </w:rPr>
@@ -3118,6 +2855,7 @@
             <w:r>
               <w:rPr>
                 <w:b w:val="0"/>
+                <w:i w:val="0"/>
                 <w:color w:val="131B2E"/>
                 <w:sz w:val="16"/>
               </w:rPr>
@@ -3139,25 +2877,12 @@
             <w:r/>
             <w:r>
               <w:rPr>
-                <w:b w:val="0"/>
-                <w:color w:val="131B2E"/>
-                <w:sz w:val="16"/>
-              </w:rPr>
-            </w:r>
-            <w:r>
-              <w:rPr>
                 <w:b/>
+                <w:i w:val="0"/>
                 <w:color w:val="131B2E"/>
                 <w:sz w:val="16"/>
               </w:rPr>
               <w:t>sáb 19 sep 2026</w:t>
-            </w:r>
-            <w:r>
-              <w:rPr>
-                <w:b w:val="0"/>
-                <w:color w:val="131B2E"/>
-                <w:sz w:val="16"/>
-              </w:rPr>
             </w:r>
           </w:p>
         </w:tc>
@@ -3174,6 +2899,7 @@
             <w:r>
               <w:rPr>
                 <w:b w:val="0"/>
+                <w:i w:val="0"/>
                 <w:color w:val="131B2E"/>
                 <w:sz w:val="16"/>
               </w:rPr>
@@ -3194,6 +2920,7 @@
             <w:r>
               <w:rPr>
                 <w:b w:val="0"/>
+                <w:i w:val="0"/>
                 <w:color w:val="131B2E"/>
                 <w:sz w:val="16"/>
               </w:rPr>
@@ -3214,6 +2941,7 @@
             <w:r>
               <w:rPr>
                 <w:b w:val="0"/>
+                <w:i w:val="0"/>
                 <w:color w:val="131B2E"/>
                 <w:sz w:val="16"/>
               </w:rPr>
@@ -3234,6 +2962,7 @@
             <w:r>
               <w:rPr>
                 <w:b w:val="0"/>
+                <w:i w:val="0"/>
                 <w:color w:val="131B2E"/>
                 <w:sz w:val="16"/>
               </w:rPr>
@@ -3254,25 +2983,12 @@
             <w:r/>
             <w:r>
               <w:rPr>
-                <w:b w:val="0"/>
-                <w:color w:val="131B2E"/>
-                <w:sz w:val="16"/>
-              </w:rPr>
-            </w:r>
-            <w:r>
-              <w:rPr>
                 <w:b/>
+                <w:i w:val="0"/>
                 <w:color w:val="131B2E"/>
                 <w:sz w:val="16"/>
               </w:rPr>
               <w:t>mié 23 sep 2026</w:t>
-            </w:r>
-            <w:r>
-              <w:rPr>
-                <w:b w:val="0"/>
-                <w:color w:val="131B2E"/>
-                <w:sz w:val="16"/>
-              </w:rPr>
             </w:r>
           </w:p>
         </w:tc>
@@ -3288,6 +3004,7 @@
             <w:r>
               <w:rPr>
                 <w:b w:val="0"/>
+                <w:i w:val="0"/>
                 <w:color w:val="131B2E"/>
                 <w:sz w:val="16"/>
               </w:rPr>
@@ -3307,6 +3024,7 @@
             <w:r>
               <w:rPr>
                 <w:b w:val="0"/>
+                <w:i w:val="0"/>
                 <w:color w:val="131B2E"/>
                 <w:sz w:val="16"/>
               </w:rPr>
@@ -3326,6 +3044,7 @@
             <w:r>
               <w:rPr>
                 <w:b w:val="0"/>
+                <w:i w:val="0"/>
                 <w:color w:val="131B2E"/>
                 <w:sz w:val="16"/>
               </w:rPr>
@@ -3345,6 +3064,7 @@
             <w:r>
               <w:rPr>
                 <w:b w:val="0"/>
+                <w:i w:val="0"/>
                 <w:color w:val="131B2E"/>
                 <w:sz w:val="16"/>
               </w:rPr>
@@ -3366,25 +3086,12 @@
             <w:r/>
             <w:r>
               <w:rPr>
-                <w:b w:val="0"/>
-                <w:color w:val="131B2E"/>
-                <w:sz w:val="16"/>
-              </w:rPr>
-            </w:r>
-            <w:r>
-              <w:rPr>
                 <w:b/>
+                <w:i w:val="0"/>
                 <w:color w:val="131B2E"/>
                 <w:sz w:val="16"/>
               </w:rPr>
               <w:t>lun 28 sep 2026</w:t>
-            </w:r>
-            <w:r>
-              <w:rPr>
-                <w:b w:val="0"/>
-                <w:color w:val="131B2E"/>
-                <w:sz w:val="16"/>
-              </w:rPr>
             </w:r>
           </w:p>
         </w:tc>
@@ -3400,25 +3107,12 @@
             <w:r/>
             <w:r>
               <w:rPr>
-                <w:b w:val="0"/>
-                <w:color w:val="131B2E"/>
-                <w:sz w:val="16"/>
-              </w:rPr>
-            </w:r>
-            <w:r>
-              <w:rPr>
                 <w:b/>
+                <w:i w:val="0"/>
                 <w:color w:val="131B2E"/>
                 <w:sz w:val="16"/>
               </w:rPr>
               <w:t>Envío del artículo a IJIES</w:t>
-            </w:r>
-            <w:r>
-              <w:rPr>
-                <w:b w:val="0"/>
-                <w:color w:val="131B2E"/>
-                <w:sz w:val="16"/>
-              </w:rPr>
             </w:r>
           </w:p>
         </w:tc>
@@ -3435,10 +3129,30 @@
             <w:r>
               <w:rPr>
                 <w:b w:val="0"/>
+                <w:i w:val="0"/>
                 <w:color w:val="131B2E"/>
                 <w:sz w:val="16"/>
               </w:rPr>
-              <w:t>Manuscrito en `IJIES_Format.docx`, 8 a 10 páginas</w:t>
+              <w:t xml:space="preserve">Manuscrito en </w:t>
+            </w:r>
+            <w:r>
+              <w:rPr>
+                <w:rFonts w:ascii="Consolas" w:hAnsi="Consolas"/>
+                <w:b w:val="0"/>
+                <w:i w:val="0"/>
+                <w:color w:val="131B2E"/>
+                <w:sz w:val="16"/>
+              </w:rPr>
+              <w:t>IJIES_Format.docx</w:t>
+            </w:r>
+            <w:r>
+              <w:rPr>
+                <w:b w:val="0"/>
+                <w:i w:val="0"/>
+                <w:color w:val="131B2E"/>
+                <w:sz w:val="16"/>
+              </w:rPr>
+              <w:t>, 8 a 10 páginas</w:t>
             </w:r>
           </w:p>
         </w:tc>
@@ -3455,6 +3169,7 @@
             <w:r>
               <w:rPr>
                 <w:b w:val="0"/>
+                <w:i w:val="0"/>
                 <w:color w:val="131B2E"/>
                 <w:sz w:val="16"/>
               </w:rPr>
@@ -3475,6 +3190,7 @@
             <w:r>
               <w:rPr>
                 <w:b w:val="0"/>
+                <w:i w:val="0"/>
                 <w:color w:val="131B2E"/>
                 <w:sz w:val="16"/>
               </w:rPr>
@@ -3495,25 +3211,12 @@
             <w:r/>
             <w:r>
               <w:rPr>
-                <w:b w:val="0"/>
-                <w:color w:val="131B2E"/>
-                <w:sz w:val="16"/>
-              </w:rPr>
-            </w:r>
-            <w:r>
-              <w:rPr>
                 <w:b/>
+                <w:i w:val="0"/>
                 <w:color w:val="131B2E"/>
                 <w:sz w:val="16"/>
               </w:rPr>
               <w:t>sáb 10 oct 2026</w:t>
-            </w:r>
-            <w:r>
-              <w:rPr>
-                <w:b w:val="0"/>
-                <w:color w:val="131B2E"/>
-                <w:sz w:val="16"/>
-              </w:rPr>
             </w:r>
           </w:p>
         </w:tc>
@@ -3528,25 +3231,12 @@
             <w:r/>
             <w:r>
               <w:rPr>
-                <w:b w:val="0"/>
-                <w:color w:val="131B2E"/>
-                <w:sz w:val="16"/>
-              </w:rPr>
-            </w:r>
-            <w:r>
-              <w:rPr>
                 <w:b/>
+                <w:i w:val="0"/>
                 <w:color w:val="131B2E"/>
                 <w:sz w:val="16"/>
               </w:rPr>
               <w:t>Recalibrar con tráfico pesado y repetir F6</w:t>
-            </w:r>
-            <w:r>
-              <w:rPr>
-                <w:b w:val="0"/>
-                <w:color w:val="131B2E"/>
-                <w:sz w:val="16"/>
-              </w:rPr>
             </w:r>
           </w:p>
         </w:tc>
@@ -3562,10 +3252,30 @@
             <w:r>
               <w:rPr>
                 <w:b w:val="0"/>
+                <w:i w:val="0"/>
                 <w:color w:val="131B2E"/>
                 <w:sz w:val="16"/>
               </w:rPr>
-              <w:t>Reentrenar con `iperf-tcp 200M` como normalidad; repetir las 29 corridas</w:t>
+              <w:t xml:space="preserve">Reentrenar con </w:t>
+            </w:r>
+            <w:r>
+              <w:rPr>
+                <w:rFonts w:ascii="Consolas" w:hAnsi="Consolas"/>
+                <w:b w:val="0"/>
+                <w:i w:val="0"/>
+                <w:color w:val="131B2E"/>
+                <w:sz w:val="16"/>
+              </w:rPr>
+              <w:t>iperf-tcp 200M</w:t>
+            </w:r>
+            <w:r>
+              <w:rPr>
+                <w:b w:val="0"/>
+                <w:i w:val="0"/>
+                <w:color w:val="131B2E"/>
+                <w:sz w:val="16"/>
+              </w:rPr>
+              <w:t xml:space="preserve"> como normalidad; repetir las 29 corridas</w:t>
             </w:r>
           </w:p>
         </w:tc>
@@ -3581,6 +3291,7 @@
             <w:r>
               <w:rPr>
                 <w:b w:val="0"/>
+                <w:i w:val="0"/>
                 <w:color w:val="131B2E"/>
                 <w:sz w:val="16"/>
               </w:rPr>
@@ -3600,6 +3311,7 @@
             <w:r>
               <w:rPr>
                 <w:b w:val="0"/>
+                <w:i w:val="0"/>
                 <w:color w:val="131B2E"/>
                 <w:sz w:val="16"/>
               </w:rPr>
@@ -3621,25 +3333,12 @@
             <w:r/>
             <w:r>
               <w:rPr>
-                <w:b w:val="0"/>
-                <w:color w:val="131B2E"/>
-                <w:sz w:val="16"/>
-              </w:rPr>
-            </w:r>
-            <w:r>
-              <w:rPr>
                 <w:b/>
+                <w:i w:val="0"/>
                 <w:color w:val="131B2E"/>
                 <w:sz w:val="16"/>
               </w:rPr>
               <w:t>sáb 24 oct 2026</w:t>
-            </w:r>
-            <w:r>
-              <w:rPr>
-                <w:b w:val="0"/>
-                <w:color w:val="131B2E"/>
-                <w:sz w:val="16"/>
-              </w:rPr>
             </w:r>
           </w:p>
         </w:tc>
@@ -3656,10 +3355,20 @@
             <w:r>
               <w:rPr>
                 <w:b w:val="0"/>
+                <w:i/>
                 <w:color w:val="131B2E"/>
                 <w:sz w:val="16"/>
               </w:rPr>
-              <w:t>*Holdout* temporal externo</w:t>
+              <w:t>Holdout</w:t>
+            </w:r>
+            <w:r>
+              <w:rPr>
+                <w:b w:val="0"/>
+                <w:i w:val="0"/>
+                <w:color w:val="131B2E"/>
+                <w:sz w:val="16"/>
+              </w:rPr>
+              <w:t xml:space="preserve"> temporal externo</w:t>
             </w:r>
           </w:p>
         </w:tc>
@@ -3676,6 +3385,7 @@
             <w:r>
               <w:rPr>
                 <w:b w:val="0"/>
+                <w:i w:val="0"/>
                 <w:color w:val="131B2E"/>
                 <w:sz w:val="16"/>
               </w:rPr>
@@ -3696,6 +3406,7 @@
             <w:r>
               <w:rPr>
                 <w:b w:val="0"/>
+                <w:i w:val="0"/>
                 <w:color w:val="131B2E"/>
                 <w:sz w:val="16"/>
               </w:rPr>
@@ -3716,6 +3427,7 @@
             <w:r>
               <w:rPr>
                 <w:b w:val="0"/>
+                <w:i w:val="0"/>
                 <w:color w:val="131B2E"/>
                 <w:sz w:val="16"/>
               </w:rPr>
@@ -3737,14 +3449,6 @@
       </w:pPr>
       <w:r>
         <w:rPr>
-          <w:b w:val="0"/>
-          <w:i/>
-          <w:color w:val="131B2E"/>
-          <w:sz w:val="18"/>
-        </w:rPr>
-      </w:r>
-      <w:r>
-        <w:rPr>
           <w:b/>
           <w:i/>
           <w:color w:val="131B2E"/>
@@ -3759,7 +3463,26 @@
           <w:color w:val="131B2E"/>
           <w:sz w:val="18"/>
         </w:rPr>
-        <w:t>: cero en la ficha de auditoría, cero en el eje de pertinencia y `D-18` en el registro. Cuesta dos horas y sube la ficha de 82,4 % a 88,2 %. El juicio experto va después a propósito: los expertos juzgan mejor con los resultados de los usuarios delante.</w:t>
+        <w:t xml:space="preserve">: cero en la ficha de auditoría, cero en el eje de pertinencia y </w:t>
+      </w:r>
+      <w:r>
+        <w:rPr>
+          <w:rFonts w:ascii="Consolas" w:hAnsi="Consolas"/>
+          <w:b w:val="0"/>
+          <w:i/>
+          <w:color w:val="131B2E"/>
+          <w:sz w:val="18"/>
+        </w:rPr>
+        <w:t>D-18</w:t>
+      </w:r>
+      <w:r>
+        <w:rPr>
+          <w:b w:val="0"/>
+          <w:i/>
+          <w:color w:val="131B2E"/>
+          <w:sz w:val="18"/>
+        </w:rPr>
+        <w:t xml:space="preserve"> en el registro. Cuesta dos horas y sube la ficha de 82,4 % a 88,2 %. El juicio experto va después a propósito: los expertos juzgan mejor con los resultados de los usuarios delante.</w:t>
       </w:r>
     </w:p>
     <w:p>
@@ -3767,14 +3490,6 @@
         <w:spacing w:after="100"/>
         <w:jc w:val="both"/>
       </w:pPr>
-      <w:r>
-        <w:rPr>
-          <w:b w:val="0"/>
-          <w:i/>
-          <w:color w:val="131B2E"/>
-          <w:sz w:val="18"/>
-        </w:rPr>
-      </w:r>
       <w:r>
         <w:rPr>
           <w:b/>
@@ -3822,7 +3537,7 @@
           <w:color w:val="1F4E79"/>
           <w:sz w:val="25"/>
         </w:rPr>
-        <w:t>5 ·  Amenazas a la validez (*Threats to Validity*)</w:t>
+        <w:t>5 ·  Amenazas a la validez (Threats to Validity)</w:t>
       </w:r>
     </w:p>
     <w:p>
@@ -3944,25 +3659,12 @@
             <w:r/>
             <w:r>
               <w:rPr>
-                <w:b w:val="0"/>
-                <w:color w:val="131B2E"/>
-                <w:sz w:val="16"/>
-              </w:rPr>
-            </w:r>
-            <w:r>
-              <w:rPr>
                 <w:b/>
+                <w:i w:val="0"/>
                 <w:color w:val="131B2E"/>
                 <w:sz w:val="16"/>
               </w:rPr>
               <w:t>Validez interna</w:t>
-            </w:r>
-            <w:r>
-              <w:rPr>
-                <w:b w:val="0"/>
-                <w:color w:val="131B2E"/>
-                <w:sz w:val="16"/>
-              </w:rPr>
             </w:r>
           </w:p>
         </w:tc>
@@ -3979,6 +3681,7 @@
             <w:r>
               <w:rPr>
                 <w:b w:val="0"/>
+                <w:i w:val="0"/>
                 <w:color w:val="131B2E"/>
                 <w:sz w:val="16"/>
               </w:rPr>
@@ -3987,6 +3690,7 @@
             <w:r>
               <w:rPr>
                 <w:b/>
+                <w:i w:val="0"/>
                 <w:color w:val="131B2E"/>
                 <w:sz w:val="16"/>
               </w:rPr>
@@ -3995,6 +3699,7 @@
             <w:r>
               <w:rPr>
                 <w:b w:val="0"/>
+                <w:i w:val="0"/>
                 <w:color w:val="131B2E"/>
                 <w:sz w:val="16"/>
               </w:rPr>
@@ -4015,10 +3720,29 @@
             <w:r>
               <w:rPr>
                 <w:b w:val="0"/>
+                <w:i w:val="0"/>
                 <w:color w:val="131B2E"/>
                 <w:sz w:val="16"/>
               </w:rPr>
-              <w:t>Declarada en la *model card* antes de cualquier métrica. La corrección exige evaluación nueva y reservada</w:t>
+              <w:t xml:space="preserve">Declarada en la </w:t>
+            </w:r>
+            <w:r>
+              <w:rPr>
+                <w:b w:val="0"/>
+                <w:i/>
+                <w:color w:val="131B2E"/>
+                <w:sz w:val="16"/>
+              </w:rPr>
+              <w:t>model card</w:t>
+            </w:r>
+            <w:r>
+              <w:rPr>
+                <w:b w:val="0"/>
+                <w:i w:val="0"/>
+                <w:color w:val="131B2E"/>
+                <w:sz w:val="16"/>
+              </w:rPr>
+              <w:t xml:space="preserve"> antes de cualquier métrica. La corrección exige evaluación nueva y reservada</w:t>
             </w:r>
           </w:p>
         </w:tc>
@@ -4035,25 +3759,12 @@
             <w:r/>
             <w:r>
               <w:rPr>
-                <w:b w:val="0"/>
-                <w:color w:val="131B2E"/>
-                <w:sz w:val="16"/>
-              </w:rPr>
-            </w:r>
-            <w:r>
-              <w:rPr>
                 <w:b/>
+                <w:i w:val="0"/>
                 <w:color w:val="131B2E"/>
                 <w:sz w:val="16"/>
               </w:rPr>
               <w:t>Validez externa</w:t>
-            </w:r>
-            <w:r>
-              <w:rPr>
-                <w:b w:val="0"/>
-                <w:color w:val="131B2E"/>
-                <w:sz w:val="16"/>
-              </w:rPr>
             </w:r>
           </w:p>
         </w:tc>
@@ -4069,6 +3780,7 @@
             <w:r>
               <w:rPr>
                 <w:b w:val="0"/>
+                <w:i w:val="0"/>
                 <w:color w:val="131B2E"/>
                 <w:sz w:val="16"/>
               </w:rPr>
@@ -4077,6 +3789,7 @@
             <w:r>
               <w:rPr>
                 <w:b/>
+                <w:i w:val="0"/>
                 <w:color w:val="131B2E"/>
                 <w:sz w:val="16"/>
               </w:rPr>
@@ -4085,6 +3798,7 @@
             <w:r>
               <w:rPr>
                 <w:b w:val="0"/>
+                <w:i w:val="0"/>
                 <w:color w:val="131B2E"/>
                 <w:sz w:val="16"/>
               </w:rPr>
@@ -4104,6 +3818,7 @@
             <w:r>
               <w:rPr>
                 <w:b w:val="0"/>
+                <w:i w:val="0"/>
                 <w:color w:val="131B2E"/>
                 <w:sz w:val="16"/>
               </w:rPr>
@@ -4112,17 +3827,11 @@
             <w:r>
               <w:rPr>
                 <w:b/>
+                <w:i w:val="0"/>
                 <w:color w:val="131B2E"/>
                 <w:sz w:val="16"/>
               </w:rPr>
               <w:t>no se afirma generalización</w:t>
-            </w:r>
-            <w:r>
-              <w:rPr>
-                <w:b w:val="0"/>
-                <w:color w:val="131B2E"/>
-                <w:sz w:val="16"/>
-              </w:rPr>
             </w:r>
           </w:p>
         </w:tc>
@@ -4140,25 +3849,12 @@
             <w:r/>
             <w:r>
               <w:rPr>
-                <w:b w:val="0"/>
-                <w:color w:val="131B2E"/>
-                <w:sz w:val="16"/>
-              </w:rPr>
-            </w:r>
-            <w:r>
-              <w:rPr>
                 <w:b/>
+                <w:i w:val="0"/>
                 <w:color w:val="131B2E"/>
                 <w:sz w:val="16"/>
               </w:rPr>
               <w:t>Validez de conclusión</w:t>
-            </w:r>
-            <w:r>
-              <w:rPr>
-                <w:b w:val="0"/>
-                <w:color w:val="131B2E"/>
-                <w:sz w:val="16"/>
-              </w:rPr>
             </w:r>
           </w:p>
         </w:tc>
@@ -4175,6 +3871,7 @@
             <w:r>
               <w:rPr>
                 <w:b w:val="0"/>
+                <w:i w:val="0"/>
                 <w:color w:val="131B2E"/>
                 <w:sz w:val="16"/>
               </w:rPr>
@@ -4183,6 +3880,7 @@
             <w:r>
               <w:rPr>
                 <w:b/>
+                <w:i w:val="0"/>
                 <w:color w:val="131B2E"/>
                 <w:sz w:val="16"/>
               </w:rPr>
@@ -4191,6 +3889,7 @@
             <w:r>
               <w:rPr>
                 <w:b w:val="0"/>
+                <w:i w:val="0"/>
                 <w:color w:val="131B2E"/>
                 <w:sz w:val="16"/>
               </w:rPr>
@@ -4211,6 +3910,7 @@
             <w:r>
               <w:rPr>
                 <w:b w:val="0"/>
+                <w:i w:val="0"/>
                 <w:color w:val="131B2E"/>
                 <w:sz w:val="16"/>
               </w:rPr>
@@ -4231,25 +3931,12 @@
             <w:r/>
             <w:r>
               <w:rPr>
-                <w:b w:val="0"/>
-                <w:color w:val="131B2E"/>
-                <w:sz w:val="16"/>
-              </w:rPr>
-            </w:r>
-            <w:r>
-              <w:rPr>
                 <w:b/>
+                <w:i w:val="0"/>
                 <w:color w:val="131B2E"/>
                 <w:sz w:val="16"/>
               </w:rPr>
               <w:t>Validez de constructo</w:t>
-            </w:r>
-            <w:r>
-              <w:rPr>
-                <w:b w:val="0"/>
-                <w:color w:val="131B2E"/>
-                <w:sz w:val="16"/>
-              </w:rPr>
             </w:r>
           </w:p>
         </w:tc>
@@ -4265,14 +3952,25 @@
             <w:r>
               <w:rPr>
                 <w:b w:val="0"/>
+                <w:i/>
                 <w:color w:val="131B2E"/>
                 <w:sz w:val="16"/>
               </w:rPr>
-              <w:t xml:space="preserve">*«¿el FPR de laboratorio mide el FPR de operación?»* — </w:t>
+              <w:t>«¿el FPR de laboratorio mide el FPR de operación?»</w:t>
+            </w:r>
+            <w:r>
+              <w:rPr>
+                <w:b w:val="0"/>
+                <w:i w:val="0"/>
+                <w:color w:val="131B2E"/>
+                <w:sz w:val="16"/>
+              </w:rPr>
+              <w:t xml:space="preserve"> — </w:t>
             </w:r>
             <w:r>
               <w:rPr>
                 <w:b/>
+                <w:i w:val="0"/>
                 <w:color w:val="131B2E"/>
                 <w:sz w:val="16"/>
               </w:rPr>
@@ -4281,6 +3979,7 @@
             <w:r>
               <w:rPr>
                 <w:b w:val="0"/>
+                <w:i w:val="0"/>
                 <w:color w:val="131B2E"/>
                 <w:sz w:val="16"/>
               </w:rPr>
@@ -4300,6 +3999,7 @@
             <w:r>
               <w:rPr>
                 <w:b w:val="0"/>
+                <w:i w:val="0"/>
                 <w:color w:val="131B2E"/>
                 <w:sz w:val="16"/>
               </w:rPr>
@@ -4367,14 +4067,6 @@
       </w:pPr>
       <w:r>
         <w:rPr>
-          <w:b w:val="0"/>
-          <w:i w:val="0"/>
-          <w:color w:val="131B2E"/>
-          <w:sz w:val="18"/>
-        </w:rPr>
-      </w:r>
-      <w:r>
-        <w:rPr>
           <w:b/>
           <w:i w:val="0"/>
           <w:color w:val="131B2E"/>
@@ -4432,7 +4124,7 @@
         </w:rPr>
         <w:t xml:space="preserve">Informe detallado, con las 11 figuras y la trazabilidad de cada cifra — </w:t>
       </w:r>
-      <w:hyperlink r:id="rId12">
+      <w:hyperlink r:id="rId10">
         <w:r>
           <w:rPr>
             <w:color w:val="2E74B5"/>
@@ -4455,7 +4147,7 @@
         </w:rPr>
         <w:t xml:space="preserve">Ablación por capas y comparación 14 vs. 28 variables — </w:t>
       </w:r>
-      <w:hyperlink r:id="rId13">
+      <w:hyperlink r:id="rId11">
         <w:r>
           <w:rPr>
             <w:color w:val="2E74B5"/>
@@ -4478,7 +4170,7 @@
         </w:rPr>
         <w:t xml:space="preserve">Significancia estadística entre los siete modelos — </w:t>
       </w:r>
-      <w:hyperlink r:id="rId14">
+      <w:hyperlink r:id="rId12">
         <w:r>
           <w:rPr>
             <w:color w:val="2E74B5"/>
@@ -4501,7 +4193,7 @@
         </w:rPr>
         <w:t xml:space="preserve">Validación del sistema desplegado (F6) — </w:t>
       </w:r>
-      <w:hyperlink r:id="rId15">
+      <w:hyperlink r:id="rId13">
         <w:r>
           <w:rPr>
             <w:color w:val="2E74B5"/>
@@ -4524,7 +4216,7 @@
         </w:rPr>
         <w:t xml:space="preserve">Las 11 gráficas, generadas por script desde los datos reales — </w:t>
       </w:r>
-      <w:hyperlink r:id="rId16">
+      <w:hyperlink r:id="rId14">
         <w:r>
           <w:rPr>
             <w:color w:val="2E74B5"/>
@@ -4536,8 +4228,8 @@
       </w:hyperlink>
     </w:p>
     <w:sectPr>
-      <w:footerReference w:type="default" r:id="rId17"/>
-      <w:headerReference w:type="default" r:id="rId18"/>
+      <w:footerReference w:type="default" r:id="rId15"/>
+      <w:headerReference w:type="default" r:id="rId16"/>
       <w:pgSz w:w="12240" w:h="15840"/>
       <w:pgMar w:top="794" w:right="1020" w:bottom="794" w:left="1020" w:header="720" w:footer="720" w:gutter="0"/>
       <w:cols w:space="720"/>

--- a/docs/entregables/01-evaluacion-critica/Informe-evaluacion-critica.docx
+++ b/docs/entregables/01-evaluacion-critica/Informe-evaluacion-critica.docx
@@ -316,6 +316,24 @@
               </w:rPr>
               <w:t>Validez interna</w:t>
             </w:r>
+            <w:r>
+              <w:rPr>
+                <w:b w:val="0"/>
+                <w:i w:val="0"/>
+                <w:color w:val="131B2E"/>
+                <w:sz w:val="16"/>
+              </w:rPr>
+              <w:br/>
+            </w:r>
+            <w:r>
+              <w:rPr>
+                <w:b w:val="0"/>
+                <w:i/>
+                <w:color w:val="131B2E"/>
+                <w:sz w:val="16"/>
+              </w:rPr>
+              <w:t>¿El resultado se debe a lo que decimos, o algo lo contamina?</w:t>
+            </w:r>
           </w:p>
         </w:tc>
         <w:tc>
@@ -330,21 +348,12 @@
             <w:r/>
             <w:r>
               <w:rPr>
-                <w:b w:val="0"/>
-                <w:i w:val="0"/>
-                <w:color w:val="131B2E"/>
-                <w:sz w:val="16"/>
-              </w:rPr>
-              <w:t xml:space="preserve">Partición </w:t>
-            </w:r>
-            <w:r>
-              <w:rPr>
                 <w:b/>
                 <w:i w:val="0"/>
                 <w:color w:val="131B2E"/>
                 <w:sz w:val="16"/>
               </w:rPr>
-              <w:t>disjunta por episodio</w:t>
+              <w:t>Nuestros datos</w:t>
             </w:r>
             <w:r>
               <w:rPr>
@@ -353,35 +362,7 @@
                 <w:color w:val="131B2E"/>
                 <w:sz w:val="16"/>
               </w:rPr>
-              <w:t xml:space="preserve"> (</w:t>
-            </w:r>
-            <w:r>
-              <w:rPr>
-                <w:rFonts w:ascii="Consolas" w:hAnsi="Consolas"/>
-                <w:b w:val="0"/>
-                <w:i w:val="0"/>
-                <w:color w:val="131B2E"/>
-                <w:sz w:val="16"/>
-              </w:rPr>
-              <w:t>no_episode_split=true</w:t>
-            </w:r>
-            <w:r>
-              <w:rPr>
-                <w:b w:val="0"/>
-                <w:i w:val="0"/>
-                <w:color w:val="131B2E"/>
-                <w:sz w:val="16"/>
-              </w:rPr>
-              <w:t xml:space="preserve">); umbral fijado solo en validación (α = 0,05); causalidad de las variables probada con test unitario. Una </w:t>
-            </w:r>
-            <w:r>
-              <w:rPr>
-                <w:b/>
-                <w:i w:val="0"/>
-                <w:color w:val="131B2E"/>
-                <w:sz w:val="16"/>
-              </w:rPr>
-              <w:t>fuga real (data leakage) se detectó, corrigió y marcó «no debe citarse»</w:t>
+              <w:t xml:space="preserve"> se reparten por corrida completa, no al azar: así el modelo no puede reconocer la corrida en vez del ataque. Detectamos una fuga real y la corregimos.</w:t>
             </w:r>
           </w:p>
         </w:tc>
@@ -426,6 +407,24 @@
               </w:rPr>
               <w:t>Validez externa</w:t>
             </w:r>
+            <w:r>
+              <w:rPr>
+                <w:b w:val="0"/>
+                <w:i w:val="0"/>
+                <w:color w:val="131B2E"/>
+                <w:sz w:val="16"/>
+              </w:rPr>
+              <w:br/>
+            </w:r>
+            <w:r>
+              <w:rPr>
+                <w:b w:val="0"/>
+                <w:i/>
+                <w:color w:val="131B2E"/>
+                <w:sz w:val="16"/>
+              </w:rPr>
+              <w:t>¿Funcionaría fuera de nuestro laboratorio?</w:t>
+            </w:r>
           </w:p>
         </w:tc>
         <w:tc>
@@ -439,12 +438,39 @@
             <w:r/>
             <w:r>
               <w:rPr>
+                <w:b/>
+                <w:i w:val="0"/>
+                <w:color w:val="131B2E"/>
+                <w:sz w:val="16"/>
+              </w:rPr>
+              <w:t>Nuestro modelo</w:t>
+            </w:r>
+            <w:r>
+              <w:rPr>
                 <w:b w:val="0"/>
                 <w:i w:val="0"/>
                 <w:color w:val="131B2E"/>
                 <w:sz w:val="16"/>
               </w:rPr>
-              <w:t>Validación cruzada de 5 pliegues agrupados por episodio y validación operativa en despliegue real (58 corridas)</w:t>
+              <w:t xml:space="preserve"> se probó con validación cruzada de 5 pliegues y 58 corridas en la red real. Falta una jornada nueva: hasta tenerla </w:t>
+            </w:r>
+            <w:r>
+              <w:rPr>
+                <w:b/>
+                <w:i w:val="0"/>
+                <w:color w:val="131B2E"/>
+                <w:sz w:val="16"/>
+              </w:rPr>
+              <w:t>no afirmamos</w:t>
+            </w:r>
+            <w:r>
+              <w:rPr>
+                <w:b w:val="0"/>
+                <w:i w:val="0"/>
+                <w:color w:val="131B2E"/>
+                <w:sz w:val="16"/>
+              </w:rPr>
+              <w:t xml:space="preserve"> que funcione en otra red.</w:t>
             </w:r>
           </w:p>
         </w:tc>
@@ -459,21 +485,12 @@
             <w:r/>
             <w:r>
               <w:rPr>
-                <w:b/>
+                <w:b w:val="0"/>
                 <w:i w:val="0"/>
                 <w:color w:val="131B2E"/>
                 <w:sz w:val="16"/>
               </w:rPr>
               <w:t>Parcial</w:t>
-            </w:r>
-            <w:r>
-              <w:rPr>
-                <w:b w:val="0"/>
-                <w:i w:val="0"/>
-                <w:color w:val="131B2E"/>
-                <w:sz w:val="16"/>
-              </w:rPr>
-              <w:t>: no hay jornada externa ni segundo dataset</w:t>
             </w:r>
           </w:p>
         </w:tc>
@@ -498,6 +515,24 @@
               </w:rPr>
               <w:t>Confiabilidad</w:t>
             </w:r>
+            <w:r>
+              <w:rPr>
+                <w:b w:val="0"/>
+                <w:i w:val="0"/>
+                <w:color w:val="131B2E"/>
+                <w:sz w:val="16"/>
+              </w:rPr>
+              <w:br/>
+            </w:r>
+            <w:r>
+              <w:rPr>
+                <w:b w:val="0"/>
+                <w:i/>
+                <w:color w:val="131B2E"/>
+                <w:sz w:val="16"/>
+              </w:rPr>
+              <w:t>Si repetimos la medición, ¿da lo mismo?</w:t>
+            </w:r>
           </w:p>
         </w:tc>
         <w:tc>
@@ -517,7 +552,7 @@
                 <w:color w:val="131B2E"/>
                 <w:sz w:val="16"/>
               </w:rPr>
-              <w:t>Del sistema (determinismo)</w:t>
+              <w:t>Nuestro sistema es determinista</w:t>
             </w:r>
             <w:r>
               <w:rPr>
@@ -526,43 +561,7 @@
                 <w:color w:val="131B2E"/>
                 <w:sz w:val="16"/>
               </w:rPr>
-              <w:t xml:space="preserve">: 10 ajustes repetidos del pipeline produjeron el mismo SHA-256 y el mismo umbral. </w:t>
-            </w:r>
-            <w:r>
-              <w:rPr>
-                <w:b/>
-                <w:i w:val="0"/>
-                <w:color w:val="131B2E"/>
-                <w:sz w:val="16"/>
-              </w:rPr>
-              <w:t>Test-retest</w:t>
-            </w:r>
-            <w:r>
-              <w:rPr>
-                <w:b w:val="0"/>
-                <w:i w:val="0"/>
-                <w:color w:val="131B2E"/>
-                <w:sz w:val="16"/>
-              </w:rPr>
-              <w:t xml:space="preserve">: dos pases operativos equivalentes. </w:t>
-            </w:r>
-            <w:r>
-              <w:rPr>
-                <w:b/>
-                <w:i w:val="0"/>
-                <w:color w:val="131B2E"/>
-                <w:sz w:val="16"/>
-              </w:rPr>
-              <w:t>Estabilidad del umbral</w:t>
-            </w:r>
-            <w:r>
-              <w:rPr>
-                <w:b w:val="0"/>
-                <w:i w:val="0"/>
-                <w:color w:val="131B2E"/>
-                <w:sz w:val="16"/>
-              </w:rPr>
-              <w:t>: bootstrap por episodio, CV 4,10 %</w:t>
+              <w:t>: 10 ajustes repetidos dieron el mismo modelo y el mismo umbral. Dos pases completos de validación dieron resultados equivalentes.</w:t>
             </w:r>
           </w:p>
         </w:tc>
@@ -607,6 +606,24 @@
               </w:rPr>
               <w:t>Validez de constructo</w:t>
             </w:r>
+            <w:r>
+              <w:rPr>
+                <w:b w:val="0"/>
+                <w:i w:val="0"/>
+                <w:color w:val="131B2E"/>
+                <w:sz w:val="16"/>
+              </w:rPr>
+              <w:br/>
+            </w:r>
+            <w:r>
+              <w:rPr>
+                <w:b w:val="0"/>
+                <w:i/>
+                <w:color w:val="131B2E"/>
+                <w:sz w:val="16"/>
+              </w:rPr>
+              <w:t>Lo que medimos, ¿mide lo que decimos?</w:t>
+            </w:r>
           </w:p>
         </w:tc>
         <w:tc>
@@ -620,12 +637,21 @@
             <w:r/>
             <w:r>
               <w:rPr>
+                <w:b/>
+                <w:i w:val="0"/>
+                <w:color w:val="131B2E"/>
+                <w:sz w:val="16"/>
+              </w:rPr>
+              <w:t>Nuestras 28 variables</w:t>
+            </w:r>
+            <w:r>
+              <w:rPr>
                 <w:b w:val="0"/>
                 <w:i w:val="0"/>
                 <w:color w:val="131B2E"/>
                 <w:sz w:val="16"/>
               </w:rPr>
-              <w:t>Diccionario de las 28 variables con fórmula, ventana, fuente y denominador, generado desde el extractor congelado</w:t>
+              <w:t xml:space="preserve"> están definidas una por una con su fórmula, ventana y fuente, generadas desde el código que corre. Ninguna se describe de memoria.</w:t>
             </w:r>
           </w:p>
         </w:tc>
@@ -670,6 +696,24 @@
               </w:rPr>
               <w:t>α de Cronbach / Kappa</w:t>
             </w:r>
+            <w:r>
+              <w:rPr>
+                <w:b w:val="0"/>
+                <w:i w:val="0"/>
+                <w:color w:val="131B2E"/>
+                <w:sz w:val="16"/>
+              </w:rPr>
+              <w:br/>
+            </w:r>
+            <w:r>
+              <w:rPr>
+                <w:b w:val="0"/>
+                <w:i/>
+                <w:color w:val="131B2E"/>
+                <w:sz w:val="16"/>
+              </w:rPr>
+              <w:t>¿Por qué no las usamos?</w:t>
+            </w:r>
           </w:p>
         </w:tc>
         <w:tc>
@@ -689,7 +733,7 @@
                 <w:color w:val="131B2E"/>
                 <w:sz w:val="16"/>
               </w:rPr>
-              <w:t>No aplican al producto</w:t>
+              <w:t>Nuestro producto no es un cuestionario</w:t>
             </w:r>
             <w:r>
               <w:rPr>
@@ -698,7 +742,7 @@
                 <w:color w:val="131B2E"/>
                 <w:sz w:val="16"/>
               </w:rPr>
-              <w:t>: no hay ítems de escala que correlacionar ni jueces clasificando. Aplicarán al instrumento SUS</w:t>
+              <w:t xml:space="preserve"> ni tiene jueces clasificando, así que ninguna de las dos aplica. El Alfa se calculará sobre el SUS, que sí tiene 10 ítems.</w:t>
             </w:r>
           </w:p>
         </w:tc>

--- a/docs/entregables/01-evaluacion-critica/Informe-evaluacion-critica.docx
+++ b/docs/entregables/01-evaluacion-critica/Informe-evaluacion-critica.docx
@@ -1676,14 +1676,31 @@
         </w:tblBorders>
       </w:tblPr>
       <w:tblGrid>
-        <w:gridCol w:w="3400"/>
-        <w:gridCol w:w="3400"/>
-        <w:gridCol w:w="3400"/>
+        <w:gridCol w:w="2550"/>
+        <w:gridCol w:w="2550"/>
+        <w:gridCol w:w="2550"/>
+        <w:gridCol w:w="2550"/>
       </w:tblGrid>
       <w:tr>
         <w:tc>
           <w:tcPr>
-            <w:tcW w:type="dxa" w:w="2948"/>
+            <w:tcW w:type="dxa" w:w="850"/>
+            <w:shd w:val="clear" w:fill="1F4E79"/>
+          </w:tcPr>
+          <w:p>
+            <w:r/>
+            <w:r>
+              <w:rPr>
+                <w:b/>
+                <w:color w:val="FFFFFF"/>
+                <w:sz w:val="16"/>
+              </w:rPr>
+            </w:r>
+          </w:p>
+        </w:tc>
+        <w:tc>
+          <w:tcPr>
+            <w:tcW w:type="dxa" w:w="2608"/>
             <w:shd w:val="clear" w:fill="1F4E79"/>
           </w:tcPr>
           <w:p>
@@ -1700,7 +1717,7 @@
         </w:tc>
         <w:tc>
           <w:tcPr>
-            <w:tcW w:type="dxa" w:w="5102"/>
+            <w:tcW w:type="dxa" w:w="4762"/>
             <w:shd w:val="clear" w:fill="1F4E79"/>
           </w:tcPr>
           <w:p>
@@ -1717,7 +1734,7 @@
         </w:tc>
         <w:tc>
           <w:tcPr>
-            <w:tcW w:type="dxa" w:w="1247"/>
+            <w:tcW w:type="dxa" w:w="1191"/>
             <w:shd w:val="clear" w:fill="1F4E79"/>
           </w:tcPr>
           <w:p>
@@ -1736,7 +1753,28 @@
       <w:tr>
         <w:tc>
           <w:tcPr>
-            <w:tcW w:type="dxa" w:w="2948"/>
+            <w:tcW w:type="dxa" w:w="850"/>
+            <w:shd w:val="clear" w:fill="FBE3E1"/>
+          </w:tcPr>
+          <w:p>
+            <w:pPr>
+              <w:spacing w:after="20"/>
+            </w:pPr>
+            <w:r/>
+            <w:r>
+              <w:rPr>
+                <w:b/>
+                <w:i w:val="0"/>
+                <w:color w:val="131B2E"/>
+                <w:sz w:val="16"/>
+              </w:rPr>
+              <w:t>P-1</w:t>
+            </w:r>
+          </w:p>
+        </w:tc>
+        <w:tc>
+          <w:tcPr>
+            <w:tcW w:type="dxa" w:w="2608"/>
             <w:shd w:val="clear" w:fill="FBE3E1"/>
           </w:tcPr>
           <w:p>
@@ -1757,7 +1795,7 @@
         </w:tc>
         <w:tc>
           <w:tcPr>
-            <w:tcW w:type="dxa" w:w="5102"/>
+            <w:tcW w:type="dxa" w:w="4762"/>
             <w:shd w:val="clear" w:fill="FBE3E1"/>
           </w:tcPr>
           <w:p>
@@ -1778,7 +1816,7 @@
         </w:tc>
         <w:tc>
           <w:tcPr>
-            <w:tcW w:type="dxa" w:w="1247"/>
+            <w:tcW w:type="dxa" w:w="1191"/>
             <w:shd w:val="clear" w:fill="FBE3E1"/>
           </w:tcPr>
           <w:p>
@@ -1801,7 +1839,28 @@
       <w:tr>
         <w:tc>
           <w:tcPr>
-            <w:tcW w:type="dxa" w:w="2948"/>
+            <w:tcW w:type="dxa" w:w="850"/>
+            <w:shd w:val="clear" w:fill="FBE3E1"/>
+          </w:tcPr>
+          <w:p>
+            <w:pPr>
+              <w:spacing w:after="20"/>
+            </w:pPr>
+            <w:r/>
+            <w:r>
+              <w:rPr>
+                <w:b/>
+                <w:i w:val="0"/>
+                <w:color w:val="131B2E"/>
+                <w:sz w:val="16"/>
+              </w:rPr>
+              <w:t>P-2</w:t>
+            </w:r>
+          </w:p>
+        </w:tc>
+        <w:tc>
+          <w:tcPr>
+            <w:tcW w:type="dxa" w:w="2608"/>
             <w:shd w:val="clear" w:fill="FBE3E1"/>
           </w:tcPr>
           <w:p>
@@ -1822,7 +1881,7 @@
         </w:tc>
         <w:tc>
           <w:tcPr>
-            <w:tcW w:type="dxa" w:w="5102"/>
+            <w:tcW w:type="dxa" w:w="4762"/>
             <w:shd w:val="clear" w:fill="FBE3E1"/>
           </w:tcPr>
           <w:p>
@@ -1843,7 +1902,7 @@
         </w:tc>
         <w:tc>
           <w:tcPr>
-            <w:tcW w:type="dxa" w:w="1247"/>
+            <w:tcW w:type="dxa" w:w="1191"/>
             <w:shd w:val="clear" w:fill="FBE3E1"/>
           </w:tcPr>
           <w:p>
@@ -1866,7 +1925,28 @@
       <w:tr>
         <w:tc>
           <w:tcPr>
-            <w:tcW w:type="dxa" w:w="2948"/>
+            <w:tcW w:type="dxa" w:w="850"/>
+            <w:shd w:val="clear" w:fill="FDECD2"/>
+          </w:tcPr>
+          <w:p>
+            <w:pPr>
+              <w:spacing w:after="20"/>
+            </w:pPr>
+            <w:r/>
+            <w:r>
+              <w:rPr>
+                <w:b/>
+                <w:i w:val="0"/>
+                <w:color w:val="131B2E"/>
+                <w:sz w:val="16"/>
+              </w:rPr>
+              <w:t>P-3</w:t>
+            </w:r>
+          </w:p>
+        </w:tc>
+        <w:tc>
+          <w:tcPr>
+            <w:tcW w:type="dxa" w:w="2608"/>
             <w:shd w:val="clear" w:fill="FDECD2"/>
           </w:tcPr>
           <w:p>
@@ -1887,7 +1967,7 @@
         </w:tc>
         <w:tc>
           <w:tcPr>
-            <w:tcW w:type="dxa" w:w="5102"/>
+            <w:tcW w:type="dxa" w:w="4762"/>
             <w:shd w:val="clear" w:fill="FDECD2"/>
           </w:tcPr>
           <w:p>
@@ -1908,7 +1988,7 @@
         </w:tc>
         <w:tc>
           <w:tcPr>
-            <w:tcW w:type="dxa" w:w="1247"/>
+            <w:tcW w:type="dxa" w:w="1191"/>
             <w:shd w:val="clear" w:fill="FDECD2"/>
           </w:tcPr>
           <w:p>
@@ -1931,7 +2011,28 @@
       <w:tr>
         <w:tc>
           <w:tcPr>
-            <w:tcW w:type="dxa" w:w="2948"/>
+            <w:tcW w:type="dxa" w:w="850"/>
+            <w:shd w:val="clear" w:fill="FDECD2"/>
+          </w:tcPr>
+          <w:p>
+            <w:pPr>
+              <w:spacing w:after="20"/>
+            </w:pPr>
+            <w:r/>
+            <w:r>
+              <w:rPr>
+                <w:b/>
+                <w:i w:val="0"/>
+                <w:color w:val="131B2E"/>
+                <w:sz w:val="16"/>
+              </w:rPr>
+              <w:t>P-4</w:t>
+            </w:r>
+          </w:p>
+        </w:tc>
+        <w:tc>
+          <w:tcPr>
+            <w:tcW w:type="dxa" w:w="2608"/>
             <w:shd w:val="clear" w:fill="FDECD2"/>
           </w:tcPr>
           <w:p>
@@ -1952,7 +2053,7 @@
         </w:tc>
         <w:tc>
           <w:tcPr>
-            <w:tcW w:type="dxa" w:w="5102"/>
+            <w:tcW w:type="dxa" w:w="4762"/>
             <w:shd w:val="clear" w:fill="FDECD2"/>
           </w:tcPr>
           <w:p>
@@ -1973,7 +2074,7 @@
         </w:tc>
         <w:tc>
           <w:tcPr>
-            <w:tcW w:type="dxa" w:w="1247"/>
+            <w:tcW w:type="dxa" w:w="1191"/>
             <w:shd w:val="clear" w:fill="FDECD2"/>
           </w:tcPr>
           <w:p>
@@ -1996,7 +2097,28 @@
       <w:tr>
         <w:tc>
           <w:tcPr>
-            <w:tcW w:type="dxa" w:w="2948"/>
+            <w:tcW w:type="dxa" w:w="850"/>
+            <w:shd w:val="clear" w:fill="EEF3FA"/>
+          </w:tcPr>
+          <w:p>
+            <w:pPr>
+              <w:spacing w:after="20"/>
+            </w:pPr>
+            <w:r/>
+            <w:r>
+              <w:rPr>
+                <w:b/>
+                <w:i w:val="0"/>
+                <w:color w:val="131B2E"/>
+                <w:sz w:val="16"/>
+              </w:rPr>
+              <w:t>P-5</w:t>
+            </w:r>
+          </w:p>
+        </w:tc>
+        <w:tc>
+          <w:tcPr>
+            <w:tcW w:type="dxa" w:w="2608"/>
             <w:shd w:val="clear" w:fill="EEF3FA"/>
           </w:tcPr>
           <w:p>
@@ -2017,7 +2139,7 @@
         </w:tc>
         <w:tc>
           <w:tcPr>
-            <w:tcW w:type="dxa" w:w="5102"/>
+            <w:tcW w:type="dxa" w:w="4762"/>
             <w:shd w:val="clear" w:fill="EEF3FA"/>
           </w:tcPr>
           <w:p>
@@ -2038,7 +2160,7 @@
         </w:tc>
         <w:tc>
           <w:tcPr>
-            <w:tcW w:type="dxa" w:w="1247"/>
+            <w:tcW w:type="dxa" w:w="1191"/>
             <w:shd w:val="clear" w:fill="EEF3FA"/>
           </w:tcPr>
           <w:p>
@@ -2089,7 +2211,7 @@
           <w:color w:val="131B2E"/>
           <w:sz w:val="18"/>
         </w:rPr>
-        <w:t xml:space="preserve">Una acción por cada fila de la sección 2, en el mismo orden. Todas caben en el laboratorio actual: </w:t>
+        <w:t xml:space="preserve">Una acción por cada pendiente de la sección 2, con el mismo identificador. Todas caben en el laboratorio actual: </w:t>
       </w:r>
       <w:r>
         <w:rPr>
@@ -2107,7 +2229,16 @@
           <w:color w:val="131B2E"/>
           <w:sz w:val="18"/>
         </w:rPr>
-        <w:t>.</w:t>
+        <w:t xml:space="preserve">. </w:t>
+      </w:r>
+      <w:r>
+        <w:rPr>
+          <w:b/>
+          <w:i w:val="0"/>
+          <w:color w:val="131B2E"/>
+          <w:sz w:val="18"/>
+        </w:rPr>
+        <w:t>P-2 y P-4 se resuelven con la misma campaña.</w:t>
       </w:r>
     </w:p>
     <w:tbl>
@@ -2126,14 +2257,15 @@
         </w:tblBorders>
       </w:tblPr>
       <w:tblGrid>
-        <w:gridCol w:w="3400"/>
-        <w:gridCol w:w="3400"/>
-        <w:gridCol w:w="3400"/>
+        <w:gridCol w:w="2550"/>
+        <w:gridCol w:w="2550"/>
+        <w:gridCol w:w="2550"/>
+        <w:gridCol w:w="2550"/>
       </w:tblGrid>
       <w:tr>
         <w:tc>
           <w:tcPr>
-            <w:tcW w:type="dxa" w:w="2494"/>
+            <w:tcW w:type="dxa" w:w="850"/>
             <w:shd w:val="clear" w:fill="1F4E79"/>
           </w:tcPr>
           <w:p>
@@ -2144,13 +2276,12 @@
                 <w:color w:val="FFFFFF"/>
                 <w:sz w:val="16"/>
               </w:rPr>
-              <w:t>Qué falta</w:t>
             </w:r>
           </w:p>
         </w:tc>
         <w:tc>
           <w:tcPr>
-            <w:tcW w:type="dxa" w:w="4195"/>
+            <w:tcW w:type="dxa" w:w="4082"/>
             <w:shd w:val="clear" w:fill="1F4E79"/>
           </w:tcPr>
           <w:p>
@@ -2167,7 +2298,7 @@
         </w:tc>
         <w:tc>
           <w:tcPr>
-            <w:tcW w:type="dxa" w:w="2721"/>
+            <w:tcW w:type="dxa" w:w="3061"/>
             <w:shd w:val="clear" w:fill="1F4E79"/>
           </w:tcPr>
           <w:p>
@@ -2182,11 +2313,28 @@
             </w:r>
           </w:p>
         </w:tc>
+        <w:tc>
+          <w:tcPr>
+            <w:tcW w:type="dxa" w:w="1134"/>
+            <w:shd w:val="clear" w:fill="1F4E79"/>
+          </w:tcPr>
+          <w:p>
+            <w:r/>
+            <w:r>
+              <w:rPr>
+                <w:b/>
+                <w:color w:val="FFFFFF"/>
+                <w:sz w:val="16"/>
+              </w:rPr>
+              <w:t>Cuándo</w:t>
+            </w:r>
+          </w:p>
+        </w:tc>
       </w:tr>
       <w:tr>
         <w:tc>
           <w:tcPr>
-            <w:tcW w:type="dxa" w:w="2494"/>
+            <w:tcW w:type="dxa" w:w="850"/>
             <w:shd w:val="clear" w:fill="EEF3FA"/>
           </w:tcPr>
           <w:p>
@@ -2196,18 +2344,18 @@
             <w:r/>
             <w:r>
               <w:rPr>
-                <w:b w:val="0"/>
+                <w:b/>
                 <w:i w:val="0"/>
                 <w:color w:val="131B2E"/>
                 <w:sz w:val="16"/>
               </w:rPr>
-              <w:t>Bloquea tráfico legítimo pesado</w:t>
+              <w:t>P-1</w:t>
             </w:r>
           </w:p>
         </w:tc>
         <w:tc>
           <w:tcPr>
-            <w:tcW w:type="dxa" w:w="4195"/>
+            <w:tcW w:type="dxa" w:w="4082"/>
             <w:shd w:val="clear" w:fill="EEF3FA"/>
           </w:tcPr>
           <w:p>
@@ -2246,7 +2394,7 @@
         </w:tc>
         <w:tc>
           <w:tcPr>
-            <w:tcW w:type="dxa" w:w="2721"/>
+            <w:tcW w:type="dxa" w:w="3061"/>
             <w:shd w:val="clear" w:fill="EEF3FA"/>
           </w:tcPr>
           <w:p>
@@ -2265,73 +2413,9 @@
             </w:r>
           </w:p>
         </w:tc>
-      </w:tr>
-      <w:tr>
         <w:tc>
           <w:tcPr>
-            <w:tcW w:type="dxa" w:w="2494"/>
-          </w:tcPr>
-          <w:p>
-            <w:pPr>
-              <w:spacing w:after="20"/>
-            </w:pPr>
-            <w:r/>
-            <w:r>
-              <w:rPr>
-                <w:b w:val="0"/>
-                <w:i w:val="0"/>
-                <w:color w:val="131B2E"/>
-                <w:sz w:val="16"/>
-              </w:rPr>
-              <w:t>Modelo elegido mirando el examen</w:t>
-            </w:r>
-          </w:p>
-        </w:tc>
-        <w:tc>
-          <w:tcPr>
-            <w:tcW w:type="dxa" w:w="4195"/>
-          </w:tcPr>
-          <w:p>
-            <w:pPr>
-              <w:spacing w:after="20"/>
-            </w:pPr>
-            <w:r/>
-            <w:r>
-              <w:rPr>
-                <w:b w:val="0"/>
-                <w:i w:val="0"/>
-                <w:color w:val="131B2E"/>
-                <w:sz w:val="16"/>
-              </w:rPr>
-              <w:t>Recolectar una jornada nueva que el modelo no vea nunca, y medir sobre ella</w:t>
-            </w:r>
-          </w:p>
-        </w:tc>
-        <w:tc>
-          <w:tcPr>
-            <w:tcW w:type="dxa" w:w="2721"/>
-          </w:tcPr>
-          <w:p>
-            <w:pPr>
-              <w:spacing w:after="20"/>
-            </w:pPr>
-            <w:r/>
-            <w:r>
-              <w:rPr>
-                <w:b w:val="0"/>
-                <w:i w:val="0"/>
-                <w:color w:val="131B2E"/>
-                <w:sz w:val="16"/>
-              </w:rPr>
-              <w:t>Sí. Es la única corrección real; no se puede arreglar escribiendo</w:t>
-            </w:r>
-          </w:p>
-        </w:tc>
-      </w:tr>
-      <w:tr>
-        <w:tc>
-          <w:tcPr>
-            <w:tcW w:type="dxa" w:w="2494"/>
+            <w:tcW w:type="dxa" w:w="1134"/>
             <w:shd w:val="clear" w:fill="EEF3FA"/>
           </w:tcPr>
           <w:p>
@@ -2346,13 +2430,136 @@
                 <w:color w:val="131B2E"/>
                 <w:sz w:val="16"/>
               </w:rPr>
-              <w:t>Nadie ha usado el panel</w:t>
+              <w:t>10 oct</w:t>
+            </w:r>
+          </w:p>
+        </w:tc>
+      </w:tr>
+      <w:tr>
+        <w:tc>
+          <w:tcPr>
+            <w:tcW w:type="dxa" w:w="850"/>
+          </w:tcPr>
+          <w:p>
+            <w:pPr>
+              <w:spacing w:after="20"/>
+            </w:pPr>
+            <w:r/>
+            <w:r>
+              <w:rPr>
+                <w:b/>
+                <w:i w:val="0"/>
+                <w:color w:val="131B2E"/>
+                <w:sz w:val="16"/>
+              </w:rPr>
+              <w:t>P-2</w:t>
             </w:r>
           </w:p>
         </w:tc>
         <w:tc>
           <w:tcPr>
-            <w:tcW w:type="dxa" w:w="4195"/>
+            <w:tcW w:type="dxa" w:w="4082"/>
+          </w:tcPr>
+          <w:p>
+            <w:pPr>
+              <w:spacing w:after="20"/>
+            </w:pPr>
+            <w:r/>
+            <w:r>
+              <w:rPr>
+                <w:b w:val="0"/>
+                <w:i w:val="0"/>
+                <w:color w:val="131B2E"/>
+                <w:sz w:val="16"/>
+              </w:rPr>
+              <w:t xml:space="preserve">Recolectar una </w:t>
+            </w:r>
+            <w:r>
+              <w:rPr>
+                <w:b/>
+                <w:i w:val="0"/>
+                <w:color w:val="131B2E"/>
+                <w:sz w:val="16"/>
+              </w:rPr>
+              <w:t>jornada nueva</w:t>
+            </w:r>
+            <w:r>
+              <w:rPr>
+                <w:b w:val="0"/>
+                <w:i w:val="0"/>
+                <w:color w:val="131B2E"/>
+                <w:sz w:val="16"/>
+              </w:rPr>
+              <w:t xml:space="preserve"> que el modelo no vea nunca, y medir sobre ella</w:t>
+            </w:r>
+          </w:p>
+        </w:tc>
+        <w:tc>
+          <w:tcPr>
+            <w:tcW w:type="dxa" w:w="3061"/>
+          </w:tcPr>
+          <w:p>
+            <w:pPr>
+              <w:spacing w:after="20"/>
+            </w:pPr>
+            <w:r/>
+            <w:r>
+              <w:rPr>
+                <w:b w:val="0"/>
+                <w:i w:val="0"/>
+                <w:color w:val="131B2E"/>
+                <w:sz w:val="16"/>
+              </w:rPr>
+              <w:t>Sí. Es la única corrección real: no se arregla escribiendo</w:t>
+            </w:r>
+          </w:p>
+        </w:tc>
+        <w:tc>
+          <w:tcPr>
+            <w:tcW w:type="dxa" w:w="1134"/>
+          </w:tcPr>
+          <w:p>
+            <w:pPr>
+              <w:spacing w:after="20"/>
+            </w:pPr>
+            <w:r/>
+            <w:r>
+              <w:rPr>
+                <w:b w:val="0"/>
+                <w:i w:val="0"/>
+                <w:color w:val="131B2E"/>
+                <w:sz w:val="16"/>
+              </w:rPr>
+              <w:t>24 oct</w:t>
+            </w:r>
+          </w:p>
+        </w:tc>
+      </w:tr>
+      <w:tr>
+        <w:tc>
+          <w:tcPr>
+            <w:tcW w:type="dxa" w:w="850"/>
+            <w:shd w:val="clear" w:fill="EEF3FA"/>
+          </w:tcPr>
+          <w:p>
+            <w:pPr>
+              <w:spacing w:after="20"/>
+            </w:pPr>
+            <w:r/>
+            <w:r>
+              <w:rPr>
+                <w:b/>
+                <w:i w:val="0"/>
+                <w:color w:val="131B2E"/>
+                <w:sz w:val="16"/>
+              </w:rPr>
+              <w:t>P-3</w:t>
+            </w:r>
+          </w:p>
+        </w:tc>
+        <w:tc>
+          <w:tcPr>
+            <w:tcW w:type="dxa" w:w="4082"/>
             <w:shd w:val="clear" w:fill="EEF3FA"/>
           </w:tcPr>
           <w:p>
@@ -2373,7 +2580,7 @@
         </w:tc>
         <w:tc>
           <w:tcPr>
-            <w:tcW w:type="dxa" w:w="2721"/>
+            <w:tcW w:type="dxa" w:w="3061"/>
             <w:shd w:val="clear" w:fill="EEF3FA"/>
           </w:tcPr>
           <w:p>
@@ -2392,11 +2599,10 @@
             </w:r>
           </w:p>
         </w:tc>
-      </w:tr>
-      <w:tr>
         <w:tc>
           <w:tcPr>
-            <w:tcW w:type="dxa" w:w="2494"/>
+            <w:tcW w:type="dxa" w:w="1134"/>
+            <w:shd w:val="clear" w:fill="EEF3FA"/>
           </w:tcPr>
           <w:p>
             <w:pPr>
@@ -2410,13 +2616,15 @@
                 <w:color w:val="131B2E"/>
                 <w:sz w:val="16"/>
               </w:rPr>
-              <w:t>No sabemos si funciona otro día</w:t>
+              <w:t>9 sep</w:t>
             </w:r>
           </w:p>
         </w:tc>
+      </w:tr>
+      <w:tr>
         <w:tc>
           <w:tcPr>
-            <w:tcW w:type="dxa" w:w="4195"/>
+            <w:tcW w:type="dxa" w:w="850"/>
           </w:tcPr>
           <w:p>
             <w:pPr>
@@ -2425,18 +2633,47 @@
             <w:r/>
             <w:r>
               <w:rPr>
+                <w:b/>
+                <w:i w:val="0"/>
+                <w:color w:val="131B2E"/>
+                <w:sz w:val="16"/>
+              </w:rPr>
+              <w:t>P-4</w:t>
+            </w:r>
+          </w:p>
+        </w:tc>
+        <w:tc>
+          <w:tcPr>
+            <w:tcW w:type="dxa" w:w="4082"/>
+          </w:tcPr>
+          <w:p>
+            <w:pPr>
+              <w:spacing w:after="20"/>
+            </w:pPr>
+            <w:r/>
+            <w:r>
+              <w:rPr>
+                <w:b/>
+                <w:i w:val="0"/>
+                <w:color w:val="131B2E"/>
+                <w:sz w:val="16"/>
+              </w:rPr>
+              <w:t>La misma jornada nueva de P-2</w:t>
+            </w:r>
+            <w:r>
+              <w:rPr>
                 <w:b w:val="0"/>
                 <w:i w:val="0"/>
                 <w:color w:val="131B2E"/>
                 <w:sz w:val="16"/>
               </w:rPr>
-              <w:t>La misma jornada nueva de la fila 2 sirve para las dos cosas</w:t>
+              <w:t xml:space="preserve"> sirve para las dos cosas</w:t>
             </w:r>
           </w:p>
         </w:tc>
         <w:tc>
           <w:tcPr>
-            <w:tcW w:type="dxa" w:w="2721"/>
+            <w:tcW w:type="dxa" w:w="3061"/>
           </w:tcPr>
           <w:p>
             <w:pPr>
@@ -2454,12 +2691,9 @@
             </w:r>
           </w:p>
         </w:tc>
-      </w:tr>
-      <w:tr>
         <w:tc>
           <w:tcPr>
-            <w:tcW w:type="dxa" w:w="2494"/>
-            <w:shd w:val="clear" w:fill="EEF3FA"/>
+            <w:tcW w:type="dxa" w:w="1134"/>
           </w:tcPr>
           <w:p>
             <w:pPr>
@@ -2473,13 +2707,36 @@
                 <w:color w:val="131B2E"/>
                 <w:sz w:val="16"/>
               </w:rPr>
-              <w:t>Faltan 4 escenarios legítimos</w:t>
+              <w:t>24 oct</w:t>
+            </w:r>
+          </w:p>
+        </w:tc>
+      </w:tr>
+      <w:tr>
+        <w:tc>
+          <w:tcPr>
+            <w:tcW w:type="dxa" w:w="850"/>
+            <w:shd w:val="clear" w:fill="EEF3FA"/>
+          </w:tcPr>
+          <w:p>
+            <w:pPr>
+              <w:spacing w:after="20"/>
+            </w:pPr>
+            <w:r/>
+            <w:r>
+              <w:rPr>
+                <w:b/>
+                <w:i w:val="0"/>
+                <w:color w:val="131B2E"/>
+                <w:sz w:val="16"/>
+              </w:rPr>
+              <w:t>P-5</w:t>
             </w:r>
           </w:p>
         </w:tc>
         <w:tc>
           <w:tcPr>
-            <w:tcW w:type="dxa" w:w="4195"/>
+            <w:tcW w:type="dxa" w:w="4082"/>
             <w:shd w:val="clear" w:fill="EEF3FA"/>
           </w:tcPr>
           <w:p>
@@ -2500,7 +2757,7 @@
         </w:tc>
         <w:tc>
           <w:tcPr>
-            <w:tcW w:type="dxa" w:w="2721"/>
+            <w:tcW w:type="dxa" w:w="3061"/>
             <w:shd w:val="clear" w:fill="EEF3FA"/>
           </w:tcPr>
           <w:p>
@@ -2516,6 +2773,27 @@
                 <w:sz w:val="16"/>
               </w:rPr>
               <w:t>Sí</w:t>
+            </w:r>
+          </w:p>
+        </w:tc>
+        <w:tc>
+          <w:tcPr>
+            <w:tcW w:type="dxa" w:w="1134"/>
+            <w:shd w:val="clear" w:fill="EEF3FA"/>
+          </w:tcPr>
+          <w:p>
+            <w:pPr>
+              <w:spacing w:after="20"/>
+            </w:pPr>
+            <w:r/>
+            <w:r>
+              <w:rPr>
+                <w:b w:val="0"/>
+                <w:i w:val="0"/>
+                <w:color w:val="131B2E"/>
+                <w:sz w:val="16"/>
+              </w:rPr>
+              <w:t>19 sep</w:t>
             </w:r>
           </w:p>
         </w:tc>
@@ -2623,7 +2901,7 @@
         </w:tc>
         <w:tc>
           <w:tcPr>
-            <w:tcW w:type="dxa" w:w="2268"/>
+            <w:tcW w:type="dxa" w:w="1077"/>
             <w:shd w:val="clear" w:fill="1F4E79"/>
           </w:tcPr>
           <w:p>
@@ -2634,13 +2912,12 @@
                 <w:color w:val="FFFFFF"/>
                 <w:sz w:val="16"/>
               </w:rPr>
-              <w:t>Pendiente</w:t>
             </w:r>
           </w:p>
         </w:tc>
         <w:tc>
           <w:tcPr>
-            <w:tcW w:type="dxa" w:w="3175"/>
+            <w:tcW w:type="dxa" w:w="3628"/>
             <w:shd w:val="clear" w:fill="1F4E79"/>
           </w:tcPr>
           <w:p>
@@ -2651,7 +2928,7 @@
                 <w:color w:val="FFFFFF"/>
                 <w:sz w:val="16"/>
               </w:rPr>
-              <w:t>Cómo se aborda</w:t>
+              <w:t>Qué se hace</w:t>
             </w:r>
           </w:p>
         </w:tc>
@@ -2714,7 +2991,7 @@
         </w:tc>
         <w:tc>
           <w:tcPr>
-            <w:tcW w:type="dxa" w:w="2268"/>
+            <w:tcW w:type="dxa" w:w="1077"/>
             <w:shd w:val="clear" w:fill="EEF3FA"/>
           </w:tcPr>
           <w:p>
@@ -2729,13 +3006,13 @@
                 <w:color w:val="131B2E"/>
                 <w:sz w:val="16"/>
               </w:rPr>
-              <w:t>Declarar la selección posterior en la tesis</w:t>
+              <w:t>P-2</w:t>
             </w:r>
           </w:p>
         </w:tc>
         <w:tc>
           <w:tcPr>
-            <w:tcW w:type="dxa" w:w="3175"/>
+            <w:tcW w:type="dxa" w:w="3628"/>
             <w:shd w:val="clear" w:fill="EEF3FA"/>
           </w:tcPr>
           <w:p>
@@ -2750,16 +3027,7 @@
                 <w:color w:val="131B2E"/>
                 <w:sz w:val="16"/>
               </w:rPr>
-              <w:t xml:space="preserve">Párrafo en metodología, enlazado a la </w:t>
-            </w:r>
-            <w:r>
-              <w:rPr>
-                <w:b w:val="0"/>
-                <w:i/>
-                <w:color w:val="131B2E"/>
-                <w:sz w:val="16"/>
-              </w:rPr>
-              <w:t>model card</w:t>
+              <w:t>Declarar la selección posterior en el documento de tesis (mitiga; la corrección real es el 24 de octubre)</w:t>
             </w:r>
           </w:p>
         </w:tc>
@@ -2829,7 +3097,7 @@
         </w:tc>
         <w:tc>
           <w:tcPr>
-            <w:tcW w:type="dxa" w:w="2268"/>
+            <w:tcW w:type="dxa" w:w="1077"/>
           </w:tcPr>
           <w:p>
             <w:pPr>
@@ -2843,13 +3111,13 @@
                 <w:color w:val="131B2E"/>
                 <w:sz w:val="16"/>
               </w:rPr>
-              <w:t>Validación con usuarios (SUS)</w:t>
+              <w:t>P-3</w:t>
             </w:r>
           </w:p>
         </w:tc>
         <w:tc>
           <w:tcPr>
-            <w:tcW w:type="dxa" w:w="3175"/>
+            <w:tcW w:type="dxa" w:w="3628"/>
           </w:tcPr>
           <w:p>
             <w:pPr>
@@ -2858,12 +3126,21 @@
             <w:r/>
             <w:r>
               <w:rPr>
+                <w:b/>
+                <w:i w:val="0"/>
+                <w:color w:val="131B2E"/>
+                <w:sz w:val="16"/>
+              </w:rPr>
+              <w:t>Sesión SUS</w:t>
+            </w:r>
+            <w:r>
+              <w:rPr>
                 <w:b w:val="0"/>
                 <w:i w:val="0"/>
                 <w:color w:val="131B2E"/>
                 <w:sz w:val="16"/>
               </w:rPr>
-              <w:t>Sesión de 2 h con 5–8 evaluadores; instrumento ya preparado</w:t>
+              <w:t xml:space="preserve"> de 2 h con 5–8 evaluadores</w:t>
             </w:r>
           </w:p>
         </w:tc>
@@ -2932,7 +3209,7 @@
         </w:tc>
         <w:tc>
           <w:tcPr>
-            <w:tcW w:type="dxa" w:w="2268"/>
+            <w:tcW w:type="dxa" w:w="1077"/>
             <w:shd w:val="clear" w:fill="EEF3FA"/>
           </w:tcPr>
           <w:p>
@@ -2942,18 +3219,18 @@
             <w:r/>
             <w:r>
               <w:rPr>
-                <w:b w:val="0"/>
+                <w:b/>
                 <w:i w:val="0"/>
                 <w:color w:val="131B2E"/>
                 <w:sz w:val="16"/>
               </w:rPr>
-              <w:t>Escenarios legítimos faltantes</w:t>
+              <w:t>P-5</w:t>
             </w:r>
           </w:p>
         </w:tc>
         <w:tc>
           <w:tcPr>
-            <w:tcW w:type="dxa" w:w="3175"/>
+            <w:tcW w:type="dxa" w:w="3628"/>
             <w:shd w:val="clear" w:fill="EEF3FA"/>
           </w:tcPr>
           <w:p>
@@ -3038,7 +3315,7 @@
         </w:tc>
         <w:tc>
           <w:tcPr>
-            <w:tcW w:type="dxa" w:w="2268"/>
+            <w:tcW w:type="dxa" w:w="1077"/>
           </w:tcPr>
           <w:p>
             <w:pPr>
@@ -3052,13 +3329,13 @@
                 <w:color w:val="131B2E"/>
                 <w:sz w:val="16"/>
               </w:rPr>
-              <w:t>Juicio experto (3 evaluadores)</w:t>
+              <w:t>P-3</w:t>
             </w:r>
           </w:p>
         </w:tc>
         <w:tc>
           <w:tcPr>
-            <w:tcW w:type="dxa" w:w="3175"/>
+            <w:tcW w:type="dxa" w:w="3628"/>
           </w:tcPr>
           <w:p>
             <w:pPr>
@@ -3072,7 +3349,7 @@
                 <w:color w:val="131B2E"/>
                 <w:sz w:val="16"/>
               </w:rPr>
-              <w:t>Rúbrica de pertinencia, ya con los resultados del SUS a la vista</w:t>
+              <w:t>Juicio experto con 3 evaluadores, ya con los resultados del SUS a la vista</w:t>
             </w:r>
           </w:p>
         </w:tc>
@@ -3141,7 +3418,28 @@
         </w:tc>
         <w:tc>
           <w:tcPr>
-            <w:tcW w:type="dxa" w:w="2268"/>
+            <w:tcW w:type="dxa" w:w="1077"/>
+            <w:shd w:val="clear" w:fill="EEF3FA"/>
+          </w:tcPr>
+          <w:p>
+            <w:pPr>
+              <w:spacing w:after="20"/>
+            </w:pPr>
+            <w:r/>
+            <w:r>
+              <w:rPr>
+                <w:b w:val="0"/>
+                <w:i w:val="0"/>
+                <w:color w:val="131B2E"/>
+                <w:sz w:val="16"/>
+              </w:rPr>
+              <w:t>—</w:t>
+            </w:r>
+          </w:p>
+        </w:tc>
+        <w:tc>
+          <w:tcPr>
+            <w:tcW w:type="dxa" w:w="3628"/>
             <w:shd w:val="clear" w:fill="EEF3FA"/>
           </w:tcPr>
           <w:p>
@@ -3156,38 +3454,7 @@
                 <w:color w:val="131B2E"/>
                 <w:sz w:val="16"/>
               </w:rPr>
-              <w:t>Envío del artículo a IJIES</w:t>
-            </w:r>
-          </w:p>
-        </w:tc>
-        <w:tc>
-          <w:tcPr>
-            <w:tcW w:type="dxa" w:w="3175"/>
-            <w:shd w:val="clear" w:fill="EEF3FA"/>
-          </w:tcPr>
-          <w:p>
-            <w:pPr>
-              <w:spacing w:after="20"/>
-            </w:pPr>
-            <w:r/>
-            <w:r>
-              <w:rPr>
-                <w:b w:val="0"/>
-                <w:i w:val="0"/>
-                <w:color w:val="131B2E"/>
-                <w:sz w:val="16"/>
-              </w:rPr>
-              <w:t xml:space="preserve">Manuscrito en </w:t>
-            </w:r>
-            <w:r>
-              <w:rPr>
-                <w:rFonts w:ascii="Consolas" w:hAnsi="Consolas"/>
-                <w:b w:val="0"/>
-                <w:i w:val="0"/>
-                <w:color w:val="131B2E"/>
-                <w:sz w:val="16"/>
-              </w:rPr>
-              <w:t>IJIES_Format.docx</w:t>
+              <w:t>Envío del artículo a IJIES.</w:t>
             </w:r>
             <w:r>
               <w:rPr>
@@ -3196,7 +3463,7 @@
                 <w:color w:val="131B2E"/>
                 <w:sz w:val="16"/>
               </w:rPr>
-              <w:t>, 8 a 10 páginas</w:t>
+              <w:t xml:space="preserve"> Hito, no un pendiente: el artículo no espera a P-1 ni a P-2</w:t>
             </w:r>
           </w:p>
         </w:tc>
@@ -3266,7 +3533,7 @@
         </w:tc>
         <w:tc>
           <w:tcPr>
-            <w:tcW w:type="dxa" w:w="2268"/>
+            <w:tcW w:type="dxa" w:w="1077"/>
           </w:tcPr>
           <w:p>
             <w:pPr>
@@ -3280,13 +3547,13 @@
                 <w:color w:val="131B2E"/>
                 <w:sz w:val="16"/>
               </w:rPr>
-              <w:t>Recalibrar con tráfico pesado y repetir F6</w:t>
+              <w:t>P-1</w:t>
             </w:r>
           </w:p>
         </w:tc>
         <w:tc>
           <w:tcPr>
-            <w:tcW w:type="dxa" w:w="3175"/>
+            <w:tcW w:type="dxa" w:w="3628"/>
           </w:tcPr>
           <w:p>
             <w:pPr>
@@ -3295,22 +3562,12 @@
             <w:r/>
             <w:r>
               <w:rPr>
-                <w:b w:val="0"/>
+                <w:b/>
                 <w:i w:val="0"/>
                 <w:color w:val="131B2E"/>
                 <w:sz w:val="16"/>
               </w:rPr>
-              <w:t xml:space="preserve">Reentrenar con </w:t>
-            </w:r>
-            <w:r>
-              <w:rPr>
-                <w:rFonts w:ascii="Consolas" w:hAnsi="Consolas"/>
-                <w:b w:val="0"/>
-                <w:i w:val="0"/>
-                <w:color w:val="131B2E"/>
-                <w:sz w:val="16"/>
-              </w:rPr>
-              <w:t>iperf-tcp 200M</w:t>
+              <w:t>Recalibrar</w:t>
             </w:r>
             <w:r>
               <w:rPr>
@@ -3319,7 +3576,7 @@
                 <w:color w:val="131B2E"/>
                 <w:sz w:val="16"/>
               </w:rPr>
-              <w:t xml:space="preserve"> como normalidad; repetir las 29 corridas</w:t>
+              <w:t xml:space="preserve"> con tráfico pesado como normalidad y repetir las 29 corridas</w:t>
             </w:r>
           </w:p>
         </w:tc>
@@ -3388,7 +3645,7 @@
         </w:tc>
         <w:tc>
           <w:tcPr>
-            <w:tcW w:type="dxa" w:w="2268"/>
+            <w:tcW w:type="dxa" w:w="1077"/>
             <w:shd w:val="clear" w:fill="EEF3FA"/>
           </w:tcPr>
           <w:p>
@@ -3398,27 +3655,18 @@
             <w:r/>
             <w:r>
               <w:rPr>
-                <w:b w:val="0"/>
-                <w:i/>
-                <w:color w:val="131B2E"/>
-                <w:sz w:val="16"/>
-              </w:rPr>
-              <w:t>Holdout</w:t>
-            </w:r>
-            <w:r>
-              <w:rPr>
-                <w:b w:val="0"/>
+                <w:b/>
                 <w:i w:val="0"/>
                 <w:color w:val="131B2E"/>
                 <w:sz w:val="16"/>
               </w:rPr>
-              <w:t xml:space="preserve"> temporal externo</w:t>
+              <w:t>P-2 · P-4</w:t>
             </w:r>
           </w:p>
         </w:tc>
         <w:tc>
           <w:tcPr>
-            <w:tcW w:type="dxa" w:w="3175"/>
+            <w:tcW w:type="dxa" w:w="3628"/>
             <w:shd w:val="clear" w:fill="EEF3FA"/>
           </w:tcPr>
           <w:p>
@@ -3428,12 +3676,21 @@
             <w:r/>
             <w:r>
               <w:rPr>
+                <w:b/>
+                <w:i w:val="0"/>
+                <w:color w:val="131B2E"/>
+                <w:sz w:val="16"/>
+              </w:rPr>
+              <w:t>Jornada nueva</w:t>
+            </w:r>
+            <w:r>
+              <w:rPr>
                 <w:b w:val="0"/>
                 <w:i w:val="0"/>
                 <w:color w:val="131B2E"/>
                 <w:sz w:val="16"/>
               </w:rPr>
-              <w:t>Campaña completa en fecha distinta, sin reutilizar episodios</w:t>
+              <w:t xml:space="preserve"> en fecha distinta, sin reutilizar episodios. Cierra los dos</w:t>
             </w:r>
           </w:p>
         </w:tc>

--- a/docs/entregables/01-evaluacion-critica/Informe-evaluacion-critica.docx
+++ b/docs/entregables/01-evaluacion-critica/Informe-evaluacion-critica.docx
@@ -2859,6 +2859,66 @@
         <w:t xml:space="preserve"> IJIES sube su APC de USD 300 a USD 400 el 1 de octubre y el cargo lo asume la Universidad Peruana Unión, así que enviar antes ahorra USD 100 institucionales. Con la mediana medida de la revista —41 días a la primera decisión, 158 hasta publicar—, un envío el 28 de septiembre proyecta decisión hacia el 8 de noviembre de 2026 y publicación hacia marzo de 2027.</w:t>
       </w:r>
     </w:p>
+    <w:p>
+      <w:pPr>
+        <w:spacing w:after="100"/>
+        <w:jc w:val="both"/>
+      </w:pPr>
+      <w:r>
+        <w:rPr>
+          <w:b/>
+          <w:i/>
+          <w:color w:val="5B6B8C"/>
+          <w:sz w:val="17"/>
+        </w:rPr>
+        <w:t>Dos riesgos declarados de este cronograma.</w:t>
+      </w:r>
+      <w:r>
+        <w:rPr>
+          <w:b w:val="0"/>
+          <w:i/>
+          <w:color w:val="5B6B8C"/>
+          <w:sz w:val="17"/>
+        </w:rPr>
+        <w:t xml:space="preserve"> Primero, el envío deja solo </w:t>
+      </w:r>
+      <w:r>
+        <w:rPr>
+          <w:b/>
+          <w:i/>
+          <w:color w:val="5B6B8C"/>
+          <w:sz w:val="17"/>
+        </w:rPr>
+        <w:t>3 días de margen</w:t>
+      </w:r>
+      <w:r>
+        <w:rPr>
+          <w:b w:val="0"/>
+          <w:i/>
+          <w:color w:val="5B6B8C"/>
+          <w:sz w:val="17"/>
+        </w:rPr>
+        <w:t xml:space="preserve"> antes de que suba el APC: si se retrasa, el sobrecoste de USD 100 lo asume la universidad. Segundo, </w:t>
+      </w:r>
+      <w:r>
+        <w:rPr>
+          <w:b/>
+          <w:i/>
+          <w:color w:val="5B6B8C"/>
+          <w:sz w:val="17"/>
+        </w:rPr>
+        <w:t>P-1 y P-2 se cierran después del envío</w:t>
+      </w:r>
+      <w:r>
+        <w:rPr>
+          <w:b w:val="0"/>
+          <w:i/>
+          <w:color w:val="5B6B8C"/>
+          <w:sz w:val="17"/>
+        </w:rPr>
+        <w:t xml:space="preserve"> —el 10 y el 24 de octubre— y por tanto mientras el artículo está en revisión. Es deliberado: el artículo se escribe con el resultado ya bloqueado, que no va a cambiar, y las mejoras posteriores se declaran como trabajo en curso.</w:t>
+      </w:r>
+    </w:p>
     <w:tbl>
       <w:tblPr>
         <w:tblW w:type="auto" w:w="0"/>
@@ -3329,7 +3389,7 @@
                 <w:color w:val="131B2E"/>
                 <w:sz w:val="16"/>
               </w:rPr>
-              <w:t>P-3</w:t>
+              <w:t>+P-3</w:t>
             </w:r>
           </w:p>
         </w:tc>
@@ -3349,7 +3409,25 @@
                 <w:color w:val="131B2E"/>
                 <w:sz w:val="16"/>
               </w:rPr>
-              <w:t>Juicio experto con 3 evaluadores, ya con los resultados del SUS a la vista</w:t>
+              <w:t xml:space="preserve">Juicio experto con 3 evaluadores. </w:t>
+            </w:r>
+            <w:r>
+              <w:rPr>
+                <w:b/>
+                <w:i w:val="0"/>
+                <w:color w:val="131B2E"/>
+                <w:sz w:val="16"/>
+              </w:rPr>
+              <w:t>Refuerza P-3, no lo cierra</w:t>
+            </w:r>
+            <w:r>
+              <w:rPr>
+                <w:b w:val="0"/>
+                <w:i w:val="0"/>
+                <w:color w:val="131B2E"/>
+                <w:sz w:val="16"/>
+              </w:rPr>
+              <w:t>: lo cierra el SUS del 9 de septiembre</w:t>
             </w:r>
           </w:p>
         </w:tc>

--- a/docs/entregables/01-evaluacion-critica/Informe-evaluacion-critica.docx
+++ b/docs/entregables/01-evaluacion-critica/Informe-evaluacion-critica.docx
@@ -2871,7 +2871,7 @@
           <w:color w:val="5B6B8C"/>
           <w:sz w:val="17"/>
         </w:rPr>
-        <w:t>Dos riesgos declarados de este cronograma.</w:t>
+        <w:t>Dos riesgos declarados.</w:t>
       </w:r>
       <w:r>
         <w:rPr>
@@ -2880,7 +2880,7 @@
           <w:color w:val="5B6B8C"/>
           <w:sz w:val="17"/>
         </w:rPr>
-        <w:t xml:space="preserve"> Primero, el envío deja solo </w:t>
+        <w:t xml:space="preserve"> El envío deja </w:t>
       </w:r>
       <w:r>
         <w:rPr>
@@ -2898,7 +2898,7 @@
           <w:color w:val="5B6B8C"/>
           <w:sz w:val="17"/>
         </w:rPr>
-        <w:t xml:space="preserve"> antes de que suba el APC: si se retrasa, el sobrecoste de USD 100 lo asume la universidad. Segundo, </w:t>
+        <w:t xml:space="preserve"> antes de que suba el APC. Y </w:t>
       </w:r>
       <w:r>
         <w:rPr>
@@ -2916,7 +2916,7 @@
           <w:color w:val="5B6B8C"/>
           <w:sz w:val="17"/>
         </w:rPr>
-        <w:t xml:space="preserve"> —el 10 y el 24 de octubre— y por tanto mientras el artículo está en revisión. Es deliberado: el artículo se escribe con el resultado ya bloqueado, que no va a cambiar, y las mejoras posteriores se declaran como trabajo en curso.</w:t>
+        <w:t>, con el artículo ya en revisión: es deliberado, porque el artículo se escribe con el resultado ya bloqueado.</w:t>
       </w:r>
     </w:p>
     <w:tbl>

--- a/docs/entregables/01-evaluacion-critica/Informe-evaluacion-critica.docx
+++ b/docs/entregables/01-evaluacion-critica/Informe-evaluacion-critica.docx
@@ -1582,7 +1582,25 @@
                 <w:color w:val="131B2E"/>
                 <w:sz w:val="16"/>
               </w:rPr>
-              <w:t xml:space="preserve"> publicados y verificables</w:t>
+              <w:t xml:space="preserve"> publicados y verificables. </w:t>
+            </w:r>
+            <w:r>
+              <w:rPr>
+                <w:b/>
+                <w:i w:val="0"/>
+                <w:color w:val="131B2E"/>
+                <w:sz w:val="16"/>
+              </w:rPr>
+              <w:t>No es replicabilidad</w:t>
+            </w:r>
+            <w:r>
+              <w:rPr>
+                <w:b w:val="0"/>
+                <w:i w:val="0"/>
+                <w:color w:val="131B2E"/>
+                <w:sz w:val="16"/>
+              </w:rPr>
+              <w:t>: eso exige datos nuevos y es P-2/P-4</w:t>
             </w:r>
           </w:p>
         </w:tc>
@@ -1877,6 +1895,24 @@
               </w:rPr>
               <w:t>El modelo se eligió mirando el examen final</w:t>
             </w:r>
+            <w:r>
+              <w:rPr>
+                <w:b w:val="0"/>
+                <w:i w:val="0"/>
+                <w:color w:val="131B2E"/>
+                <w:sz w:val="16"/>
+              </w:rPr>
+              <w:t xml:space="preserve"> </w:t>
+            </w:r>
+            <w:r>
+              <w:rPr>
+                <w:b w:val="0"/>
+                <w:i/>
+                <w:color w:val="131B2E"/>
+                <w:sz w:val="16"/>
+              </w:rPr>
+              <w:t>(replicabilidad)</w:t>
+            </w:r>
           </w:p>
         </w:tc>
         <w:tc>
@@ -1963,6 +1999,24 @@
               </w:rPr>
               <w:t>Nadie ha usado el panel salvo el equipo</w:t>
             </w:r>
+            <w:r>
+              <w:rPr>
+                <w:b w:val="0"/>
+                <w:i w:val="0"/>
+                <w:color w:val="131B2E"/>
+                <w:sz w:val="16"/>
+              </w:rPr>
+              <w:t xml:space="preserve"> </w:t>
+            </w:r>
+            <w:r>
+              <w:rPr>
+                <w:b w:val="0"/>
+                <w:i/>
+                <w:color w:val="131B2E"/>
+                <w:sz w:val="16"/>
+              </w:rPr>
+              <w:t>(pertinencia)</w:t>
+            </w:r>
           </w:p>
         </w:tc>
         <w:tc>
@@ -2048,6 +2102,24 @@
                 <w:sz w:val="16"/>
               </w:rPr>
               <w:t>No se sabe si funciona en otra jornada</w:t>
+            </w:r>
+            <w:r>
+              <w:rPr>
+                <w:b w:val="0"/>
+                <w:i w:val="0"/>
+                <w:color w:val="131B2E"/>
+                <w:sz w:val="16"/>
+              </w:rPr>
+              <w:t xml:space="preserve"> </w:t>
+            </w:r>
+            <w:r>
+              <w:rPr>
+                <w:b w:val="0"/>
+                <w:i/>
+                <w:color w:val="131B2E"/>
+                <w:sz w:val="16"/>
+              </w:rPr>
+              <w:t>(replicabilidad)</w:t>
             </w:r>
           </w:p>
         </w:tc>

--- a/docs/entregables/01-evaluacion-critica/Informe-evaluacion-critica.docx
+++ b/docs/entregables/01-evaluacion-critica/Informe-evaluacion-critica.docx
@@ -2919,7 +2919,7 @@
           <w:color w:val="131B2E"/>
           <w:sz w:val="18"/>
         </w:rPr>
-        <w:t>La fecha que ordena todo es el 30 de septiembre de 2026:</w:t>
+        <w:t>La fecha que ordena todo es el 30 de septiembre:</w:t>
       </w:r>
       <w:r>
         <w:rPr>
@@ -2928,7 +2928,7 @@
           <w:color w:val="131B2E"/>
           <w:sz w:val="18"/>
         </w:rPr>
-        <w:t xml:space="preserve"> IJIES sube su APC de USD 300 a USD 400 el 1 de octubre y el cargo lo asume la Universidad Peruana Unión, así que enviar antes ahorra USD 100 institucionales. Con la mediana medida de la revista —41 días a la primera decisión, 158 hasta publicar—, un envío el 28 de septiembre proyecta decisión hacia el 8 de noviembre de 2026 y publicación hacia marzo de 2027.</w:t>
+        <w:t xml:space="preserve"> IJIES sube su APC de USD 300 a 400 el 1 de octubre y lo paga la universidad. Un envío el 28 de septiembre proyecta primera decisión hacia el 8 de noviembre.</w:t>
       </w:r>
     </w:p>
     <w:p>
@@ -3948,7 +3948,7 @@
           <w:color w:val="131B2E"/>
           <w:sz w:val="18"/>
         </w:rPr>
-        <w:t>El artículo no espera a los tres últimos.</w:t>
+        <w:t>El artículo no espera a P-1 ni a P-2.</w:t>
       </w:r>
       <w:r>
         <w:rPr>
@@ -3957,7 +3957,7 @@
           <w:color w:val="131B2E"/>
           <w:sz w:val="18"/>
         </w:rPr>
-        <w:t xml:space="preserve"> La sección de resultados se escribe con lo que ya está bloqueado —modelo congelado, evaluación de un solo paso y 58 corridas de F6—: ese resultado está completo y no va a cambiar. Si la recalibración se retrasa, el artículo sale igual con la limitación declarada, que es como debe salir de todos modos. </w:t>
+        <w:t xml:space="preserve"> La sección de resultados se escribe con lo que ya está bloqueado y no va a cambiar; si algo se retrasa, sale igual con la limitación declarada. </w:t>
       </w:r>
       <w:r>
         <w:rPr>
@@ -3966,16 +3966,7 @@
           <w:color w:val="131B2E"/>
           <w:sz w:val="18"/>
         </w:rPr>
-        <w:t>La fecha de sustentación no la fija el equipo</w:t>
-      </w:r>
-      <w:r>
-        <w:rPr>
-          <w:b w:val="0"/>
-          <w:i/>
-          <w:color w:val="131B2E"/>
-          <w:sz w:val="18"/>
-        </w:rPr>
-        <w:t>, pero ningún pendiente de esta lista la condiciona más allá del 24 de octubre de 2026.</w:t>
+        <w:t>Ningún pendiente condiciona la sustentación más allá del 24 de octubre.</w:t>
       </w:r>
     </w:p>
     <w:p>
@@ -4552,6 +4543,49 @@
     </w:p>
     <w:p>
       <w:pPr>
+        <w:spacing w:after="100"/>
+        <w:jc w:val="both"/>
+      </w:pPr>
+      <w:r>
+        <w:rPr>
+          <w:b/>
+          <w:i w:val="0"/>
+          <w:color w:val="131B2E"/>
+          <w:sz w:val="17"/>
+        </w:rPr>
+        <w:t>Cualquiera puede descargarlo y ejecutarlo.</w:t>
+      </w:r>
+      <w:r>
+        <w:rPr>
+          <w:b w:val="0"/>
+          <w:i w:val="0"/>
+          <w:color w:val="131B2E"/>
+          <w:sz w:val="17"/>
+        </w:rPr>
+        <w:t xml:space="preserve"> Repositorio público: </w:t>
+      </w:r>
+      <w:r>
+        <w:rPr>
+          <w:rFonts w:ascii="Consolas" w:hAnsi="Consolas"/>
+          <w:b w:val="0"/>
+          <w:i w:val="0"/>
+          <w:color w:val="131B2E"/>
+          <w:sz w:val="17"/>
+        </w:rPr>
+        <w:t>github.com/marksato13/VF-Sistema-Open-Source-para-la-Deteccion-Temprana-de-Comportamientos-Anomalos-en-Redes-de-Datos</w:t>
+      </w:r>
+      <w:r>
+        <w:rPr>
+          <w:b w:val="0"/>
+          <w:i w:val="0"/>
+          <w:color w:val="131B2E"/>
+          <w:sz w:val="17"/>
+        </w:rPr>
+        <w:t xml:space="preserve"> — con el dataset, los 7 modelos, los scripts que generan cada cifra de este informe y el entorno con versiones exactas.</w:t>
+      </w:r>
+    </w:p>
+    <w:p>
+      <w:pPr>
         <w:spacing w:before="200" w:after="60"/>
       </w:pPr>
       <w:r>
